--- a/docs/Template - Fase 2 - Projeto em Business Intelligence e Analytics.docx
+++ b/docs/Template - Fase 2 - Projeto em Business Intelligence e Analytics.docx
@@ -1,6 +1,6 @@
 
 <file path=word/document.xml><?xml version="1.0" encoding="utf-8"?>
-<w:document xmlns:wpc="http://schemas.microsoft.com/office/word/2010/wordprocessingCanvas" xmlns:cx="http://schemas.microsoft.com/office/drawing/2014/chartex" xmlns:cx1="http://schemas.microsoft.com/office/drawing/2015/9/8/chartex" xmlns:cx2="http://schemas.microsoft.com/office/drawing/2015/10/21/chartex" xmlns:cx3="http://schemas.microsoft.com/office/drawing/2016/5/9/chartex" xmlns:cx4="http://schemas.microsoft.com/office/drawing/2016/5/10/chartex" xmlns:cx5="http://schemas.microsoft.com/office/drawing/2016/5/11/chartex" xmlns:cx6="http://schemas.microsoft.com/office/drawing/2016/5/12/chartex" xmlns:cx7="http://schemas.microsoft.com/office/drawing/2016/5/13/chartex" xmlns:cx8="http://schemas.microsoft.com/office/drawing/2016/5/14/chartex" xmlns:mc="http://schemas.openxmlformats.org/markup-compatibility/2006" xmlns:aink="http://schemas.microsoft.com/office/drawing/2016/ink" xmlns:am3d="http://schemas.microsoft.com/office/drawing/2017/model3d" xmlns:o="urn:schemas-microsoft-com:office:office" xmlns:r="http://schemas.openxmlformats.org/officeDocument/2006/relationships" xmlns:m="http://schemas.openxmlformats.org/officeDocument/2006/math" xmlns:v="urn:schemas-microsoft-com:vml" xmlns:wp14="http://schemas.microsoft.com/office/word/2010/wordprocessingDrawing" xmlns:wp="http://schemas.openxmlformats.org/drawingml/2006/wordprocessingDrawing" xmlns:w10="urn:schemas-microsoft-com:office:word" xmlns:w="http://schemas.openxmlformats.org/wordprocessingml/2006/main" xmlns:w14="http://schemas.microsoft.com/office/word/2010/wordml" xmlns:w15="http://schemas.microsoft.com/office/word/2012/wordml" xmlns:w16cid="http://schemas.microsoft.com/office/word/2016/wordml/cid" xmlns:w16se="http://schemas.microsoft.com/office/word/2015/wordml/symex" xmlns:wpg="http://schemas.microsoft.com/office/word/2010/wordprocessingGroup" xmlns:wpi="http://schemas.microsoft.com/office/word/2010/wordprocessingInk" xmlns:wne="http://schemas.microsoft.com/office/word/2006/wordml" xmlns:wps="http://schemas.microsoft.com/office/word/2010/wordprocessingShape" mc:Ignorable="w14 w15 w16se w16cid wp14">
+<w:document xmlns:wpc="http://schemas.microsoft.com/office/word/2010/wordprocessingCanvas" xmlns:cx="http://schemas.microsoft.com/office/drawing/2014/chartex" xmlns:cx1="http://schemas.microsoft.com/office/drawing/2015/9/8/chartex" xmlns:cx2="http://schemas.microsoft.com/office/drawing/2015/10/21/chartex" xmlns:cx3="http://schemas.microsoft.com/office/drawing/2016/5/9/chartex" xmlns:cx4="http://schemas.microsoft.com/office/drawing/2016/5/10/chartex" xmlns:cx5="http://schemas.microsoft.com/office/drawing/2016/5/11/chartex" xmlns:cx6="http://schemas.microsoft.com/office/drawing/2016/5/12/chartex" xmlns:cx7="http://schemas.microsoft.com/office/drawing/2016/5/13/chartex" xmlns:cx8="http://schemas.microsoft.com/office/drawing/2016/5/14/chartex" xmlns:mc="http://schemas.openxmlformats.org/markup-compatibility/2006" xmlns:aink="http://schemas.microsoft.com/office/drawing/2016/ink" xmlns:am3d="http://schemas.microsoft.com/office/drawing/2017/model3d" xmlns:o="urn:schemas-microsoft-com:office:office" xmlns:oel="http://schemas.microsoft.com/office/2019/extlst" xmlns:r="http://schemas.openxmlformats.org/officeDocument/2006/relationships" xmlns:m="http://schemas.openxmlformats.org/officeDocument/2006/math" xmlns:v="urn:schemas-microsoft-com:vml" xmlns:wp14="http://schemas.microsoft.com/office/word/2010/wordprocessingDrawing" xmlns:wp="http://schemas.openxmlformats.org/drawingml/2006/wordprocessingDrawing" xmlns:w10="urn:schemas-microsoft-com:office:word" xmlns:w="http://schemas.openxmlformats.org/wordprocessingml/2006/main" xmlns:w14="http://schemas.microsoft.com/office/word/2010/wordml" xmlns:w15="http://schemas.microsoft.com/office/word/2012/wordml" xmlns:w16cex="http://schemas.microsoft.com/office/word/2018/wordml/cex" xmlns:w16cid="http://schemas.microsoft.com/office/word/2016/wordml/cid" xmlns:w16="http://schemas.microsoft.com/office/word/2018/wordml" xmlns:w16du="http://schemas.microsoft.com/office/word/2023/wordml/word16du" xmlns:w16sdtdh="http://schemas.microsoft.com/office/word/2020/wordml/sdtdatahash" xmlns:w16sdtfl="http://schemas.microsoft.com/office/word/2024/wordml/sdtformatlock" xmlns:w16se="http://schemas.microsoft.com/office/word/2015/wordml/symex" xmlns:wpg="http://schemas.microsoft.com/office/word/2010/wordprocessingGroup" xmlns:wpi="http://schemas.microsoft.com/office/word/2010/wordprocessingInk" xmlns:wne="http://schemas.microsoft.com/office/word/2006/wordml" xmlns:wps="http://schemas.microsoft.com/office/word/2010/wordprocessingShape" mc:Ignorable="w14 w15 w16se w16cid w16 w16cex w16sdtdh w16sdtfl w16du wp14">
   <w:body>
     <w:p>
       <w:pPr>
@@ -236,22 +236,447 @@
     </w:p>
     <w:p>
       <w:pPr>
-        <w:spacing w:after="0" w:line="240" w:lineRule="auto"/>
-        <w:rPr>
-          <w:color w:val="000000" w:themeColor="text1"/>
-          <w:sz w:val="24"/>
-        </w:rPr>
-      </w:pPr>
-      <w:r>
-        <w:rPr>
-          <w:color w:val="000000" w:themeColor="text1"/>
-          <w:sz w:val="24"/>
-        </w:rPr>
-        <w:t>Insira aqui sua resposta.</w:t>
+        <w:spacing w:after="0" w:line="360" w:lineRule="auto"/>
+        <w:rPr>
+          <w:rFonts w:ascii="Arial" w:hAnsi="Arial" w:cs="Arial"/>
+          <w:color w:val="000000" w:themeColor="text1"/>
+          <w:sz w:val="24"/>
+        </w:rPr>
+      </w:pPr>
+      <w:r>
+        <w:rPr>
+          <w:rFonts w:ascii="Arial" w:hAnsi="Arial" w:cs="Arial"/>
+          <w:color w:val="000000" w:themeColor="text1"/>
+          <w:sz w:val="24"/>
+        </w:rPr>
+        <w:tab/>
+        <w:t>Os indicadores estratégicos foram definidos a partir das hipóteses formuladas na primeira fase do projeto, com o objetivo de monitorar o risco de rebaixamento e apoiar decisões de planejamento esportivo e financeiro do clube ao longo da temporada. Seis KPIs foram utilizadas no dashboard sendo elas:</w:t>
       </w:r>
     </w:p>
     <w:p>
       <w:pPr>
+        <w:spacing w:after="0" w:line="360" w:lineRule="auto"/>
+        <w:rPr>
+          <w:rFonts w:ascii="Arial" w:hAnsi="Arial" w:cs="Arial"/>
+          <w:color w:val="000000" w:themeColor="text1"/>
+          <w:sz w:val="24"/>
+        </w:rPr>
+      </w:pPr>
+    </w:p>
+    <w:p>
+      <w:pPr>
+        <w:pStyle w:val="PargrafodaLista"/>
+        <w:numPr>
+          <w:ilvl w:val="0"/>
+          <w:numId w:val="11"/>
+        </w:numPr>
+        <w:spacing w:after="0" w:line="360" w:lineRule="auto"/>
+        <w:rPr>
+          <w:rFonts w:ascii="Arial" w:hAnsi="Arial" w:cs="Arial"/>
+          <w:color w:val="000000" w:themeColor="text1"/>
+          <w:sz w:val="24"/>
+        </w:rPr>
+      </w:pPr>
+      <w:r>
+        <w:rPr>
+          <w:rFonts w:ascii="Arial" w:hAnsi="Arial" w:cs="Arial"/>
+          <w:b/>
+          <w:bCs/>
+          <w:color w:val="000000" w:themeColor="text1"/>
+          <w:sz w:val="24"/>
+        </w:rPr>
+        <w:t>KPI 1 Divisão de risco dos clubes</w:t>
+      </w:r>
+      <w:r>
+        <w:rPr>
+          <w:rFonts w:ascii="Arial" w:hAnsi="Arial" w:cs="Arial"/>
+          <w:color w:val="000000" w:themeColor="text1"/>
+          <w:sz w:val="24"/>
+        </w:rPr>
+        <w:t xml:space="preserve">: </w:t>
+      </w:r>
+      <w:r>
+        <w:rPr>
+          <w:rFonts w:ascii="Arial" w:hAnsi="Arial" w:cs="Arial"/>
+          <w:color w:val="000000" w:themeColor="text1"/>
+          <w:sz w:val="24"/>
+        </w:rPr>
+        <w:t>u</w:t>
+      </w:r>
+      <w:r>
+        <w:rPr>
+          <w:rFonts w:ascii="Arial" w:hAnsi="Arial" w:cs="Arial"/>
+          <w:color w:val="000000" w:themeColor="text1"/>
+          <w:sz w:val="24"/>
+        </w:rPr>
+        <w:t>ma formula para definir os clubes que possuem risco baixo, medio, alto e muito alto de rebaixamento de acordo com os resultados da temporada;</w:t>
+      </w:r>
+    </w:p>
+    <w:p>
+      <w:pPr>
+        <w:spacing w:after="0" w:line="360" w:lineRule="auto"/>
+        <w:rPr>
+          <w:rFonts w:ascii="Arial" w:hAnsi="Arial" w:cs="Arial"/>
+          <w:color w:val="000000" w:themeColor="text1"/>
+          <w:sz w:val="24"/>
+        </w:rPr>
+      </w:pPr>
+    </w:p>
+    <w:p>
+      <w:pPr>
+        <w:pStyle w:val="PargrafodaLista"/>
+        <w:numPr>
+          <w:ilvl w:val="0"/>
+          <w:numId w:val="11"/>
+        </w:numPr>
+        <w:spacing w:after="0" w:line="360" w:lineRule="auto"/>
+        <w:rPr>
+          <w:rFonts w:ascii="Arial" w:hAnsi="Arial" w:cs="Arial"/>
+          <w:color w:val="000000" w:themeColor="text1"/>
+          <w:sz w:val="24"/>
+        </w:rPr>
+      </w:pPr>
+      <w:r>
+        <w:rPr>
+          <w:rFonts w:ascii="Arial" w:hAnsi="Arial" w:cs="Arial"/>
+          <w:b/>
+          <w:bCs/>
+          <w:color w:val="000000" w:themeColor="text1"/>
+          <w:sz w:val="24"/>
+        </w:rPr>
+        <w:t>KPI 2 Média de risco</w:t>
+      </w:r>
+      <w:r>
+        <w:rPr>
+          <w:rFonts w:ascii="Arial" w:hAnsi="Arial" w:cs="Arial"/>
+          <w:color w:val="000000" w:themeColor="text1"/>
+          <w:sz w:val="24"/>
+        </w:rPr>
+        <w:t xml:space="preserve">: </w:t>
+      </w:r>
+      <w:r>
+        <w:rPr>
+          <w:rFonts w:ascii="Arial" w:hAnsi="Arial" w:cs="Arial"/>
+          <w:color w:val="000000" w:themeColor="text1"/>
+          <w:sz w:val="24"/>
+        </w:rPr>
+        <w:t>t</w:t>
+      </w:r>
+      <w:r>
+        <w:rPr>
+          <w:rFonts w:ascii="Arial" w:hAnsi="Arial" w:cs="Arial"/>
+          <w:color w:val="000000" w:themeColor="text1"/>
+          <w:sz w:val="24"/>
+        </w:rPr>
+        <w:t>raça e média de risco para rebaixamento na temporada, traçando por todos os clubes;</w:t>
+      </w:r>
+    </w:p>
+    <w:p>
+      <w:pPr>
+        <w:spacing w:after="0" w:line="360" w:lineRule="auto"/>
+        <w:rPr>
+          <w:rFonts w:ascii="Arial" w:hAnsi="Arial" w:cs="Arial"/>
+          <w:color w:val="000000" w:themeColor="text1"/>
+          <w:sz w:val="24"/>
+        </w:rPr>
+      </w:pPr>
+    </w:p>
+    <w:p>
+      <w:pPr>
+        <w:pStyle w:val="PargrafodaLista"/>
+        <w:numPr>
+          <w:ilvl w:val="0"/>
+          <w:numId w:val="11"/>
+        </w:numPr>
+        <w:spacing w:after="0" w:line="360" w:lineRule="auto"/>
+        <w:rPr>
+          <w:rFonts w:ascii="Arial" w:hAnsi="Arial" w:cs="Arial"/>
+          <w:color w:val="000000" w:themeColor="text1"/>
+          <w:sz w:val="24"/>
+        </w:rPr>
+      </w:pPr>
+      <w:r>
+        <w:rPr>
+          <w:rFonts w:ascii="Arial" w:hAnsi="Arial" w:cs="Arial"/>
+          <w:b/>
+          <w:bCs/>
+          <w:color w:val="000000" w:themeColor="text1"/>
+          <w:sz w:val="24"/>
+        </w:rPr>
+        <w:t>KPI 3 Maior risco de rebaixamento:</w:t>
+      </w:r>
+      <w:r>
+        <w:rPr>
+          <w:rFonts w:ascii="Arial" w:hAnsi="Arial" w:cs="Arial"/>
+          <w:color w:val="000000" w:themeColor="text1"/>
+          <w:sz w:val="24"/>
+        </w:rPr>
+        <w:t xml:space="preserve"> </w:t>
+      </w:r>
+      <w:r>
+        <w:rPr>
+          <w:rFonts w:ascii="Arial" w:hAnsi="Arial" w:cs="Arial"/>
+          <w:color w:val="000000" w:themeColor="text1"/>
+          <w:sz w:val="24"/>
+        </w:rPr>
+        <w:t>trás</w:t>
+      </w:r>
+      <w:r>
+        <w:rPr>
+          <w:rFonts w:ascii="Arial" w:hAnsi="Arial" w:cs="Arial"/>
+          <w:color w:val="000000" w:themeColor="text1"/>
+          <w:sz w:val="24"/>
+        </w:rPr>
+        <w:t xml:space="preserve"> o nome e porcentagem de risco para rebaixamento do clube com maior risco;</w:t>
+      </w:r>
+    </w:p>
+    <w:p>
+      <w:pPr>
+        <w:spacing w:after="0" w:line="360" w:lineRule="auto"/>
+        <w:rPr>
+          <w:rFonts w:ascii="Arial" w:hAnsi="Arial" w:cs="Arial"/>
+          <w:color w:val="000000" w:themeColor="text1"/>
+          <w:sz w:val="24"/>
+        </w:rPr>
+      </w:pPr>
+    </w:p>
+    <w:p>
+      <w:pPr>
+        <w:pStyle w:val="PargrafodaLista"/>
+        <w:numPr>
+          <w:ilvl w:val="0"/>
+          <w:numId w:val="11"/>
+        </w:numPr>
+        <w:spacing w:after="0" w:line="360" w:lineRule="auto"/>
+        <w:rPr>
+          <w:rFonts w:ascii="Arial" w:hAnsi="Arial" w:cs="Arial"/>
+          <w:color w:val="000000" w:themeColor="text1"/>
+          <w:sz w:val="24"/>
+        </w:rPr>
+      </w:pPr>
+      <w:r>
+        <w:rPr>
+          <w:rFonts w:ascii="Arial" w:hAnsi="Arial" w:cs="Arial"/>
+          <w:b/>
+          <w:bCs/>
+          <w:color w:val="000000" w:themeColor="text1"/>
+          <w:sz w:val="24"/>
+        </w:rPr>
+        <w:t>KPI 4 Menor risco de rebaixamento:</w:t>
+      </w:r>
+      <w:r>
+        <w:rPr>
+          <w:rFonts w:ascii="Arial" w:hAnsi="Arial" w:cs="Arial"/>
+          <w:color w:val="000000" w:themeColor="text1"/>
+          <w:sz w:val="24"/>
+        </w:rPr>
+        <w:t xml:space="preserve"> </w:t>
+      </w:r>
+      <w:r>
+        <w:rPr>
+          <w:rFonts w:ascii="Arial" w:hAnsi="Arial" w:cs="Arial"/>
+          <w:color w:val="000000" w:themeColor="text1"/>
+          <w:sz w:val="24"/>
+        </w:rPr>
+        <w:t>inverso</w:t>
+      </w:r>
+      <w:r>
+        <w:rPr>
+          <w:rFonts w:ascii="Arial" w:hAnsi="Arial" w:cs="Arial"/>
+          <w:color w:val="000000" w:themeColor="text1"/>
+          <w:sz w:val="24"/>
+        </w:rPr>
+        <w:t xml:space="preserve"> do KPI 3, o clube com menor risco de rebaixamento;</w:t>
+      </w:r>
+    </w:p>
+    <w:p>
+      <w:pPr>
+        <w:spacing w:after="0" w:line="360" w:lineRule="auto"/>
+        <w:rPr>
+          <w:rFonts w:ascii="Arial" w:hAnsi="Arial" w:cs="Arial"/>
+          <w:color w:val="000000" w:themeColor="text1"/>
+          <w:sz w:val="24"/>
+        </w:rPr>
+      </w:pPr>
+    </w:p>
+    <w:p>
+      <w:pPr>
+        <w:pStyle w:val="PargrafodaLista"/>
+        <w:numPr>
+          <w:ilvl w:val="0"/>
+          <w:numId w:val="11"/>
+        </w:numPr>
+        <w:spacing w:after="0" w:line="360" w:lineRule="auto"/>
+        <w:rPr>
+          <w:rFonts w:ascii="Arial" w:hAnsi="Arial" w:cs="Arial"/>
+          <w:color w:val="000000" w:themeColor="text1"/>
+          <w:sz w:val="24"/>
+        </w:rPr>
+      </w:pPr>
+      <w:r>
+        <w:rPr>
+          <w:rFonts w:ascii="Arial" w:hAnsi="Arial" w:cs="Arial"/>
+          <w:b/>
+          <w:bCs/>
+          <w:color w:val="000000" w:themeColor="text1"/>
+          <w:sz w:val="24"/>
+        </w:rPr>
+        <w:t>KPI 5 Risco de rebaixamento por clube</w:t>
+      </w:r>
+      <w:r>
+        <w:rPr>
+          <w:rFonts w:ascii="Arial" w:hAnsi="Arial" w:cs="Arial"/>
+          <w:b/>
+          <w:bCs/>
+          <w:color w:val="000000" w:themeColor="text1"/>
+          <w:sz w:val="24"/>
+        </w:rPr>
+        <w:t xml:space="preserve">: </w:t>
+      </w:r>
+      <w:r>
+        <w:rPr>
+          <w:rFonts w:ascii="Arial" w:hAnsi="Arial" w:cs="Arial"/>
+          <w:color w:val="000000" w:themeColor="text1"/>
+          <w:sz w:val="24"/>
+        </w:rPr>
+        <w:t>gráfico</w:t>
+      </w:r>
+      <w:r>
+        <w:rPr>
+          <w:rFonts w:ascii="Arial" w:hAnsi="Arial" w:cs="Arial"/>
+          <w:color w:val="000000" w:themeColor="text1"/>
+          <w:sz w:val="24"/>
+        </w:rPr>
+        <w:t xml:space="preserve"> de barras mostrando a </w:t>
+      </w:r>
+      <w:r>
+        <w:rPr>
+          <w:rFonts w:ascii="Arial" w:hAnsi="Arial" w:cs="Arial"/>
+          <w:color w:val="000000" w:themeColor="text1"/>
+          <w:sz w:val="24"/>
+        </w:rPr>
+        <w:t>porcentagem</w:t>
+      </w:r>
+      <w:r>
+        <w:rPr>
+          <w:rFonts w:ascii="Arial" w:hAnsi="Arial" w:cs="Arial"/>
+          <w:color w:val="000000" w:themeColor="text1"/>
+          <w:sz w:val="24"/>
+        </w:rPr>
+        <w:t xml:space="preserve"> de cada clube teve na temporada de 2025 de ser rebaixado, sendo do maior ao menor risco.</w:t>
+      </w:r>
+    </w:p>
+    <w:p>
+      <w:pPr>
+        <w:spacing w:after="0" w:line="360" w:lineRule="auto"/>
+        <w:rPr>
+          <w:rFonts w:ascii="Arial" w:hAnsi="Arial" w:cs="Arial"/>
+          <w:color w:val="000000" w:themeColor="text1"/>
+          <w:sz w:val="24"/>
+        </w:rPr>
+      </w:pPr>
+    </w:p>
+    <w:p>
+      <w:pPr>
+        <w:pStyle w:val="PargrafodaLista"/>
+        <w:numPr>
+          <w:ilvl w:val="0"/>
+          <w:numId w:val="11"/>
+        </w:numPr>
+        <w:spacing w:after="0" w:line="360" w:lineRule="auto"/>
+        <w:rPr>
+          <w:rFonts w:ascii="Arial" w:hAnsi="Arial" w:cs="Arial"/>
+          <w:color w:val="000000" w:themeColor="text1"/>
+          <w:sz w:val="24"/>
+        </w:rPr>
+      </w:pPr>
+      <w:r>
+        <w:rPr>
+          <w:rFonts w:ascii="Arial" w:hAnsi="Arial" w:cs="Arial"/>
+          <w:b/>
+          <w:bCs/>
+          <w:color w:val="000000" w:themeColor="text1"/>
+          <w:sz w:val="24"/>
+        </w:rPr>
+        <w:lastRenderedPageBreak/>
+        <w:t xml:space="preserve">KPI 6 Risco de rebaixamento ao longo </w:t>
+      </w:r>
+      <w:r>
+        <w:rPr>
+          <w:rFonts w:ascii="Arial" w:hAnsi="Arial" w:cs="Arial"/>
+          <w:b/>
+          <w:bCs/>
+          <w:color w:val="000000" w:themeColor="text1"/>
+          <w:sz w:val="24"/>
+        </w:rPr>
+        <w:t>das temporadas</w:t>
+      </w:r>
+      <w:r>
+        <w:rPr>
+          <w:rFonts w:ascii="Arial" w:hAnsi="Arial" w:cs="Arial"/>
+          <w:b/>
+          <w:bCs/>
+          <w:color w:val="000000" w:themeColor="text1"/>
+          <w:sz w:val="24"/>
+        </w:rPr>
+        <w:t xml:space="preserve"> (2014 – 2025):</w:t>
+      </w:r>
+      <w:r>
+        <w:rPr>
+          <w:rFonts w:ascii="Arial" w:hAnsi="Arial" w:cs="Arial"/>
+          <w:color w:val="000000" w:themeColor="text1"/>
+          <w:sz w:val="24"/>
+        </w:rPr>
+        <w:t xml:space="preserve"> o gráfico mais importante </w:t>
+      </w:r>
+      <w:r>
+        <w:rPr>
+          <w:rFonts w:ascii="Arial" w:hAnsi="Arial" w:cs="Arial"/>
+          <w:color w:val="000000" w:themeColor="text1"/>
+          <w:sz w:val="24"/>
+        </w:rPr>
+        <w:t>até</w:t>
+      </w:r>
+      <w:r>
+        <w:rPr>
+          <w:rFonts w:ascii="Arial" w:hAnsi="Arial" w:cs="Arial"/>
+          <w:color w:val="000000" w:themeColor="text1"/>
+          <w:sz w:val="24"/>
+        </w:rPr>
+        <w:t xml:space="preserve"> aqui, trazendo como os clubes que tiveram maior risco da temporada de 2025 agiram nas temporadas passadas, desde 2014.</w:t>
+      </w:r>
+    </w:p>
+    <w:p>
+      <w:pPr>
+        <w:spacing w:after="0" w:line="360" w:lineRule="auto"/>
+        <w:rPr>
+          <w:rFonts w:ascii="Arial" w:hAnsi="Arial" w:cs="Arial"/>
+          <w:color w:val="000000" w:themeColor="text1"/>
+          <w:sz w:val="24"/>
+        </w:rPr>
+      </w:pPr>
+    </w:p>
+    <w:p>
+      <w:pPr>
+        <w:spacing w:after="0" w:line="360" w:lineRule="auto"/>
+        <w:ind w:firstLine="360"/>
+        <w:rPr>
+          <w:rFonts w:ascii="Arial" w:hAnsi="Arial" w:cs="Arial"/>
+          <w:color w:val="000000" w:themeColor="text1"/>
+          <w:sz w:val="24"/>
+        </w:rPr>
+      </w:pPr>
+      <w:r>
+        <w:rPr>
+          <w:rFonts w:ascii="Arial" w:hAnsi="Arial" w:cs="Arial"/>
+          <w:color w:val="000000" w:themeColor="text1"/>
+          <w:sz w:val="24"/>
+        </w:rPr>
+        <w:t>O KPI 6 é o gráfico mais importante do dashboard, sabendo como as temporadas passadas ocorreram, pode se presumir que o clube está no caminho certo ou no errado, ao exemplo de Internacional, que ao longo das temporadas teve um aumento de chance de rebaixamento crescendo consideravelmente, os restantes das KPIs tende a ser para auxiliar na análise, útil para procurar um clube para qual investir, por exemplo.</w:t>
+      </w:r>
+    </w:p>
+    <w:p>
+      <w:pPr>
         <w:spacing w:before="720" w:after="0" w:line="240" w:lineRule="auto"/>
         <w:jc w:val="both"/>
         <w:rPr>
@@ -477,18 +902,7 @@
           <w:color w:val="7B7B7B" w:themeColor="accent3" w:themeShade="BF"/>
           <w:szCs w:val="21"/>
         </w:rPr>
-        <w:t xml:space="preserve"> </w:t>
-      </w:r>
-      <w:bookmarkStart w:id="0" w:name="_GoBack"/>
-      <w:bookmarkEnd w:id="0"/>
-      <w:r>
-        <w:rPr>
-          <w:rFonts w:asciiTheme="minorHAnsi" w:hAnsiTheme="minorHAnsi" w:cstheme="minorHAnsi"/>
-          <w:bCs/>
-          <w:color w:val="7B7B7B" w:themeColor="accent3" w:themeShade="BF"/>
-          <w:szCs w:val="21"/>
-        </w:rPr>
-        <w:t xml:space="preserve">No </w:t>
+        <w:t xml:space="preserve"> No </w:t>
       </w:r>
       <w:r>
         <w:rPr>
@@ -656,7 +1070,7 @@
 </file>
 
 <file path=word/endnotes.xml><?xml version="1.0" encoding="utf-8"?>
-<w:endnotes xmlns:wpc="http://schemas.microsoft.com/office/word/2010/wordprocessingCanvas" xmlns:cx="http://schemas.microsoft.com/office/drawing/2014/chartex" xmlns:cx1="http://schemas.microsoft.com/office/drawing/2015/9/8/chartex" xmlns:cx2="http://schemas.microsoft.com/office/drawing/2015/10/21/chartex" xmlns:cx3="http://schemas.microsoft.com/office/drawing/2016/5/9/chartex" xmlns:cx4="http://schemas.microsoft.com/office/drawing/2016/5/10/chartex" xmlns:cx5="http://schemas.microsoft.com/office/drawing/2016/5/11/chartex" xmlns:cx6="http://schemas.microsoft.com/office/drawing/2016/5/12/chartex" xmlns:cx7="http://schemas.microsoft.com/office/drawing/2016/5/13/chartex" xmlns:cx8="http://schemas.microsoft.com/office/drawing/2016/5/14/chartex" xmlns:mc="http://schemas.openxmlformats.org/markup-compatibility/2006" xmlns:aink="http://schemas.microsoft.com/office/drawing/2016/ink" xmlns:am3d="http://schemas.microsoft.com/office/drawing/2017/model3d" xmlns:o="urn:schemas-microsoft-com:office:office" xmlns:r="http://schemas.openxmlformats.org/officeDocument/2006/relationships" xmlns:m="http://schemas.openxmlformats.org/officeDocument/2006/math" xmlns:v="urn:schemas-microsoft-com:vml" xmlns:wp14="http://schemas.microsoft.com/office/word/2010/wordprocessingDrawing" xmlns:wp="http://schemas.openxmlformats.org/drawingml/2006/wordprocessingDrawing" xmlns:w10="urn:schemas-microsoft-com:office:word" xmlns:w="http://schemas.openxmlformats.org/wordprocessingml/2006/main" xmlns:w14="http://schemas.microsoft.com/office/word/2010/wordml" xmlns:w15="http://schemas.microsoft.com/office/word/2012/wordml" xmlns:w16cid="http://schemas.microsoft.com/office/word/2016/wordml/cid" xmlns:w16se="http://schemas.microsoft.com/office/word/2015/wordml/symex" xmlns:wpg="http://schemas.microsoft.com/office/word/2010/wordprocessingGroup" xmlns:wpi="http://schemas.microsoft.com/office/word/2010/wordprocessingInk" xmlns:wne="http://schemas.microsoft.com/office/word/2006/wordml" xmlns:wps="http://schemas.microsoft.com/office/word/2010/wordprocessingShape" mc:Ignorable="w14 w15 w16se w16cid wp14">
+<w:endnotes xmlns:wpc="http://schemas.microsoft.com/office/word/2010/wordprocessingCanvas" xmlns:cx="http://schemas.microsoft.com/office/drawing/2014/chartex" xmlns:cx1="http://schemas.microsoft.com/office/drawing/2015/9/8/chartex" xmlns:cx2="http://schemas.microsoft.com/office/drawing/2015/10/21/chartex" xmlns:cx3="http://schemas.microsoft.com/office/drawing/2016/5/9/chartex" xmlns:cx4="http://schemas.microsoft.com/office/drawing/2016/5/10/chartex" xmlns:cx5="http://schemas.microsoft.com/office/drawing/2016/5/11/chartex" xmlns:cx6="http://schemas.microsoft.com/office/drawing/2016/5/12/chartex" xmlns:cx7="http://schemas.microsoft.com/office/drawing/2016/5/13/chartex" xmlns:cx8="http://schemas.microsoft.com/office/drawing/2016/5/14/chartex" xmlns:mc="http://schemas.openxmlformats.org/markup-compatibility/2006" xmlns:aink="http://schemas.microsoft.com/office/drawing/2016/ink" xmlns:am3d="http://schemas.microsoft.com/office/drawing/2017/model3d" xmlns:o="urn:schemas-microsoft-com:office:office" xmlns:oel="http://schemas.microsoft.com/office/2019/extlst" xmlns:r="http://schemas.openxmlformats.org/officeDocument/2006/relationships" xmlns:m="http://schemas.openxmlformats.org/officeDocument/2006/math" xmlns:v="urn:schemas-microsoft-com:vml" xmlns:wp14="http://schemas.microsoft.com/office/word/2010/wordprocessingDrawing" xmlns:wp="http://schemas.openxmlformats.org/drawingml/2006/wordprocessingDrawing" xmlns:w10="urn:schemas-microsoft-com:office:word" xmlns:w="http://schemas.openxmlformats.org/wordprocessingml/2006/main" xmlns:w14="http://schemas.microsoft.com/office/word/2010/wordml" xmlns:w15="http://schemas.microsoft.com/office/word/2012/wordml" xmlns:w16cex="http://schemas.microsoft.com/office/word/2018/wordml/cex" xmlns:w16cid="http://schemas.microsoft.com/office/word/2016/wordml/cid" xmlns:w16="http://schemas.microsoft.com/office/word/2018/wordml" xmlns:w16du="http://schemas.microsoft.com/office/word/2023/wordml/word16du" xmlns:w16sdtdh="http://schemas.microsoft.com/office/word/2020/wordml/sdtdatahash" xmlns:w16sdtfl="http://schemas.microsoft.com/office/word/2024/wordml/sdtformatlock" xmlns:w16se="http://schemas.microsoft.com/office/word/2015/wordml/symex" xmlns:wpg="http://schemas.microsoft.com/office/word/2010/wordprocessingGroup" xmlns:wpi="http://schemas.microsoft.com/office/word/2010/wordprocessingInk" xmlns:wne="http://schemas.microsoft.com/office/word/2006/wordml" xmlns:wps="http://schemas.microsoft.com/office/word/2010/wordprocessingShape" mc:Ignorable="w14 w15 w16se w16cid w16 w16cex w16sdtdh w16sdtfl w16du wp14">
   <w:endnote w:type="separator" w:id="-1">
     <w:p>
       <w:pPr>
@@ -688,7 +1102,7 @@
 </file>
 
 <file path=word/footer1.xml><?xml version="1.0" encoding="utf-8"?>
-<w:ftr xmlns:wpc="http://schemas.microsoft.com/office/word/2010/wordprocessingCanvas" xmlns:cx="http://schemas.microsoft.com/office/drawing/2014/chartex" xmlns:cx1="http://schemas.microsoft.com/office/drawing/2015/9/8/chartex" xmlns:cx2="http://schemas.microsoft.com/office/drawing/2015/10/21/chartex" xmlns:cx3="http://schemas.microsoft.com/office/drawing/2016/5/9/chartex" xmlns:cx4="http://schemas.microsoft.com/office/drawing/2016/5/10/chartex" xmlns:cx5="http://schemas.microsoft.com/office/drawing/2016/5/11/chartex" xmlns:cx6="http://schemas.microsoft.com/office/drawing/2016/5/12/chartex" xmlns:cx7="http://schemas.microsoft.com/office/drawing/2016/5/13/chartex" xmlns:cx8="http://schemas.microsoft.com/office/drawing/2016/5/14/chartex" xmlns:mc="http://schemas.openxmlformats.org/markup-compatibility/2006" xmlns:aink="http://schemas.microsoft.com/office/drawing/2016/ink" xmlns:am3d="http://schemas.microsoft.com/office/drawing/2017/model3d" xmlns:o="urn:schemas-microsoft-com:office:office" xmlns:r="http://schemas.openxmlformats.org/officeDocument/2006/relationships" xmlns:m="http://schemas.openxmlformats.org/officeDocument/2006/math" xmlns:v="urn:schemas-microsoft-com:vml" xmlns:wp14="http://schemas.microsoft.com/office/word/2010/wordprocessingDrawing" xmlns:wp="http://schemas.openxmlformats.org/drawingml/2006/wordprocessingDrawing" xmlns:w10="urn:schemas-microsoft-com:office:word" xmlns:w="http://schemas.openxmlformats.org/wordprocessingml/2006/main" xmlns:w14="http://schemas.microsoft.com/office/word/2010/wordml" xmlns:w15="http://schemas.microsoft.com/office/word/2012/wordml" xmlns:w16cid="http://schemas.microsoft.com/office/word/2016/wordml/cid" xmlns:w16se="http://schemas.microsoft.com/office/word/2015/wordml/symex" xmlns:wpg="http://schemas.microsoft.com/office/word/2010/wordprocessingGroup" xmlns:wpi="http://schemas.microsoft.com/office/word/2010/wordprocessingInk" xmlns:wne="http://schemas.microsoft.com/office/word/2006/wordml" xmlns:wps="http://schemas.microsoft.com/office/word/2010/wordprocessingShape" mc:Ignorable="w14 w15 w16se w16cid wp14">
+<w:ftr xmlns:wpc="http://schemas.microsoft.com/office/word/2010/wordprocessingCanvas" xmlns:cx="http://schemas.microsoft.com/office/drawing/2014/chartex" xmlns:cx1="http://schemas.microsoft.com/office/drawing/2015/9/8/chartex" xmlns:cx2="http://schemas.microsoft.com/office/drawing/2015/10/21/chartex" xmlns:cx3="http://schemas.microsoft.com/office/drawing/2016/5/9/chartex" xmlns:cx4="http://schemas.microsoft.com/office/drawing/2016/5/10/chartex" xmlns:cx5="http://schemas.microsoft.com/office/drawing/2016/5/11/chartex" xmlns:cx6="http://schemas.microsoft.com/office/drawing/2016/5/12/chartex" xmlns:cx7="http://schemas.microsoft.com/office/drawing/2016/5/13/chartex" xmlns:cx8="http://schemas.microsoft.com/office/drawing/2016/5/14/chartex" xmlns:mc="http://schemas.openxmlformats.org/markup-compatibility/2006" xmlns:aink="http://schemas.microsoft.com/office/drawing/2016/ink" xmlns:am3d="http://schemas.microsoft.com/office/drawing/2017/model3d" xmlns:o="urn:schemas-microsoft-com:office:office" xmlns:oel="http://schemas.microsoft.com/office/2019/extlst" xmlns:r="http://schemas.openxmlformats.org/officeDocument/2006/relationships" xmlns:m="http://schemas.openxmlformats.org/officeDocument/2006/math" xmlns:v="urn:schemas-microsoft-com:vml" xmlns:wp14="http://schemas.microsoft.com/office/word/2010/wordprocessingDrawing" xmlns:wp="http://schemas.openxmlformats.org/drawingml/2006/wordprocessingDrawing" xmlns:w10="urn:schemas-microsoft-com:office:word" xmlns:w="http://schemas.openxmlformats.org/wordprocessingml/2006/main" xmlns:w14="http://schemas.microsoft.com/office/word/2010/wordml" xmlns:w15="http://schemas.microsoft.com/office/word/2012/wordml" xmlns:w16cex="http://schemas.microsoft.com/office/word/2018/wordml/cex" xmlns:w16cid="http://schemas.microsoft.com/office/word/2016/wordml/cid" xmlns:w16="http://schemas.microsoft.com/office/word/2018/wordml" xmlns:w16du="http://schemas.microsoft.com/office/word/2023/wordml/word16du" xmlns:w16sdtdh="http://schemas.microsoft.com/office/word/2020/wordml/sdtdatahash" xmlns:w16sdtfl="http://schemas.microsoft.com/office/word/2024/wordml/sdtformatlock" xmlns:w16se="http://schemas.microsoft.com/office/word/2015/wordml/symex" xmlns:wpg="http://schemas.microsoft.com/office/word/2010/wordprocessingGroup" xmlns:wpi="http://schemas.microsoft.com/office/word/2010/wordprocessingInk" xmlns:wne="http://schemas.microsoft.com/office/word/2006/wordml" xmlns:wps="http://schemas.microsoft.com/office/word/2010/wordprocessingShape" mc:Ignorable="w14 w15 w16se w16cid w16 w16cex w16sdtdh w16sdtfl w16du wp14">
   <w:p>
     <w:pPr>
       <w:pStyle w:val="Rodap"/>
@@ -814,7 +1228,7 @@
 </file>
 
 <file path=word/footnotes.xml><?xml version="1.0" encoding="utf-8"?>
-<w:footnotes xmlns:wpc="http://schemas.microsoft.com/office/word/2010/wordprocessingCanvas" xmlns:cx="http://schemas.microsoft.com/office/drawing/2014/chartex" xmlns:cx1="http://schemas.microsoft.com/office/drawing/2015/9/8/chartex" xmlns:cx2="http://schemas.microsoft.com/office/drawing/2015/10/21/chartex" xmlns:cx3="http://schemas.microsoft.com/office/drawing/2016/5/9/chartex" xmlns:cx4="http://schemas.microsoft.com/office/drawing/2016/5/10/chartex" xmlns:cx5="http://schemas.microsoft.com/office/drawing/2016/5/11/chartex" xmlns:cx6="http://schemas.microsoft.com/office/drawing/2016/5/12/chartex" xmlns:cx7="http://schemas.microsoft.com/office/drawing/2016/5/13/chartex" xmlns:cx8="http://schemas.microsoft.com/office/drawing/2016/5/14/chartex" xmlns:mc="http://schemas.openxmlformats.org/markup-compatibility/2006" xmlns:aink="http://schemas.microsoft.com/office/drawing/2016/ink" xmlns:am3d="http://schemas.microsoft.com/office/drawing/2017/model3d" xmlns:o="urn:schemas-microsoft-com:office:office" xmlns:r="http://schemas.openxmlformats.org/officeDocument/2006/relationships" xmlns:m="http://schemas.openxmlformats.org/officeDocument/2006/math" xmlns:v="urn:schemas-microsoft-com:vml" xmlns:wp14="http://schemas.microsoft.com/office/word/2010/wordprocessingDrawing" xmlns:wp="http://schemas.openxmlformats.org/drawingml/2006/wordprocessingDrawing" xmlns:w10="urn:schemas-microsoft-com:office:word" xmlns:w="http://schemas.openxmlformats.org/wordprocessingml/2006/main" xmlns:w14="http://schemas.microsoft.com/office/word/2010/wordml" xmlns:w15="http://schemas.microsoft.com/office/word/2012/wordml" xmlns:w16cid="http://schemas.microsoft.com/office/word/2016/wordml/cid" xmlns:w16se="http://schemas.microsoft.com/office/word/2015/wordml/symex" xmlns:wpg="http://schemas.microsoft.com/office/word/2010/wordprocessingGroup" xmlns:wpi="http://schemas.microsoft.com/office/word/2010/wordprocessingInk" xmlns:wne="http://schemas.microsoft.com/office/word/2006/wordml" xmlns:wps="http://schemas.microsoft.com/office/word/2010/wordprocessingShape" mc:Ignorable="w14 w15 w16se w16cid wp14">
+<w:footnotes xmlns:wpc="http://schemas.microsoft.com/office/word/2010/wordprocessingCanvas" xmlns:cx="http://schemas.microsoft.com/office/drawing/2014/chartex" xmlns:cx1="http://schemas.microsoft.com/office/drawing/2015/9/8/chartex" xmlns:cx2="http://schemas.microsoft.com/office/drawing/2015/10/21/chartex" xmlns:cx3="http://schemas.microsoft.com/office/drawing/2016/5/9/chartex" xmlns:cx4="http://schemas.microsoft.com/office/drawing/2016/5/10/chartex" xmlns:cx5="http://schemas.microsoft.com/office/drawing/2016/5/11/chartex" xmlns:cx6="http://schemas.microsoft.com/office/drawing/2016/5/12/chartex" xmlns:cx7="http://schemas.microsoft.com/office/drawing/2016/5/13/chartex" xmlns:cx8="http://schemas.microsoft.com/office/drawing/2016/5/14/chartex" xmlns:mc="http://schemas.openxmlformats.org/markup-compatibility/2006" xmlns:aink="http://schemas.microsoft.com/office/drawing/2016/ink" xmlns:am3d="http://schemas.microsoft.com/office/drawing/2017/model3d" xmlns:o="urn:schemas-microsoft-com:office:office" xmlns:oel="http://schemas.microsoft.com/office/2019/extlst" xmlns:r="http://schemas.openxmlformats.org/officeDocument/2006/relationships" xmlns:m="http://schemas.openxmlformats.org/officeDocument/2006/math" xmlns:v="urn:schemas-microsoft-com:vml" xmlns:wp14="http://schemas.microsoft.com/office/word/2010/wordprocessingDrawing" xmlns:wp="http://schemas.openxmlformats.org/drawingml/2006/wordprocessingDrawing" xmlns:w10="urn:schemas-microsoft-com:office:word" xmlns:w="http://schemas.openxmlformats.org/wordprocessingml/2006/main" xmlns:w14="http://schemas.microsoft.com/office/word/2010/wordml" xmlns:w15="http://schemas.microsoft.com/office/word/2012/wordml" xmlns:w16cex="http://schemas.microsoft.com/office/word/2018/wordml/cex" xmlns:w16cid="http://schemas.microsoft.com/office/word/2016/wordml/cid" xmlns:w16="http://schemas.microsoft.com/office/word/2018/wordml" xmlns:w16du="http://schemas.microsoft.com/office/word/2023/wordml/word16du" xmlns:w16sdtdh="http://schemas.microsoft.com/office/word/2020/wordml/sdtdatahash" xmlns:w16sdtfl="http://schemas.microsoft.com/office/word/2024/wordml/sdtformatlock" xmlns:w16se="http://schemas.microsoft.com/office/word/2015/wordml/symex" xmlns:wpg="http://schemas.microsoft.com/office/word/2010/wordprocessingGroup" xmlns:wpi="http://schemas.microsoft.com/office/word/2010/wordprocessingInk" xmlns:wne="http://schemas.microsoft.com/office/word/2006/wordml" xmlns:wps="http://schemas.microsoft.com/office/word/2010/wordprocessingShape" mc:Ignorable="w14 w15 w16se w16cid w16 w16cex w16sdtdh w16sdtfl w16du wp14">
   <w:footnote w:type="separator" w:id="-1">
     <w:p>
       <w:pPr>
@@ -846,7 +1260,7 @@
 </file>
 
 <file path=word/header1.xml><?xml version="1.0" encoding="utf-8"?>
-<w:hdr xmlns:wpc="http://schemas.microsoft.com/office/word/2010/wordprocessingCanvas" xmlns:cx="http://schemas.microsoft.com/office/drawing/2014/chartex" xmlns:cx1="http://schemas.microsoft.com/office/drawing/2015/9/8/chartex" xmlns:cx2="http://schemas.microsoft.com/office/drawing/2015/10/21/chartex" xmlns:cx3="http://schemas.microsoft.com/office/drawing/2016/5/9/chartex" xmlns:cx4="http://schemas.microsoft.com/office/drawing/2016/5/10/chartex" xmlns:cx5="http://schemas.microsoft.com/office/drawing/2016/5/11/chartex" xmlns:cx6="http://schemas.microsoft.com/office/drawing/2016/5/12/chartex" xmlns:cx7="http://schemas.microsoft.com/office/drawing/2016/5/13/chartex" xmlns:cx8="http://schemas.microsoft.com/office/drawing/2016/5/14/chartex" xmlns:mc="http://schemas.openxmlformats.org/markup-compatibility/2006" xmlns:aink="http://schemas.microsoft.com/office/drawing/2016/ink" xmlns:am3d="http://schemas.microsoft.com/office/drawing/2017/model3d" xmlns:o="urn:schemas-microsoft-com:office:office" xmlns:r="http://schemas.openxmlformats.org/officeDocument/2006/relationships" xmlns:m="http://schemas.openxmlformats.org/officeDocument/2006/math" xmlns:v="urn:schemas-microsoft-com:vml" xmlns:wp14="http://schemas.microsoft.com/office/word/2010/wordprocessingDrawing" xmlns:wp="http://schemas.openxmlformats.org/drawingml/2006/wordprocessingDrawing" xmlns:w10="urn:schemas-microsoft-com:office:word" xmlns:w="http://schemas.openxmlformats.org/wordprocessingml/2006/main" xmlns:w14="http://schemas.microsoft.com/office/word/2010/wordml" xmlns:w15="http://schemas.microsoft.com/office/word/2012/wordml" xmlns:w16cid="http://schemas.microsoft.com/office/word/2016/wordml/cid" xmlns:w16se="http://schemas.microsoft.com/office/word/2015/wordml/symex" xmlns:wpg="http://schemas.microsoft.com/office/word/2010/wordprocessingGroup" xmlns:wpi="http://schemas.microsoft.com/office/word/2010/wordprocessingInk" xmlns:wne="http://schemas.microsoft.com/office/word/2006/wordml" xmlns:wps="http://schemas.microsoft.com/office/word/2010/wordprocessingShape" mc:Ignorable="w14 w15 w16se w16cid wp14">
+<w:hdr xmlns:wpc="http://schemas.microsoft.com/office/word/2010/wordprocessingCanvas" xmlns:cx="http://schemas.microsoft.com/office/drawing/2014/chartex" xmlns:cx1="http://schemas.microsoft.com/office/drawing/2015/9/8/chartex" xmlns:cx2="http://schemas.microsoft.com/office/drawing/2015/10/21/chartex" xmlns:cx3="http://schemas.microsoft.com/office/drawing/2016/5/9/chartex" xmlns:cx4="http://schemas.microsoft.com/office/drawing/2016/5/10/chartex" xmlns:cx5="http://schemas.microsoft.com/office/drawing/2016/5/11/chartex" xmlns:cx6="http://schemas.microsoft.com/office/drawing/2016/5/12/chartex" xmlns:cx7="http://schemas.microsoft.com/office/drawing/2016/5/13/chartex" xmlns:cx8="http://schemas.microsoft.com/office/drawing/2016/5/14/chartex" xmlns:mc="http://schemas.openxmlformats.org/markup-compatibility/2006" xmlns:aink="http://schemas.microsoft.com/office/drawing/2016/ink" xmlns:am3d="http://schemas.microsoft.com/office/drawing/2017/model3d" xmlns:o="urn:schemas-microsoft-com:office:office" xmlns:oel="http://schemas.microsoft.com/office/2019/extlst" xmlns:r="http://schemas.openxmlformats.org/officeDocument/2006/relationships" xmlns:m="http://schemas.openxmlformats.org/officeDocument/2006/math" xmlns:v="urn:schemas-microsoft-com:vml" xmlns:wp14="http://schemas.microsoft.com/office/word/2010/wordprocessingDrawing" xmlns:wp="http://schemas.openxmlformats.org/drawingml/2006/wordprocessingDrawing" xmlns:w10="urn:schemas-microsoft-com:office:word" xmlns:w="http://schemas.openxmlformats.org/wordprocessingml/2006/main" xmlns:w14="http://schemas.microsoft.com/office/word/2010/wordml" xmlns:w15="http://schemas.microsoft.com/office/word/2012/wordml" xmlns:w16cex="http://schemas.microsoft.com/office/word/2018/wordml/cex" xmlns:w16cid="http://schemas.microsoft.com/office/word/2016/wordml/cid" xmlns:w16="http://schemas.microsoft.com/office/word/2018/wordml" xmlns:w16du="http://schemas.microsoft.com/office/word/2023/wordml/word16du" xmlns:w16sdtdh="http://schemas.microsoft.com/office/word/2020/wordml/sdtdatahash" xmlns:w16sdtfl="http://schemas.microsoft.com/office/word/2024/wordml/sdtformatlock" xmlns:w16se="http://schemas.microsoft.com/office/word/2015/wordml/symex" xmlns:wpg="http://schemas.microsoft.com/office/word/2010/wordprocessingGroup" xmlns:wpi="http://schemas.microsoft.com/office/word/2010/wordprocessingInk" xmlns:wne="http://schemas.microsoft.com/office/word/2006/wordml" xmlns:wps="http://schemas.microsoft.com/office/word/2010/wordprocessingShape" mc:Ignorable="w14 w15 w16se w16cid w16 w16cex w16sdtdh w16sdtfl w16du wp14">
   <w:p>
     <w:pPr>
       <w:pStyle w:val="Cabealho"/>
@@ -930,7 +1344,7 @@
 </file>
 
 <file path=word/numbering.xml><?xml version="1.0" encoding="utf-8"?>
-<w:numbering xmlns:wpc="http://schemas.microsoft.com/office/word/2010/wordprocessingCanvas" xmlns:cx="http://schemas.microsoft.com/office/drawing/2014/chartex" xmlns:cx1="http://schemas.microsoft.com/office/drawing/2015/9/8/chartex" xmlns:cx2="http://schemas.microsoft.com/office/drawing/2015/10/21/chartex" xmlns:cx3="http://schemas.microsoft.com/office/drawing/2016/5/9/chartex" xmlns:cx4="http://schemas.microsoft.com/office/drawing/2016/5/10/chartex" xmlns:cx5="http://schemas.microsoft.com/office/drawing/2016/5/11/chartex" xmlns:cx6="http://schemas.microsoft.com/office/drawing/2016/5/12/chartex" xmlns:cx7="http://schemas.microsoft.com/office/drawing/2016/5/13/chartex" xmlns:cx8="http://schemas.microsoft.com/office/drawing/2016/5/14/chartex" xmlns:mc="http://schemas.openxmlformats.org/markup-compatibility/2006" xmlns:aink="http://schemas.microsoft.com/office/drawing/2016/ink" xmlns:am3d="http://schemas.microsoft.com/office/drawing/2017/model3d" xmlns:o="urn:schemas-microsoft-com:office:office" xmlns:r="http://schemas.openxmlformats.org/officeDocument/2006/relationships" xmlns:m="http://schemas.openxmlformats.org/officeDocument/2006/math" xmlns:v="urn:schemas-microsoft-com:vml" xmlns:wp14="http://schemas.microsoft.com/office/word/2010/wordprocessingDrawing" xmlns:wp="http://schemas.openxmlformats.org/drawingml/2006/wordprocessingDrawing" xmlns:w10="urn:schemas-microsoft-com:office:word" xmlns:w="http://schemas.openxmlformats.org/wordprocessingml/2006/main" xmlns:w14="http://schemas.microsoft.com/office/word/2010/wordml" xmlns:w15="http://schemas.microsoft.com/office/word/2012/wordml" xmlns:w16cid="http://schemas.microsoft.com/office/word/2016/wordml/cid" xmlns:w16se="http://schemas.microsoft.com/office/word/2015/wordml/symex" xmlns:wpg="http://schemas.microsoft.com/office/word/2010/wordprocessingGroup" xmlns:wpi="http://schemas.microsoft.com/office/word/2010/wordprocessingInk" xmlns:wne="http://schemas.microsoft.com/office/word/2006/wordml" xmlns:wps="http://schemas.microsoft.com/office/word/2010/wordprocessingShape" mc:Ignorable="w14 w15 w16se w16cid wp14">
+<w:numbering xmlns:wpc="http://schemas.microsoft.com/office/word/2010/wordprocessingCanvas" xmlns:cx="http://schemas.microsoft.com/office/drawing/2014/chartex" xmlns:cx1="http://schemas.microsoft.com/office/drawing/2015/9/8/chartex" xmlns:cx2="http://schemas.microsoft.com/office/drawing/2015/10/21/chartex" xmlns:cx3="http://schemas.microsoft.com/office/drawing/2016/5/9/chartex" xmlns:cx4="http://schemas.microsoft.com/office/drawing/2016/5/10/chartex" xmlns:cx5="http://schemas.microsoft.com/office/drawing/2016/5/11/chartex" xmlns:cx6="http://schemas.microsoft.com/office/drawing/2016/5/12/chartex" xmlns:cx7="http://schemas.microsoft.com/office/drawing/2016/5/13/chartex" xmlns:cx8="http://schemas.microsoft.com/office/drawing/2016/5/14/chartex" xmlns:mc="http://schemas.openxmlformats.org/markup-compatibility/2006" xmlns:aink="http://schemas.microsoft.com/office/drawing/2016/ink" xmlns:am3d="http://schemas.microsoft.com/office/drawing/2017/model3d" xmlns:o="urn:schemas-microsoft-com:office:office" xmlns:oel="http://schemas.microsoft.com/office/2019/extlst" xmlns:r="http://schemas.openxmlformats.org/officeDocument/2006/relationships" xmlns:m="http://schemas.openxmlformats.org/officeDocument/2006/math" xmlns:v="urn:schemas-microsoft-com:vml" xmlns:wp14="http://schemas.microsoft.com/office/word/2010/wordprocessingDrawing" xmlns:wp="http://schemas.openxmlformats.org/drawingml/2006/wordprocessingDrawing" xmlns:w10="urn:schemas-microsoft-com:office:word" xmlns:w="http://schemas.openxmlformats.org/wordprocessingml/2006/main" xmlns:w14="http://schemas.microsoft.com/office/word/2010/wordml" xmlns:w15="http://schemas.microsoft.com/office/word/2012/wordml" xmlns:w16cex="http://schemas.microsoft.com/office/word/2018/wordml/cex" xmlns:w16cid="http://schemas.microsoft.com/office/word/2016/wordml/cid" xmlns:w16="http://schemas.microsoft.com/office/word/2018/wordml" xmlns:w16du="http://schemas.microsoft.com/office/word/2023/wordml/word16du" xmlns:w16sdtdh="http://schemas.microsoft.com/office/word/2020/wordml/sdtdatahash" xmlns:w16sdtfl="http://schemas.microsoft.com/office/word/2024/wordml/sdtformatlock" xmlns:w16se="http://schemas.microsoft.com/office/word/2015/wordml/symex" xmlns:wpg="http://schemas.microsoft.com/office/word/2010/wordprocessingGroup" xmlns:wpi="http://schemas.microsoft.com/office/word/2010/wordprocessingInk" xmlns:wne="http://schemas.microsoft.com/office/word/2006/wordml" xmlns:wps="http://schemas.microsoft.com/office/word/2010/wordprocessingShape" mc:Ignorable="w14 w15 w16se w16cid w16 w16cex w16sdtdh w16sdtfl w16du wp14">
   <w:abstractNum w:abstractNumId="0" w15:restartNumberingAfterBreak="0">
     <w:nsid w:val="03A34271"/>
     <w:multiLevelType w:val="hybridMultilevel"/>
@@ -1247,6 +1661,119 @@
     </w:lvl>
   </w:abstractNum>
   <w:abstractNum w:abstractNumId="3" w15:restartNumberingAfterBreak="0">
+    <w:nsid w:val="2F602755"/>
+    <w:multiLevelType w:val="hybridMultilevel"/>
+    <w:tmpl w:val="B9349042"/>
+    <w:lvl w:ilvl="0" w:tplc="A94AE71C">
+      <w:start w:val="1"/>
+      <w:numFmt w:val="bullet"/>
+      <w:lvlText w:val=""/>
+      <w:lvlJc w:val="left"/>
+      <w:pPr>
+        <w:ind w:left="720" w:hanging="360"/>
+      </w:pPr>
+      <w:rPr>
+        <w:rFonts w:ascii="Symbol" w:eastAsia="Calibri" w:hAnsi="Symbol" w:cs="Times New Roman" w:hint="default"/>
+      </w:rPr>
+    </w:lvl>
+    <w:lvl w:ilvl="1" w:tplc="04160003" w:tentative="1">
+      <w:start w:val="1"/>
+      <w:numFmt w:val="bullet"/>
+      <w:lvlText w:val="o"/>
+      <w:lvlJc w:val="left"/>
+      <w:pPr>
+        <w:ind w:left="1440" w:hanging="360"/>
+      </w:pPr>
+      <w:rPr>
+        <w:rFonts w:ascii="Courier New" w:hAnsi="Courier New" w:cs="Courier New" w:hint="default"/>
+      </w:rPr>
+    </w:lvl>
+    <w:lvl w:ilvl="2" w:tplc="04160005" w:tentative="1">
+      <w:start w:val="1"/>
+      <w:numFmt w:val="bullet"/>
+      <w:lvlText w:val=""/>
+      <w:lvlJc w:val="left"/>
+      <w:pPr>
+        <w:ind w:left="2160" w:hanging="360"/>
+      </w:pPr>
+      <w:rPr>
+        <w:rFonts w:ascii="Wingdings" w:hAnsi="Wingdings" w:hint="default"/>
+      </w:rPr>
+    </w:lvl>
+    <w:lvl w:ilvl="3" w:tplc="04160001" w:tentative="1">
+      <w:start w:val="1"/>
+      <w:numFmt w:val="bullet"/>
+      <w:lvlText w:val=""/>
+      <w:lvlJc w:val="left"/>
+      <w:pPr>
+        <w:ind w:left="2880" w:hanging="360"/>
+      </w:pPr>
+      <w:rPr>
+        <w:rFonts w:ascii="Symbol" w:hAnsi="Symbol" w:hint="default"/>
+      </w:rPr>
+    </w:lvl>
+    <w:lvl w:ilvl="4" w:tplc="04160003" w:tentative="1">
+      <w:start w:val="1"/>
+      <w:numFmt w:val="bullet"/>
+      <w:lvlText w:val="o"/>
+      <w:lvlJc w:val="left"/>
+      <w:pPr>
+        <w:ind w:left="3600" w:hanging="360"/>
+      </w:pPr>
+      <w:rPr>
+        <w:rFonts w:ascii="Courier New" w:hAnsi="Courier New" w:cs="Courier New" w:hint="default"/>
+      </w:rPr>
+    </w:lvl>
+    <w:lvl w:ilvl="5" w:tplc="04160005" w:tentative="1">
+      <w:start w:val="1"/>
+      <w:numFmt w:val="bullet"/>
+      <w:lvlText w:val=""/>
+      <w:lvlJc w:val="left"/>
+      <w:pPr>
+        <w:ind w:left="4320" w:hanging="360"/>
+      </w:pPr>
+      <w:rPr>
+        <w:rFonts w:ascii="Wingdings" w:hAnsi="Wingdings" w:hint="default"/>
+      </w:rPr>
+    </w:lvl>
+    <w:lvl w:ilvl="6" w:tplc="04160001" w:tentative="1">
+      <w:start w:val="1"/>
+      <w:numFmt w:val="bullet"/>
+      <w:lvlText w:val=""/>
+      <w:lvlJc w:val="left"/>
+      <w:pPr>
+        <w:ind w:left="5040" w:hanging="360"/>
+      </w:pPr>
+      <w:rPr>
+        <w:rFonts w:ascii="Symbol" w:hAnsi="Symbol" w:hint="default"/>
+      </w:rPr>
+    </w:lvl>
+    <w:lvl w:ilvl="7" w:tplc="04160003" w:tentative="1">
+      <w:start w:val="1"/>
+      <w:numFmt w:val="bullet"/>
+      <w:lvlText w:val="o"/>
+      <w:lvlJc w:val="left"/>
+      <w:pPr>
+        <w:ind w:left="5760" w:hanging="360"/>
+      </w:pPr>
+      <w:rPr>
+        <w:rFonts w:ascii="Courier New" w:hAnsi="Courier New" w:cs="Courier New" w:hint="default"/>
+      </w:rPr>
+    </w:lvl>
+    <w:lvl w:ilvl="8" w:tplc="04160005" w:tentative="1">
+      <w:start w:val="1"/>
+      <w:numFmt w:val="bullet"/>
+      <w:lvlText w:val=""/>
+      <w:lvlJc w:val="left"/>
+      <w:pPr>
+        <w:ind w:left="6480" w:hanging="360"/>
+      </w:pPr>
+      <w:rPr>
+        <w:rFonts w:ascii="Wingdings" w:hAnsi="Wingdings" w:hint="default"/>
+      </w:rPr>
+    </w:lvl>
+  </w:abstractNum>
+  <w:abstractNum w:abstractNumId="4" w15:restartNumberingAfterBreak="0">
     <w:nsid w:val="40F53D3D"/>
     <w:multiLevelType w:val="hybridMultilevel"/>
     <w:tmpl w:val="398898D8"/>
@@ -1359,7 +1886,7 @@
       </w:rPr>
     </w:lvl>
   </w:abstractNum>
-  <w:abstractNum w:abstractNumId="4" w15:restartNumberingAfterBreak="0">
+  <w:abstractNum w:abstractNumId="5" w15:restartNumberingAfterBreak="0">
     <w:nsid w:val="44150ED9"/>
     <w:multiLevelType w:val="hybridMultilevel"/>
     <w:tmpl w:val="95A0A50A"/>
@@ -1473,7 +2000,7 @@
       </w:rPr>
     </w:lvl>
   </w:abstractNum>
-  <w:abstractNum w:abstractNumId="5" w15:restartNumberingAfterBreak="0">
+  <w:abstractNum w:abstractNumId="6" w15:restartNumberingAfterBreak="0">
     <w:nsid w:val="47BA0145"/>
     <w:multiLevelType w:val="hybridMultilevel"/>
     <w:tmpl w:val="B8B6A634"/>
@@ -1586,7 +2113,7 @@
       </w:rPr>
     </w:lvl>
   </w:abstractNum>
-  <w:abstractNum w:abstractNumId="6" w15:restartNumberingAfterBreak="0">
+  <w:abstractNum w:abstractNumId="7" w15:restartNumberingAfterBreak="0">
     <w:nsid w:val="5D6B22BB"/>
     <w:multiLevelType w:val="hybridMultilevel"/>
     <w:tmpl w:val="1532A7B8"/>
@@ -1699,7 +2226,7 @@
       </w:rPr>
     </w:lvl>
   </w:abstractNum>
-  <w:abstractNum w:abstractNumId="7" w15:restartNumberingAfterBreak="0">
+  <w:abstractNum w:abstractNumId="8" w15:restartNumberingAfterBreak="0">
     <w:nsid w:val="726CE266"/>
     <w:multiLevelType w:val="hybridMultilevel"/>
     <w:tmpl w:val="57607F34"/>
@@ -1813,7 +2340,7 @@
       </w:rPr>
     </w:lvl>
   </w:abstractNum>
-  <w:abstractNum w:abstractNumId="8" w15:restartNumberingAfterBreak="0">
+  <w:abstractNum w:abstractNumId="9" w15:restartNumberingAfterBreak="0">
     <w:nsid w:val="7E0B4856"/>
     <w:multiLevelType w:val="hybridMultilevel"/>
     <w:tmpl w:val="839C6E2E"/>
@@ -1926,38 +2453,157 @@
       </w:rPr>
     </w:lvl>
   </w:abstractNum>
-  <w:num w:numId="1">
+  <w:abstractNum w:abstractNumId="10" w15:restartNumberingAfterBreak="0">
+    <w:nsid w:val="7F0C4138"/>
+    <w:multiLevelType w:val="hybridMultilevel"/>
+    <w:tmpl w:val="A56E0AF4"/>
+    <w:lvl w:ilvl="0" w:tplc="04160001">
+      <w:start w:val="1"/>
+      <w:numFmt w:val="bullet"/>
+      <w:lvlText w:val=""/>
+      <w:lvlJc w:val="left"/>
+      <w:pPr>
+        <w:ind w:left="720" w:hanging="360"/>
+      </w:pPr>
+      <w:rPr>
+        <w:rFonts w:ascii="Symbol" w:hAnsi="Symbol" w:hint="default"/>
+      </w:rPr>
+    </w:lvl>
+    <w:lvl w:ilvl="1" w:tplc="04160003" w:tentative="1">
+      <w:start w:val="1"/>
+      <w:numFmt w:val="bullet"/>
+      <w:lvlText w:val="o"/>
+      <w:lvlJc w:val="left"/>
+      <w:pPr>
+        <w:ind w:left="1440" w:hanging="360"/>
+      </w:pPr>
+      <w:rPr>
+        <w:rFonts w:ascii="Courier New" w:hAnsi="Courier New" w:cs="Courier New" w:hint="default"/>
+      </w:rPr>
+    </w:lvl>
+    <w:lvl w:ilvl="2" w:tplc="04160005" w:tentative="1">
+      <w:start w:val="1"/>
+      <w:numFmt w:val="bullet"/>
+      <w:lvlText w:val=""/>
+      <w:lvlJc w:val="left"/>
+      <w:pPr>
+        <w:ind w:left="2160" w:hanging="360"/>
+      </w:pPr>
+      <w:rPr>
+        <w:rFonts w:ascii="Wingdings" w:hAnsi="Wingdings" w:hint="default"/>
+      </w:rPr>
+    </w:lvl>
+    <w:lvl w:ilvl="3" w:tplc="04160001" w:tentative="1">
+      <w:start w:val="1"/>
+      <w:numFmt w:val="bullet"/>
+      <w:lvlText w:val=""/>
+      <w:lvlJc w:val="left"/>
+      <w:pPr>
+        <w:ind w:left="2880" w:hanging="360"/>
+      </w:pPr>
+      <w:rPr>
+        <w:rFonts w:ascii="Symbol" w:hAnsi="Symbol" w:hint="default"/>
+      </w:rPr>
+    </w:lvl>
+    <w:lvl w:ilvl="4" w:tplc="04160003" w:tentative="1">
+      <w:start w:val="1"/>
+      <w:numFmt w:val="bullet"/>
+      <w:lvlText w:val="o"/>
+      <w:lvlJc w:val="left"/>
+      <w:pPr>
+        <w:ind w:left="3600" w:hanging="360"/>
+      </w:pPr>
+      <w:rPr>
+        <w:rFonts w:ascii="Courier New" w:hAnsi="Courier New" w:cs="Courier New" w:hint="default"/>
+      </w:rPr>
+    </w:lvl>
+    <w:lvl w:ilvl="5" w:tplc="04160005" w:tentative="1">
+      <w:start w:val="1"/>
+      <w:numFmt w:val="bullet"/>
+      <w:lvlText w:val=""/>
+      <w:lvlJc w:val="left"/>
+      <w:pPr>
+        <w:ind w:left="4320" w:hanging="360"/>
+      </w:pPr>
+      <w:rPr>
+        <w:rFonts w:ascii="Wingdings" w:hAnsi="Wingdings" w:hint="default"/>
+      </w:rPr>
+    </w:lvl>
+    <w:lvl w:ilvl="6" w:tplc="04160001" w:tentative="1">
+      <w:start w:val="1"/>
+      <w:numFmt w:val="bullet"/>
+      <w:lvlText w:val=""/>
+      <w:lvlJc w:val="left"/>
+      <w:pPr>
+        <w:ind w:left="5040" w:hanging="360"/>
+      </w:pPr>
+      <w:rPr>
+        <w:rFonts w:ascii="Symbol" w:hAnsi="Symbol" w:hint="default"/>
+      </w:rPr>
+    </w:lvl>
+    <w:lvl w:ilvl="7" w:tplc="04160003" w:tentative="1">
+      <w:start w:val="1"/>
+      <w:numFmt w:val="bullet"/>
+      <w:lvlText w:val="o"/>
+      <w:lvlJc w:val="left"/>
+      <w:pPr>
+        <w:ind w:left="5760" w:hanging="360"/>
+      </w:pPr>
+      <w:rPr>
+        <w:rFonts w:ascii="Courier New" w:hAnsi="Courier New" w:cs="Courier New" w:hint="default"/>
+      </w:rPr>
+    </w:lvl>
+    <w:lvl w:ilvl="8" w:tplc="04160005" w:tentative="1">
+      <w:start w:val="1"/>
+      <w:numFmt w:val="bullet"/>
+      <w:lvlText w:val=""/>
+      <w:lvlJc w:val="left"/>
+      <w:pPr>
+        <w:ind w:left="6480" w:hanging="360"/>
+      </w:pPr>
+      <w:rPr>
+        <w:rFonts w:ascii="Wingdings" w:hAnsi="Wingdings" w:hint="default"/>
+      </w:rPr>
+    </w:lvl>
+  </w:abstractNum>
+  <w:num w:numId="1" w16cid:durableId="1343361266">
+    <w:abstractNumId w:val="9"/>
+  </w:num>
+  <w:num w:numId="2" w16cid:durableId="490296437">
+    <w:abstractNumId w:val="4"/>
+  </w:num>
+  <w:num w:numId="3" w16cid:durableId="1402487599">
+    <w:abstractNumId w:val="1"/>
+  </w:num>
+  <w:num w:numId="4" w16cid:durableId="786239233">
+    <w:abstractNumId w:val="2"/>
+  </w:num>
+  <w:num w:numId="5" w16cid:durableId="938560739">
+    <w:abstractNumId w:val="6"/>
+  </w:num>
+  <w:num w:numId="6" w16cid:durableId="1925644386">
+    <w:abstractNumId w:val="0"/>
+  </w:num>
+  <w:num w:numId="7" w16cid:durableId="24402972">
+    <w:abstractNumId w:val="5"/>
+  </w:num>
+  <w:num w:numId="8" w16cid:durableId="1973435626">
+    <w:abstractNumId w:val="7"/>
+  </w:num>
+  <w:num w:numId="9" w16cid:durableId="1737387406">
     <w:abstractNumId w:val="8"/>
   </w:num>
-  <w:num w:numId="2">
+  <w:num w:numId="10" w16cid:durableId="1955676462">
     <w:abstractNumId w:val="3"/>
   </w:num>
-  <w:num w:numId="3">
-    <w:abstractNumId w:val="1"/>
-  </w:num>
-  <w:num w:numId="4">
-    <w:abstractNumId w:val="2"/>
-  </w:num>
-  <w:num w:numId="5">
-    <w:abstractNumId w:val="5"/>
-  </w:num>
-  <w:num w:numId="6">
-    <w:abstractNumId w:val="0"/>
-  </w:num>
-  <w:num w:numId="7">
-    <w:abstractNumId w:val="4"/>
-  </w:num>
-  <w:num w:numId="8">
-    <w:abstractNumId w:val="6"/>
-  </w:num>
-  <w:num w:numId="9">
-    <w:abstractNumId w:val="7"/>
+  <w:num w:numId="11" w16cid:durableId="570428879">
+    <w:abstractNumId w:val="10"/>
   </w:num>
 </w:numbering>
 </file>
 
 <file path=word/styles.xml><?xml version="1.0" encoding="utf-8"?>
-<w:styles xmlns:mc="http://schemas.openxmlformats.org/markup-compatibility/2006" xmlns:r="http://schemas.openxmlformats.org/officeDocument/2006/relationships" xmlns:w="http://schemas.openxmlformats.org/wordprocessingml/2006/main" xmlns:w14="http://schemas.microsoft.com/office/word/2010/wordml" xmlns:w15="http://schemas.microsoft.com/office/word/2012/wordml" xmlns:w16cid="http://schemas.microsoft.com/office/word/2016/wordml/cid" xmlns:w16se="http://schemas.microsoft.com/office/word/2015/wordml/symex" mc:Ignorable="w14 w15 w16se w16cid">
+<w:styles xmlns:mc="http://schemas.openxmlformats.org/markup-compatibility/2006" xmlns:r="http://schemas.openxmlformats.org/officeDocument/2006/relationships" xmlns:w="http://schemas.openxmlformats.org/wordprocessingml/2006/main" xmlns:w14="http://schemas.microsoft.com/office/word/2010/wordml" xmlns:w15="http://schemas.microsoft.com/office/word/2012/wordml" xmlns:w16cex="http://schemas.microsoft.com/office/word/2018/wordml/cex" xmlns:w16cid="http://schemas.microsoft.com/office/word/2016/wordml/cid" xmlns:w16="http://schemas.microsoft.com/office/word/2018/wordml" xmlns:w16du="http://schemas.microsoft.com/office/word/2023/wordml/word16du" xmlns:w16sdtdh="http://schemas.microsoft.com/office/word/2020/wordml/sdtdatahash" xmlns:w16sdtfl="http://schemas.microsoft.com/office/word/2024/wordml/sdtformatlock" xmlns:w16se="http://schemas.microsoft.com/office/word/2015/wordml/symex" mc:Ignorable="w14 w15 w16se w16cid w16 w16cex w16sdtdh w16sdtfl w16du">
   <w:docDefaults>
     <w:rPrDefault>
       <w:rPr>
@@ -1973,7 +2619,7 @@
       </w:pPr>
     </w:pPrDefault>
   </w:docDefaults>
-  <w:latentStyles w:defLockedState="0" w:defUIPriority="99" w:defSemiHidden="0" w:defUnhideWhenUsed="0" w:defQFormat="0" w:count="375">
+  <w:latentStyles w:defLockedState="0" w:defUIPriority="99" w:defSemiHidden="0" w:defUnhideWhenUsed="0" w:defQFormat="0" w:count="376">
     <w:lsdException w:name="Normal" w:uiPriority="0" w:qFormat="1"/>
     <w:lsdException w:name="heading 1" w:uiPriority="9" w:qFormat="1"/>
     <w:lsdException w:name="heading 2" w:semiHidden="1" w:uiPriority="9" w:unhideWhenUsed="1" w:qFormat="1"/>
@@ -2349,6 +2995,7 @@
     <w:lsdException w:name="Smart Hyperlink" w:semiHidden="1" w:unhideWhenUsed="1"/>
     <w:lsdException w:name="Hashtag" w:semiHidden="1" w:unhideWhenUsed="1"/>
     <w:lsdException w:name="Unresolved Mention" w:semiHidden="1" w:unhideWhenUsed="1"/>
+    <w:lsdException w:name="Smart Link" w:semiHidden="1" w:unhideWhenUsed="1"/>
   </w:latentStyles>
   <w:style w:type="paragraph" w:default="1" w:styleId="Normal">
     <w:name w:val="Normal"/>
@@ -2361,7 +3008,7 @@
       <w:rFonts w:ascii="Calibri" w:eastAsia="Calibri" w:hAnsi="Calibri" w:cs="Times New Roman"/>
     </w:rPr>
   </w:style>
-  <w:style w:type="character" w:default="1" w:styleId="Fontepargpadro">
+  <w:style w:type="character" w:default="1" w:styleId="Tipodeletrapredefinidodopargrafo">
     <w:name w:val="Default Paragraph Font"/>
     <w:uiPriority w:val="1"/>
     <w:semiHidden/>
@@ -2391,7 +3038,7 @@
   <w:style w:type="paragraph" w:styleId="Cabealho">
     <w:name w:val="header"/>
     <w:basedOn w:val="Normal"/>
-    <w:link w:val="CabealhoChar"/>
+    <w:link w:val="CabealhoCarter"/>
     <w:uiPriority w:val="99"/>
     <w:unhideWhenUsed/>
     <w:rsid w:val="00177382"/>
@@ -2403,9 +3050,9 @@
       <w:spacing w:after="0" w:line="240" w:lineRule="auto"/>
     </w:pPr>
   </w:style>
-  <w:style w:type="character" w:customStyle="1" w:styleId="CabealhoChar">
-    <w:name w:val="Cabeçalho Char"/>
-    <w:basedOn w:val="Fontepargpadro"/>
+  <w:style w:type="character" w:customStyle="1" w:styleId="CabealhoCarter">
+    <w:name w:val="Cabeçalho Caráter"/>
+    <w:basedOn w:val="Tipodeletrapredefinidodopargrafo"/>
     <w:link w:val="Cabealho"/>
     <w:uiPriority w:val="99"/>
     <w:rsid w:val="00177382"/>
@@ -2413,7 +3060,7 @@
   <w:style w:type="paragraph" w:styleId="Rodap">
     <w:name w:val="footer"/>
     <w:basedOn w:val="Normal"/>
-    <w:link w:val="RodapChar"/>
+    <w:link w:val="RodapCarter"/>
     <w:uiPriority w:val="99"/>
     <w:unhideWhenUsed/>
     <w:rsid w:val="00177382"/>
@@ -2425,14 +3072,14 @@
       <w:spacing w:after="0" w:line="240" w:lineRule="auto"/>
     </w:pPr>
   </w:style>
-  <w:style w:type="character" w:customStyle="1" w:styleId="RodapChar">
-    <w:name w:val="Rodapé Char"/>
-    <w:basedOn w:val="Fontepargpadro"/>
+  <w:style w:type="character" w:customStyle="1" w:styleId="RodapCarter">
+    <w:name w:val="Rodapé Caráter"/>
+    <w:basedOn w:val="Tipodeletrapredefinidodopargrafo"/>
     <w:link w:val="Rodap"/>
     <w:uiPriority w:val="99"/>
     <w:rsid w:val="00177382"/>
   </w:style>
-  <w:style w:type="table" w:styleId="Tabelacomgrade">
+  <w:style w:type="table" w:styleId="TabelacomGrelha">
     <w:name w:val="Table Grid"/>
     <w:basedOn w:val="Tabelanormal"/>
     <w:uiPriority w:val="39"/>
@@ -2470,12 +3117,12 @@
   </w:style>
   <w:style w:type="character" w:customStyle="1" w:styleId="normaltextrun">
     <w:name w:val="normaltextrun"/>
-    <w:basedOn w:val="Fontepargpadro"/>
+    <w:basedOn w:val="Tipodeletrapredefinidodopargrafo"/>
     <w:rsid w:val="00EF13BB"/>
   </w:style>
-  <w:style w:type="character" w:styleId="Meno">
+  <w:style w:type="character" w:styleId="Mencionar">
     <w:name w:val="Mention"/>
-    <w:basedOn w:val="Fontepargpadro"/>
+    <w:basedOn w:val="Tipodeletrapredefinidodopargrafo"/>
     <w:uiPriority w:val="99"/>
     <w:unhideWhenUsed/>
     <w:rPr>
@@ -2486,7 +3133,7 @@
   <w:style w:type="paragraph" w:styleId="Textodecomentrio">
     <w:name w:val="annotation text"/>
     <w:basedOn w:val="Normal"/>
-    <w:link w:val="TextodecomentrioChar"/>
+    <w:link w:val="TextodecomentrioCarter"/>
     <w:uiPriority w:val="99"/>
     <w:semiHidden/>
     <w:unhideWhenUsed/>
@@ -2498,9 +3145,9 @@
       <w:szCs w:val="20"/>
     </w:rPr>
   </w:style>
-  <w:style w:type="character" w:customStyle="1" w:styleId="TextodecomentrioChar">
-    <w:name w:val="Texto de comentário Char"/>
-    <w:basedOn w:val="Fontepargpadro"/>
+  <w:style w:type="character" w:customStyle="1" w:styleId="TextodecomentrioCarter">
+    <w:name w:val="Texto de comentário Caráter"/>
+    <w:basedOn w:val="Tipodeletrapredefinidodopargrafo"/>
     <w:link w:val="Textodecomentrio"/>
     <w:uiPriority w:val="99"/>
     <w:semiHidden/>
@@ -2512,7 +3159,7 @@
   </w:style>
   <w:style w:type="character" w:styleId="Refdecomentrio">
     <w:name w:val="annotation reference"/>
-    <w:basedOn w:val="Fontepargpadro"/>
+    <w:basedOn w:val="Tipodeletrapredefinidodopargrafo"/>
     <w:uiPriority w:val="99"/>
     <w:semiHidden/>
     <w:unhideWhenUsed/>
@@ -2524,7 +3171,7 @@
   <w:style w:type="paragraph" w:styleId="Textodebalo">
     <w:name w:val="Balloon Text"/>
     <w:basedOn w:val="Normal"/>
-    <w:link w:val="TextodebaloChar"/>
+    <w:link w:val="TextodebaloCarter"/>
     <w:uiPriority w:val="99"/>
     <w:semiHidden/>
     <w:unhideWhenUsed/>
@@ -2538,9 +3185,9 @@
       <w:szCs w:val="18"/>
     </w:rPr>
   </w:style>
-  <w:style w:type="character" w:customStyle="1" w:styleId="TextodebaloChar">
-    <w:name w:val="Texto de balão Char"/>
-    <w:basedOn w:val="Fontepargpadro"/>
+  <w:style w:type="character" w:customStyle="1" w:styleId="TextodebaloCarter">
+    <w:name w:val="Texto de balão Caráter"/>
+    <w:basedOn w:val="Tipodeletrapredefinidodopargrafo"/>
     <w:link w:val="Textodebalo"/>
     <w:uiPriority w:val="99"/>
     <w:semiHidden/>
@@ -2894,12 +3541,11 @@
 </file>
 
 <file path=customXml/item1.xml><?xml version="1.0" encoding="utf-8"?>
-<?mso-contentType ?>
-<FormTemplates xmlns="http://schemas.microsoft.com/sharepoint/v3/contenttype/forms">
-  <Display>DocumentLibraryForm</Display>
-  <Edit>DocumentLibraryForm</Edit>
-  <New>DocumentLibraryForm</New>
-</FormTemplates>
+<p:properties xmlns:p="http://schemas.microsoft.com/office/2006/metadata/properties" xmlns:xsi="http://www.w3.org/2001/XMLSchema-instance" xmlns:pc="http://schemas.microsoft.com/office/infopath/2007/PartnerControls">
+  <documentManagement>
+    <_activity xmlns="73bd2b1f-886a-4f1d-b0bb-23f49d491aa9" xsi:nil="true"/>
+  </documentManagement>
+</p:properties>
 </file>
 
 <file path=customXml/item2.xml><?xml version="1.0" encoding="utf-8"?>
@@ -3132,11 +3778,12 @@
 </file>
 
 <file path=customXml/item3.xml><?xml version="1.0" encoding="utf-8"?>
-<p:properties xmlns:p="http://schemas.microsoft.com/office/2006/metadata/properties" xmlns:xsi="http://www.w3.org/2001/XMLSchema-instance" xmlns:pc="http://schemas.microsoft.com/office/infopath/2007/PartnerControls">
-  <documentManagement>
-    <_activity xmlns="73bd2b1f-886a-4f1d-b0bb-23f49d491aa9" xsi:nil="true"/>
-  </documentManagement>
-</p:properties>
+<?mso-contentType ?>
+<FormTemplates xmlns="http://schemas.microsoft.com/sharepoint/v3/contenttype/forms">
+  <Display>DocumentLibraryForm</Display>
+  <Edit>DocumentLibraryForm</Edit>
+  <New>DocumentLibraryForm</New>
+</FormTemplates>
 </file>
 
 <file path=customXml/item4.xml><?xml version="1.0" encoding="utf-8"?>
@@ -3144,9 +3791,11 @@
 </file>
 
 <file path=customXml/itemProps1.xml><?xml version="1.0" encoding="utf-8"?>
-<ds:datastoreItem xmlns:ds="http://schemas.openxmlformats.org/officeDocument/2006/customXml" ds:itemID="{0593B9FC-456C-46BA-ABE7-4E86A6CE6864}">
+<ds:datastoreItem xmlns:ds="http://schemas.openxmlformats.org/officeDocument/2006/customXml" ds:itemID="{10811A0B-354D-477E-AF27-C929DD9532C2}">
   <ds:schemaRefs>
-    <ds:schemaRef ds:uri="http://schemas.microsoft.com/sharepoint/v3/contenttype/forms"/>
+    <ds:schemaRef ds:uri="http://schemas.microsoft.com/office/2006/metadata/properties"/>
+    <ds:schemaRef ds:uri="http://schemas.microsoft.com/office/infopath/2007/PartnerControls"/>
+    <ds:schemaRef ds:uri="73bd2b1f-886a-4f1d-b0bb-23f49d491aa9"/>
   </ds:schemaRefs>
 </ds:datastoreItem>
 </file>
@@ -3171,18 +3820,9 @@
 </file>
 
 <file path=customXml/itemProps3.xml><?xml version="1.0" encoding="utf-8"?>
-<ds:datastoreItem xmlns:ds="http://schemas.openxmlformats.org/officeDocument/2006/customXml" ds:itemID="{10811A0B-354D-477E-AF27-C929DD9532C2}">
+<ds:datastoreItem xmlns:ds="http://schemas.openxmlformats.org/officeDocument/2006/customXml" ds:itemID="{0593B9FC-456C-46BA-ABE7-4E86A6CE6864}">
   <ds:schemaRefs>
-    <ds:schemaRef ds:uri="http://schemas.microsoft.com/office/2006/metadata/properties"/>
-    <ds:schemaRef ds:uri="http://www.w3.org/XML/1998/namespace"/>
-    <ds:schemaRef ds:uri="http://schemas.microsoft.com/office/2006/documentManagement/types"/>
-    <ds:schemaRef ds:uri="http://schemas.openxmlformats.org/package/2006/metadata/core-properties"/>
-    <ds:schemaRef ds:uri="http://purl.org/dc/elements/1.1/"/>
-    <ds:schemaRef ds:uri="http://schemas.microsoft.com/office/infopath/2007/PartnerControls"/>
-    <ds:schemaRef ds:uri="73bd2b1f-886a-4f1d-b0bb-23f49d491aa9"/>
-    <ds:schemaRef ds:uri="85818a3c-b8e7-4f75-b80a-610982c277d3"/>
-    <ds:schemaRef ds:uri="http://purl.org/dc/dcmitype/"/>
-    <ds:schemaRef ds:uri="http://purl.org/dc/terms/"/>
+    <ds:schemaRef ds:uri="http://schemas.microsoft.com/sharepoint/v3/contenttype/forms"/>
   </ds:schemaRefs>
 </ds:datastoreItem>
 </file>

--- a/docs/Template - Fase 2 - Projeto em Business Intelligence e Analytics.docx
+++ b/docs/Template - Fase 2 - Projeto em Business Intelligence e Analytics.docx
@@ -250,7 +250,14 @@
           <w:sz w:val="24"/>
         </w:rPr>
         <w:tab/>
-        <w:t>Os indicadores estratégicos foram definidos a partir das hipóteses formuladas na primeira fase do projeto, com o objetivo de monitorar o risco de rebaixamento e apoiar decisões de planejamento esportivo e financeiro do clube ao longo da temporada. Seis KPIs foram utilizadas no dashboard sendo elas:</w:t>
+      </w:r>
+      <w:r>
+        <w:rPr>
+          <w:rFonts w:ascii="Arial" w:hAnsi="Arial" w:cs="Arial"/>
+          <w:color w:val="000000" w:themeColor="text1"/>
+          <w:sz w:val="24"/>
+        </w:rPr>
+        <w:t>Os indicadores foram definidos com o objetivo de transformar as previsões de risco de rebaixamento em informações de apoio à análise do desempenho dos clubes. O dashboard apresenta seis indicadores principais:</w:t>
       </w:r>
     </w:p>
     <w:p>
@@ -803,33 +810,85 @@
         <w:spacing w:after="0" w:line="240" w:lineRule="auto"/>
         <w:rPr>
           <w:color w:val="000000" w:themeColor="text1"/>
-          <w:sz w:val="24"/>
-        </w:rPr>
-      </w:pPr>
-      <w:r>
-        <w:rPr>
-          <w:color w:val="000000" w:themeColor="text1"/>
-          <w:sz w:val="24"/>
-        </w:rPr>
-        <w:t xml:space="preserve">Insira aqui </w:t>
-      </w:r>
-      <w:r>
-        <w:rPr>
-          <w:color w:val="000000" w:themeColor="text1"/>
-          <w:sz w:val="24"/>
-        </w:rPr>
-        <w:t>o diagrama com os componentes</w:t>
-      </w:r>
-      <w:r>
-        <w:rPr>
-          <w:color w:val="000000" w:themeColor="text1"/>
-          <w:sz w:val="24"/>
-        </w:rPr>
-        <w:t>.</w:t>
+          <w:sz w:val="28"/>
+          <w:szCs w:val="24"/>
+        </w:rPr>
+      </w:pPr>
+      <w:r>
+        <w:rPr>
+          <w:color w:val="000000" w:themeColor="text1"/>
+          <w:sz w:val="24"/>
+        </w:rPr>
+        <w:tab/>
+      </w:r>
+      <w:r>
+        <w:rPr>
+          <w:color w:val="000000" w:themeColor="text1"/>
+          <w:sz w:val="28"/>
+          <w:szCs w:val="24"/>
+        </w:rPr>
+        <w:t>A soluçao foi estruturada em etapas de preparação dos dados, modelagem preditiva e visualização dos resultados. Os dados utilizados no projeto foram incialmente analisados e preparados no Python, resultando em uma base analítica organizada em nível clube e temporada. Essa base foi utilizada como entrada para o notebook de modelagem preditiva na Fase 2.</w:t>
       </w:r>
     </w:p>
     <w:p>
       <w:pPr>
+        <w:spacing w:after="0" w:line="240" w:lineRule="auto"/>
+        <w:rPr>
+          <w:color w:val="000000" w:themeColor="text1"/>
+          <w:sz w:val="28"/>
+          <w:szCs w:val="24"/>
+        </w:rPr>
+      </w:pPr>
+      <w:r>
+        <w:rPr>
+          <w:color w:val="000000" w:themeColor="text1"/>
+          <w:sz w:val="28"/>
+          <w:szCs w:val="24"/>
+        </w:rPr>
+        <w:tab/>
+        <w:t>Na etapa de modelgaem, foi utilizda Regressão Logística para classificação do risco de rebaixamento. A avaliação foi realizada respeitando a ordem temporal de cada temporada, por meio de validação cruzada temporal com janela expansiva. Essa abordagem evita embaralhamento dos dados históricos e permite avaliar o modelo utilizando temporadas futuras em relaçao ao período utilizando para treinamento.</w:t>
+      </w:r>
+    </w:p>
+    <w:p>
+      <w:pPr>
+        <w:spacing w:after="0" w:line="240" w:lineRule="auto"/>
+        <w:rPr>
+          <w:color w:val="000000" w:themeColor="text1"/>
+          <w:sz w:val="28"/>
+          <w:szCs w:val="24"/>
+        </w:rPr>
+      </w:pPr>
+      <w:r>
+        <w:rPr>
+          <w:color w:val="000000" w:themeColor="text1"/>
+          <w:sz w:val="28"/>
+          <w:szCs w:val="24"/>
+        </w:rPr>
+        <w:tab/>
+        <w:t>Após  a validação, foi construído o modelo utilizado para gerar as previsões temporais da temporada de 2025. O modelo final utiliza a posição final do clube na temporada como variável explicativa e gera uma probabilidade prevista de rebaixamento. Os resultados forma exportados para um arquivo CSV consolidado, contendo histocio eas previsoes, que posteriormente é utilizado como fonte de dados no Tableau.</w:t>
+      </w:r>
+    </w:p>
+    <w:p>
+      <w:pPr>
+        <w:spacing w:after="0" w:line="240" w:lineRule="auto"/>
+        <w:rPr>
+          <w:color w:val="000000" w:themeColor="text1"/>
+          <w:sz w:val="28"/>
+          <w:szCs w:val="24"/>
+        </w:rPr>
+      </w:pPr>
+      <w:r>
+        <w:rPr>
+          <w:color w:val="000000" w:themeColor="text1"/>
+          <w:sz w:val="28"/>
+          <w:szCs w:val="24"/>
+        </w:rPr>
+        <w:tab/>
+        <w:t>Insrir uma imagem, aqui.</w:t>
+      </w:r>
+    </w:p>
+    <w:p>
+      <w:pPr>
         <w:spacing w:before="720" w:after="0" w:line="240" w:lineRule="auto"/>
         <w:jc w:val="both"/>
         <w:rPr>
@@ -893,6 +952,7 @@
           <w:color w:val="7B7B7B" w:themeColor="accent3" w:themeShade="BF"/>
           <w:szCs w:val="21"/>
         </w:rPr>
+        <w:lastRenderedPageBreak/>
         <w:t>Descreva a solução implementada. Link para o código fonte, dicionário de dados, dashboards e análises realizadas.</w:t>
       </w:r>
       <w:r>
@@ -3011,7 +3071,6 @@
   <w:style w:type="character" w:default="1" w:styleId="Tipodeletrapredefinidodopargrafo">
     <w:name w:val="Default Paragraph Font"/>
     <w:uiPriority w:val="1"/>
-    <w:semiHidden/>
     <w:unhideWhenUsed/>
   </w:style>
   <w:style w:type="table" w:default="1" w:styleId="Tabelanormal">
@@ -3541,14 +3600,19 @@
 </file>
 
 <file path=customXml/item1.xml><?xml version="1.0" encoding="utf-8"?>
-<p:properties xmlns:p="http://schemas.microsoft.com/office/2006/metadata/properties" xmlns:xsi="http://www.w3.org/2001/XMLSchema-instance" xmlns:pc="http://schemas.microsoft.com/office/infopath/2007/PartnerControls">
-  <documentManagement>
-    <_activity xmlns="73bd2b1f-886a-4f1d-b0bb-23f49d491aa9" xsi:nil="true"/>
-  </documentManagement>
-</p:properties>
+<b:Sources xmlns:b="http://schemas.openxmlformats.org/officeDocument/2006/bibliography" xmlns="http://schemas.openxmlformats.org/officeDocument/2006/bibliography" SelectedStyle="\APASixthEditionOfficeOnline.xsl" StyleName="APA" Version="6"/>
 </file>
 
 <file path=customXml/item2.xml><?xml version="1.0" encoding="utf-8"?>
+<?mso-contentType ?>
+<FormTemplates xmlns="http://schemas.microsoft.com/sharepoint/v3/contenttype/forms">
+  <Display>DocumentLibraryForm</Display>
+  <Edit>DocumentLibraryForm</Edit>
+  <New>DocumentLibraryForm</New>
+</FormTemplates>
+</file>
+
+<file path=customXml/item3.xml><?xml version="1.0" encoding="utf-8"?>
 <ct:contentTypeSchema xmlns:ct="http://schemas.microsoft.com/office/2006/metadata/contentType" xmlns:ma="http://schemas.microsoft.com/office/2006/metadata/properties/metaAttributes" ct:_="" ma:_="" ma:contentTypeName="Documento" ma:contentTypeID="0x010100B048A1A6D184364FB502BBB6EBF2C3D9" ma:contentTypeVersion="14" ma:contentTypeDescription="Crie um novo documento." ma:contentTypeScope="" ma:versionID="d7146710810563b9c6e4c1a91b60f5f9">
   <xsd:schema xmlns:xsd="http://www.w3.org/2001/XMLSchema" xmlns:xs="http://www.w3.org/2001/XMLSchema" xmlns:p="http://schemas.microsoft.com/office/2006/metadata/properties" xmlns:ns3="73bd2b1f-886a-4f1d-b0bb-23f49d491aa9" xmlns:ns4="85818a3c-b8e7-4f75-b80a-610982c277d3" targetNamespace="http://schemas.microsoft.com/office/2006/metadata/properties" ma:root="true" ma:fieldsID="8b8875638ef7369d6012dd60a980de1b" ns3:_="" ns4:_="">
     <xsd:import namespace="73bd2b1f-886a-4f1d-b0bb-23f49d491aa9"/>
@@ -3777,30 +3841,31 @@
 </ct:contentTypeSchema>
 </file>
 
-<file path=customXml/item3.xml><?xml version="1.0" encoding="utf-8"?>
-<?mso-contentType ?>
-<FormTemplates xmlns="http://schemas.microsoft.com/sharepoint/v3/contenttype/forms">
-  <Display>DocumentLibraryForm</Display>
-  <Edit>DocumentLibraryForm</Edit>
-  <New>DocumentLibraryForm</New>
-</FormTemplates>
-</file>
-
 <file path=customXml/item4.xml><?xml version="1.0" encoding="utf-8"?>
-<b:Sources xmlns:b="http://schemas.openxmlformats.org/officeDocument/2006/bibliography" xmlns="http://schemas.openxmlformats.org/officeDocument/2006/bibliography" SelectedStyle="\APASixthEditionOfficeOnline.xsl" StyleName="APA" Version="6"/>
+<p:properties xmlns:p="http://schemas.microsoft.com/office/2006/metadata/properties" xmlns:xsi="http://www.w3.org/2001/XMLSchema-instance" xmlns:pc="http://schemas.microsoft.com/office/infopath/2007/PartnerControls">
+  <documentManagement>
+    <_activity xmlns="73bd2b1f-886a-4f1d-b0bb-23f49d491aa9" xsi:nil="true"/>
+  </documentManagement>
+</p:properties>
 </file>
 
 <file path=customXml/itemProps1.xml><?xml version="1.0" encoding="utf-8"?>
-<ds:datastoreItem xmlns:ds="http://schemas.openxmlformats.org/officeDocument/2006/customXml" ds:itemID="{10811A0B-354D-477E-AF27-C929DD9532C2}">
+<ds:datastoreItem xmlns:ds="http://schemas.openxmlformats.org/officeDocument/2006/customXml" ds:itemID="{F61111CE-2DDF-46E8-9D66-B3D8C921A39E}">
   <ds:schemaRefs>
-    <ds:schemaRef ds:uri="http://schemas.microsoft.com/office/2006/metadata/properties"/>
-    <ds:schemaRef ds:uri="http://schemas.microsoft.com/office/infopath/2007/PartnerControls"/>
-    <ds:schemaRef ds:uri="73bd2b1f-886a-4f1d-b0bb-23f49d491aa9"/>
+    <ds:schemaRef ds:uri="http://schemas.openxmlformats.org/officeDocument/2006/bibliography"/>
   </ds:schemaRefs>
 </ds:datastoreItem>
 </file>
 
 <file path=customXml/itemProps2.xml><?xml version="1.0" encoding="utf-8"?>
+<ds:datastoreItem xmlns:ds="http://schemas.openxmlformats.org/officeDocument/2006/customXml" ds:itemID="{0593B9FC-456C-46BA-ABE7-4E86A6CE6864}">
+  <ds:schemaRefs>
+    <ds:schemaRef ds:uri="http://schemas.microsoft.com/sharepoint/v3/contenttype/forms"/>
+  </ds:schemaRefs>
+</ds:datastoreItem>
+</file>
+
+<file path=customXml/itemProps3.xml><?xml version="1.0" encoding="utf-8"?>
 <ds:datastoreItem xmlns:ds="http://schemas.openxmlformats.org/officeDocument/2006/customXml" ds:itemID="{D06ADA8E-DF43-49D2-A0A1-50B9B3A2B035}">
   <ds:schemaRefs>
     <ds:schemaRef ds:uri="http://schemas.microsoft.com/office/2006/metadata/contentType"/>
@@ -3819,18 +3884,12 @@
 </ds:datastoreItem>
 </file>
 
-<file path=customXml/itemProps3.xml><?xml version="1.0" encoding="utf-8"?>
-<ds:datastoreItem xmlns:ds="http://schemas.openxmlformats.org/officeDocument/2006/customXml" ds:itemID="{0593B9FC-456C-46BA-ABE7-4E86A6CE6864}">
+<file path=customXml/itemProps4.xml><?xml version="1.0" encoding="utf-8"?>
+<ds:datastoreItem xmlns:ds="http://schemas.openxmlformats.org/officeDocument/2006/customXml" ds:itemID="{10811A0B-354D-477E-AF27-C929DD9532C2}">
   <ds:schemaRefs>
-    <ds:schemaRef ds:uri="http://schemas.microsoft.com/sharepoint/v3/contenttype/forms"/>
-  </ds:schemaRefs>
-</ds:datastoreItem>
-</file>
-
-<file path=customXml/itemProps4.xml><?xml version="1.0" encoding="utf-8"?>
-<ds:datastoreItem xmlns:ds="http://schemas.openxmlformats.org/officeDocument/2006/customXml" ds:itemID="{F61111CE-2DDF-46E8-9D66-B3D8C921A39E}">
-  <ds:schemaRefs>
-    <ds:schemaRef ds:uri="http://schemas.openxmlformats.org/officeDocument/2006/bibliography"/>
+    <ds:schemaRef ds:uri="http://schemas.microsoft.com/office/2006/metadata/properties"/>
+    <ds:schemaRef ds:uri="http://schemas.microsoft.com/office/infopath/2007/PartnerControls"/>
+    <ds:schemaRef ds:uri="73bd2b1f-886a-4f1d-b0bb-23f49d491aa9"/>
   </ds:schemaRefs>
 </ds:datastoreItem>
 </file>
--- a/docs/Template - Fase 2 - Projeto em Business Intelligence e Analytics.docx
+++ b/docs/Template - Fase 2 - Projeto em Business Intelligence e Analytics.docx
@@ -138,53 +138,7 @@
           <w:b/>
           <w:color w:val="FFFFFF" w:themeColor="background1"/>
         </w:rPr>
-        <w:t xml:space="preserve">Insira aqui seu nome  </w:t>
-      </w:r>
-    </w:p>
-    <w:p>
-      <w:pPr>
-        <w:spacing w:before="480" w:after="0" w:line="240" w:lineRule="auto"/>
-        <w:rPr>
-          <w:color w:val="963264"/>
-        </w:rPr>
-      </w:pPr>
-      <w:r>
-        <w:rPr>
-          <w:b/>
-          <w:color w:val="963264"/>
-        </w:rPr>
-        <w:t>Atenção:</w:t>
-      </w:r>
-      <w:r>
-        <w:rPr>
-          <w:color w:val="963264"/>
-        </w:rPr>
-        <w:t xml:space="preserve"> </w:t>
-      </w:r>
-      <w:r>
-        <w:rPr>
-          <w:color w:val="963264"/>
-        </w:rPr>
-        <w:t>U</w:t>
-      </w:r>
-      <w:r>
-        <w:rPr>
-          <w:color w:val="963264"/>
-        </w:rPr>
-        <w:t xml:space="preserve">tilize o template complementar (Template_Projeto_Fase 2_Apresentacao_Executiva) para estruturar a </w:t>
-      </w:r>
-      <w:r>
-        <w:rPr>
-          <w:b/>
-          <w:color w:val="963264"/>
-        </w:rPr>
-        <w:t>APRESENTAÇÃO EXECUTIVA</w:t>
-      </w:r>
-      <w:r>
-        <w:rPr>
-          <w:color w:val="963264"/>
-        </w:rPr>
-        <w:t>.</w:t>
+        <w:t>Felipe Pinheiro Fossá</w:t>
       </w:r>
     </w:p>
     <w:p>
@@ -292,31 +246,70 @@
           <w:color w:val="000000" w:themeColor="text1"/>
           <w:sz w:val="24"/>
         </w:rPr>
-        <w:t>KPI 1 Divisão de risco dos clubes</w:t>
-      </w:r>
-      <w:r>
-        <w:rPr>
-          <w:rFonts w:ascii="Arial" w:hAnsi="Arial" w:cs="Arial"/>
-          <w:color w:val="000000" w:themeColor="text1"/>
-          <w:sz w:val="24"/>
-        </w:rPr>
-        <w:t xml:space="preserve">: </w:t>
-      </w:r>
-      <w:r>
-        <w:rPr>
-          <w:rFonts w:ascii="Arial" w:hAnsi="Arial" w:cs="Arial"/>
-          <w:color w:val="000000" w:themeColor="text1"/>
-          <w:sz w:val="24"/>
-        </w:rPr>
-        <w:t>u</w:t>
-      </w:r>
-      <w:r>
-        <w:rPr>
-          <w:rFonts w:ascii="Arial" w:hAnsi="Arial" w:cs="Arial"/>
-          <w:color w:val="000000" w:themeColor="text1"/>
-          <w:sz w:val="24"/>
-        </w:rPr>
-        <w:t>ma formula para definir os clubes que possuem risco baixo, medio, alto e muito alto de rebaixamento de acordo com os resultados da temporada;</w:t>
+        <w:t xml:space="preserve">KPI 1 </w:t>
+      </w:r>
+      <w:r>
+        <w:rPr>
+          <w:rFonts w:ascii="Arial" w:hAnsi="Arial" w:cs="Arial"/>
+          <w:b/>
+          <w:bCs/>
+          <w:color w:val="000000" w:themeColor="text1"/>
+          <w:sz w:val="24"/>
+        </w:rPr>
+        <w:t xml:space="preserve">- </w:t>
+      </w:r>
+      <w:r>
+        <w:rPr>
+          <w:rFonts w:ascii="Arial" w:hAnsi="Arial" w:cs="Arial"/>
+          <w:b/>
+          <w:bCs/>
+          <w:color w:val="000000" w:themeColor="text1"/>
+          <w:sz w:val="24"/>
+        </w:rPr>
+        <w:t>Divisão de risco dos clubes</w:t>
+      </w:r>
+      <w:r>
+        <w:rPr>
+          <w:rFonts w:ascii="Arial" w:hAnsi="Arial" w:cs="Arial"/>
+          <w:color w:val="000000" w:themeColor="text1"/>
+          <w:sz w:val="24"/>
+        </w:rPr>
+        <w:t>:</w:t>
+      </w:r>
+      <w:r>
+        <w:t xml:space="preserve"> </w:t>
+      </w:r>
+      <w:r>
+        <w:rPr>
+          <w:rFonts w:ascii="Arial" w:hAnsi="Arial" w:cs="Arial"/>
+          <w:color w:val="000000" w:themeColor="text1"/>
+          <w:sz w:val="24"/>
+        </w:rPr>
+        <w:t xml:space="preserve">classifica os clubes </w:t>
+      </w:r>
+      <w:r>
+        <w:rPr>
+          <w:rFonts w:ascii="Arial" w:hAnsi="Arial" w:cs="Arial"/>
+          <w:color w:val="000000" w:themeColor="text1"/>
+          <w:sz w:val="24"/>
+        </w:rPr>
+        <w:t>conforme o</w:t>
+      </w:r>
+      <w:r>
+        <w:rPr>
+          <w:rFonts w:ascii="Arial" w:hAnsi="Arial" w:cs="Arial"/>
+          <w:color w:val="000000" w:themeColor="text1"/>
+          <w:sz w:val="24"/>
+        </w:rPr>
+        <w:t xml:space="preserve"> risco previsto de rebaixamento nas categorias Baixo, Médio, Alto e Muito alto</w:t>
+      </w:r>
+      <w:r>
+        <w:rPr>
+          <w:rFonts w:ascii="Arial" w:hAnsi="Arial" w:cs="Arial"/>
+          <w:color w:val="000000" w:themeColor="text1"/>
+          <w:sz w:val="24"/>
+        </w:rPr>
+        <w:t>;</w:t>
       </w:r>
     </w:p>
     <w:p>
@@ -351,7 +344,27 @@
           <w:color w:val="000000" w:themeColor="text1"/>
           <w:sz w:val="24"/>
         </w:rPr>
-        <w:t>KPI 2 Média de risco</w:t>
+        <w:t xml:space="preserve">KPI 2 </w:t>
+      </w:r>
+      <w:r>
+        <w:rPr>
+          <w:rFonts w:ascii="Arial" w:hAnsi="Arial" w:cs="Arial"/>
+          <w:b/>
+          <w:bCs/>
+          <w:color w:val="000000" w:themeColor="text1"/>
+          <w:sz w:val="24"/>
+        </w:rPr>
+        <w:t xml:space="preserve">- </w:t>
+      </w:r>
+      <w:r>
+        <w:rPr>
+          <w:rFonts w:ascii="Arial" w:hAnsi="Arial" w:cs="Arial"/>
+          <w:b/>
+          <w:bCs/>
+          <w:color w:val="000000" w:themeColor="text1"/>
+          <w:sz w:val="24"/>
+        </w:rPr>
+        <w:t>Média de risco</w:t>
       </w:r>
       <w:r>
         <w:rPr>
@@ -367,15 +380,15 @@
           <w:color w:val="000000" w:themeColor="text1"/>
           <w:sz w:val="24"/>
         </w:rPr>
-        <w:t>t</w:t>
-      </w:r>
-      <w:r>
-        <w:rPr>
-          <w:rFonts w:ascii="Arial" w:hAnsi="Arial" w:cs="Arial"/>
-          <w:color w:val="000000" w:themeColor="text1"/>
-          <w:sz w:val="24"/>
-        </w:rPr>
-        <w:t>raça e média de risco para rebaixamento na temporada, traçando por todos os clubes;</w:t>
+        <w:t>apresenta a média do risco previsto de rebaixamento entre os clubes analisados</w:t>
+      </w:r>
+      <w:r>
+        <w:rPr>
+          <w:rFonts w:ascii="Arial" w:hAnsi="Arial" w:cs="Arial"/>
+          <w:color w:val="000000" w:themeColor="text1"/>
+          <w:sz w:val="24"/>
+        </w:rPr>
+        <w:t>;</w:t>
       </w:r>
     </w:p>
     <w:p>
@@ -410,7 +423,27 @@
           <w:color w:val="000000" w:themeColor="text1"/>
           <w:sz w:val="24"/>
         </w:rPr>
-        <w:t>KPI 3 Maior risco de rebaixamento:</w:t>
+        <w:t xml:space="preserve">KPI 3 </w:t>
+      </w:r>
+      <w:r>
+        <w:rPr>
+          <w:rFonts w:ascii="Arial" w:hAnsi="Arial" w:cs="Arial"/>
+          <w:b/>
+          <w:bCs/>
+          <w:color w:val="000000" w:themeColor="text1"/>
+          <w:sz w:val="24"/>
+        </w:rPr>
+        <w:t xml:space="preserve">- </w:t>
+      </w:r>
+      <w:r>
+        <w:rPr>
+          <w:rFonts w:ascii="Arial" w:hAnsi="Arial" w:cs="Arial"/>
+          <w:b/>
+          <w:bCs/>
+          <w:color w:val="000000" w:themeColor="text1"/>
+          <w:sz w:val="24"/>
+        </w:rPr>
+        <w:t>Maior risco de rebaixamento:</w:t>
       </w:r>
       <w:r>
         <w:rPr>
@@ -426,15 +459,15 @@
           <w:color w:val="000000" w:themeColor="text1"/>
           <w:sz w:val="24"/>
         </w:rPr>
-        <w:t>trás</w:t>
-      </w:r>
-      <w:r>
-        <w:rPr>
-          <w:rFonts w:ascii="Arial" w:hAnsi="Arial" w:cs="Arial"/>
-          <w:color w:val="000000" w:themeColor="text1"/>
-          <w:sz w:val="24"/>
-        </w:rPr>
-        <w:t xml:space="preserve"> o nome e porcentagem de risco para rebaixamento do clube com maior risco;</w:t>
+        <w:t>identifica o clube que apresenta o maior risco previsto de rebaixamento na temporada analisada</w:t>
+      </w:r>
+      <w:r>
+        <w:rPr>
+          <w:rFonts w:ascii="Arial" w:hAnsi="Arial" w:cs="Arial"/>
+          <w:color w:val="000000" w:themeColor="text1"/>
+          <w:sz w:val="24"/>
+        </w:rPr>
+        <w:t>;</w:t>
       </w:r>
     </w:p>
     <w:p>
@@ -469,7 +502,27 @@
           <w:color w:val="000000" w:themeColor="text1"/>
           <w:sz w:val="24"/>
         </w:rPr>
-        <w:t>KPI 4 Menor risco de rebaixamento:</w:t>
+        <w:t xml:space="preserve">KPI 4 </w:t>
+      </w:r>
+      <w:r>
+        <w:rPr>
+          <w:rFonts w:ascii="Arial" w:hAnsi="Arial" w:cs="Arial"/>
+          <w:b/>
+          <w:bCs/>
+          <w:color w:val="000000" w:themeColor="text1"/>
+          <w:sz w:val="24"/>
+        </w:rPr>
+        <w:t xml:space="preserve">- </w:t>
+      </w:r>
+      <w:r>
+        <w:rPr>
+          <w:rFonts w:ascii="Arial" w:hAnsi="Arial" w:cs="Arial"/>
+          <w:b/>
+          <w:bCs/>
+          <w:color w:val="000000" w:themeColor="text1"/>
+          <w:sz w:val="24"/>
+        </w:rPr>
+        <w:t>Menor risco de rebaixamento:</w:t>
       </w:r>
       <w:r>
         <w:rPr>
@@ -485,15 +538,23 @@
           <w:color w:val="000000" w:themeColor="text1"/>
           <w:sz w:val="24"/>
         </w:rPr>
-        <w:t>inverso</w:t>
-      </w:r>
-      <w:r>
-        <w:rPr>
-          <w:rFonts w:ascii="Arial" w:hAnsi="Arial" w:cs="Arial"/>
-          <w:color w:val="000000" w:themeColor="text1"/>
-          <w:sz w:val="24"/>
-        </w:rPr>
-        <w:t xml:space="preserve"> do KPI 3, o clube com menor risco de rebaixamento;</w:t>
+        <w:t>identifica</w:t>
+      </w:r>
+      <w:r>
+        <w:rPr>
+          <w:rFonts w:ascii="Arial" w:hAnsi="Arial" w:cs="Arial"/>
+          <w:color w:val="000000" w:themeColor="text1"/>
+          <w:sz w:val="24"/>
+        </w:rPr>
+        <w:t xml:space="preserve"> o clube que apresenta o menor risco previsto de rebaixamento</w:t>
+      </w:r>
+      <w:r>
+        <w:rPr>
+          <w:rFonts w:ascii="Arial" w:hAnsi="Arial" w:cs="Arial"/>
+          <w:color w:val="000000" w:themeColor="text1"/>
+          <w:sz w:val="24"/>
+        </w:rPr>
+        <w:t>;</w:t>
       </w:r>
     </w:p>
     <w:p>
@@ -528,7 +589,27 @@
           <w:color w:val="000000" w:themeColor="text1"/>
           <w:sz w:val="24"/>
         </w:rPr>
-        <w:t>KPI 5 Risco de rebaixamento por clube</w:t>
+        <w:t xml:space="preserve">KPI 5 </w:t>
+      </w:r>
+      <w:r>
+        <w:rPr>
+          <w:rFonts w:ascii="Arial" w:hAnsi="Arial" w:cs="Arial"/>
+          <w:b/>
+          <w:bCs/>
+          <w:color w:val="000000" w:themeColor="text1"/>
+          <w:sz w:val="24"/>
+        </w:rPr>
+        <w:t xml:space="preserve">- </w:t>
+      </w:r>
+      <w:r>
+        <w:rPr>
+          <w:rFonts w:ascii="Arial" w:hAnsi="Arial" w:cs="Arial"/>
+          <w:b/>
+          <w:bCs/>
+          <w:color w:val="000000" w:themeColor="text1"/>
+          <w:sz w:val="24"/>
+        </w:rPr>
+        <w:t>Risco de rebaixamento por clube</w:t>
       </w:r>
       <w:r>
         <w:rPr>
@@ -546,31 +627,15 @@
           <w:color w:val="000000" w:themeColor="text1"/>
           <w:sz w:val="24"/>
         </w:rPr>
-        <w:t>gráfico</w:t>
-      </w:r>
-      <w:r>
-        <w:rPr>
-          <w:rFonts w:ascii="Arial" w:hAnsi="Arial" w:cs="Arial"/>
-          <w:color w:val="000000" w:themeColor="text1"/>
-          <w:sz w:val="24"/>
-        </w:rPr>
-        <w:t xml:space="preserve"> de barras mostrando a </w:t>
-      </w:r>
-      <w:r>
-        <w:rPr>
-          <w:rFonts w:ascii="Arial" w:hAnsi="Arial" w:cs="Arial"/>
-          <w:color w:val="000000" w:themeColor="text1"/>
-          <w:sz w:val="24"/>
-        </w:rPr>
-        <w:t>porcentagem</w:t>
-      </w:r>
-      <w:r>
-        <w:rPr>
-          <w:rFonts w:ascii="Arial" w:hAnsi="Arial" w:cs="Arial"/>
-          <w:color w:val="000000" w:themeColor="text1"/>
-          <w:sz w:val="24"/>
-        </w:rPr>
-        <w:t xml:space="preserve"> de cada clube teve na temporada de 2025 de ser rebaixado, sendo do maior ao menor risco.</w:t>
+        <w:t>apresenta, por meio de um gráfico de barras, o risco previsto de cada clube, permitindo comparar os clubes entre si</w:t>
+      </w:r>
+      <w:r>
+        <w:rPr>
+          <w:rFonts w:ascii="Arial" w:hAnsi="Arial" w:cs="Arial"/>
+          <w:color w:val="000000" w:themeColor="text1"/>
+          <w:sz w:val="24"/>
+        </w:rPr>
+        <w:t>;</w:t>
       </w:r>
     </w:p>
     <w:p>
@@ -605,8 +670,27 @@
           <w:color w:val="000000" w:themeColor="text1"/>
           <w:sz w:val="24"/>
         </w:rPr>
-        <w:lastRenderedPageBreak/>
-        <w:t xml:space="preserve">KPI 6 Risco de rebaixamento ao longo </w:t>
+        <w:t xml:space="preserve">KPI 6 </w:t>
+      </w:r>
+      <w:r>
+        <w:rPr>
+          <w:rFonts w:ascii="Arial" w:hAnsi="Arial" w:cs="Arial"/>
+          <w:b/>
+          <w:bCs/>
+          <w:color w:val="000000" w:themeColor="text1"/>
+          <w:sz w:val="24"/>
+        </w:rPr>
+        <w:t xml:space="preserve">- </w:t>
+      </w:r>
+      <w:r>
+        <w:rPr>
+          <w:rFonts w:ascii="Arial" w:hAnsi="Arial" w:cs="Arial"/>
+          <w:b/>
+          <w:bCs/>
+          <w:color w:val="000000" w:themeColor="text1"/>
+          <w:sz w:val="24"/>
+        </w:rPr>
+        <w:t xml:space="preserve">Risco de rebaixamento ao longo </w:t>
       </w:r>
       <w:r>
         <w:rPr>
@@ -634,23 +718,23 @@
           <w:color w:val="000000" w:themeColor="text1"/>
           <w:sz w:val="24"/>
         </w:rPr>
-        <w:t xml:space="preserve"> o gráfico mais importante </w:t>
-      </w:r>
-      <w:r>
-        <w:rPr>
-          <w:rFonts w:ascii="Arial" w:hAnsi="Arial" w:cs="Arial"/>
-          <w:color w:val="000000" w:themeColor="text1"/>
-          <w:sz w:val="24"/>
-        </w:rPr>
-        <w:t>até</w:t>
-      </w:r>
-      <w:r>
-        <w:rPr>
-          <w:rFonts w:ascii="Arial" w:hAnsi="Arial" w:cs="Arial"/>
-          <w:color w:val="000000" w:themeColor="text1"/>
-          <w:sz w:val="24"/>
-        </w:rPr>
-        <w:t xml:space="preserve"> aqui, trazendo como os clubes que tiveram maior risco da temporada de 2025 agiram nas temporadas passadas, desde 2014.</w:t>
+        <w:t xml:space="preserve"> </w:t>
+      </w:r>
+      <w:r>
+        <w:rPr>
+          <w:rFonts w:ascii="Arial" w:hAnsi="Arial" w:cs="Arial"/>
+          <w:color w:val="000000" w:themeColor="text1"/>
+          <w:sz w:val="24"/>
+        </w:rPr>
+        <w:t>apresenta a evolução histórica do risco previsto, permitindo observar como os clubes selecionados se comportaram ao longo das temporadas</w:t>
+      </w:r>
+      <w:r>
+        <w:rPr>
+          <w:rFonts w:ascii="Arial" w:hAnsi="Arial" w:cs="Arial"/>
+          <w:color w:val="000000" w:themeColor="text1"/>
+          <w:sz w:val="24"/>
+        </w:rPr>
+        <w:t>.</w:t>
       </w:r>
     </w:p>
     <w:p>
@@ -679,7 +763,64 @@
           <w:color w:val="000000" w:themeColor="text1"/>
           <w:sz w:val="24"/>
         </w:rPr>
-        <w:t>O KPI 6 é o gráfico mais importante do dashboard, sabendo como as temporadas passadas ocorreram, pode se presumir que o clube está no caminho certo ou no errado, ao exemplo de Internacional, que ao longo das temporadas teve um aumento de chance de rebaixamento crescendo consideravelmente, os restantes das KPIs tende a ser para auxiliar na análise, útil para procurar um clube para qual investir, por exemplo.</w:t>
+        <w:lastRenderedPageBreak/>
+        <w:t xml:space="preserve">O KPI 6 possui importância especial para a análise, pois permite comparar o risco previsto em diferentes temporadas e observar a evolução do desempenho dos clubes ao longo do tempo. Os demais indicadores complementam essa análise ao apresentar uma visão geral da distribuição dos riscos e destacar os clubes com maior e menor risco. As faixas de risco utilizadas no dashboard foram definidas a partir do valor previsto pelo modelo: risco </w:t>
+      </w:r>
+      <w:r>
+        <w:rPr>
+          <w:rFonts w:ascii="Arial" w:hAnsi="Arial" w:cs="Arial"/>
+          <w:color w:val="000000" w:themeColor="text1"/>
+          <w:sz w:val="24"/>
+        </w:rPr>
+        <w:t>b</w:t>
+      </w:r>
+      <w:r>
+        <w:rPr>
+          <w:rFonts w:ascii="Arial" w:hAnsi="Arial" w:cs="Arial"/>
+          <w:color w:val="000000" w:themeColor="text1"/>
+          <w:sz w:val="24"/>
+        </w:rPr>
+        <w:t>aixo para valores inferiores a 30%</w:t>
+      </w:r>
+      <w:r>
+        <w:rPr>
+          <w:rFonts w:ascii="Arial" w:hAnsi="Arial" w:cs="Arial"/>
+          <w:color w:val="000000" w:themeColor="text1"/>
+          <w:sz w:val="24"/>
+        </w:rPr>
+        <w:t>, médio</w:t>
+      </w:r>
+      <w:r>
+        <w:rPr>
+          <w:rFonts w:ascii="Arial" w:hAnsi="Arial" w:cs="Arial"/>
+          <w:color w:val="000000" w:themeColor="text1"/>
+          <w:sz w:val="24"/>
+        </w:rPr>
+        <w:t xml:space="preserve"> entre 30% e 49%</w:t>
+      </w:r>
+      <w:r>
+        <w:rPr>
+          <w:rFonts w:ascii="Arial" w:hAnsi="Arial" w:cs="Arial"/>
+          <w:color w:val="000000" w:themeColor="text1"/>
+          <w:sz w:val="24"/>
+        </w:rPr>
+        <w:t>, alto</w:t>
+      </w:r>
+      <w:r>
+        <w:rPr>
+          <w:rFonts w:ascii="Arial" w:hAnsi="Arial" w:cs="Arial"/>
+          <w:color w:val="000000" w:themeColor="text1"/>
+          <w:sz w:val="24"/>
+        </w:rPr>
+        <w:t xml:space="preserve"> entre 50% e 59% e Muito alto a partir de 60%</w:t>
+      </w:r>
+      <w:r>
+        <w:rPr>
+          <w:rFonts w:ascii="Arial" w:hAnsi="Arial" w:cs="Arial"/>
+          <w:color w:val="000000" w:themeColor="text1"/>
+          <w:sz w:val="24"/>
+        </w:rPr>
+        <w:t>.</w:t>
       </w:r>
     </w:p>
     <w:p>
@@ -807,10 +948,11 @@
     </w:p>
     <w:p>
       <w:pPr>
-        <w:spacing w:after="0" w:line="240" w:lineRule="auto"/>
-        <w:rPr>
-          <w:color w:val="000000" w:themeColor="text1"/>
-          <w:sz w:val="28"/>
+        <w:spacing w:after="0" w:line="360" w:lineRule="auto"/>
+        <w:rPr>
+          <w:rFonts w:ascii="Arial" w:hAnsi="Arial" w:cs="Arial"/>
+          <w:color w:val="000000" w:themeColor="text1"/>
+          <w:sz w:val="24"/>
           <w:szCs w:val="24"/>
         </w:rPr>
       </w:pPr>
@@ -823,68 +965,254 @@
       </w:r>
       <w:r>
         <w:rPr>
-          <w:color w:val="000000" w:themeColor="text1"/>
-          <w:sz w:val="28"/>
+          <w:rFonts w:ascii="Arial" w:hAnsi="Arial" w:cs="Arial"/>
+          <w:color w:val="000000" w:themeColor="text1"/>
+          <w:sz w:val="24"/>
           <w:szCs w:val="24"/>
         </w:rPr>
-        <w:t>A soluçao foi estruturada em etapas de preparação dos dados, modelagem preditiva e visualização dos resultados. Os dados utilizados no projeto foram incialmente analisados e preparados no Python, resultando em uma base analítica organizada em nível clube e temporada. Essa base foi utilizada como entrada para o notebook de modelagem preditiva na Fase 2.</w:t>
+        <w:t xml:space="preserve">A </w:t>
+      </w:r>
+      <w:r>
+        <w:rPr>
+          <w:rFonts w:ascii="Arial" w:hAnsi="Arial" w:cs="Arial"/>
+          <w:color w:val="000000" w:themeColor="text1"/>
+          <w:sz w:val="24"/>
+          <w:szCs w:val="24"/>
+        </w:rPr>
+        <w:t>solução</w:t>
+      </w:r>
+      <w:r>
+        <w:rPr>
+          <w:rFonts w:ascii="Arial" w:hAnsi="Arial" w:cs="Arial"/>
+          <w:color w:val="000000" w:themeColor="text1"/>
+          <w:sz w:val="24"/>
+          <w:szCs w:val="24"/>
+        </w:rPr>
+        <w:t xml:space="preserve"> foi estruturada em etapas de preparação dos dados, modelagem preditiva e visualização dos resultados. Os dados utilizados no projeto foram </w:t>
+      </w:r>
+      <w:r>
+        <w:rPr>
+          <w:rFonts w:ascii="Arial" w:hAnsi="Arial" w:cs="Arial"/>
+          <w:color w:val="000000" w:themeColor="text1"/>
+          <w:sz w:val="24"/>
+          <w:szCs w:val="24"/>
+        </w:rPr>
+        <w:t>inicialmente</w:t>
+      </w:r>
+      <w:r>
+        <w:rPr>
+          <w:rFonts w:ascii="Arial" w:hAnsi="Arial" w:cs="Arial"/>
+          <w:color w:val="000000" w:themeColor="text1"/>
+          <w:sz w:val="24"/>
+          <w:szCs w:val="24"/>
+        </w:rPr>
+        <w:t xml:space="preserve"> analisados e preparados no Python, resultando em uma base analítica organizada</w:t>
+      </w:r>
+      <w:r>
+        <w:rPr>
+          <w:rFonts w:ascii="Arial" w:hAnsi="Arial" w:cs="Arial"/>
+          <w:color w:val="000000" w:themeColor="text1"/>
+          <w:sz w:val="24"/>
+          <w:szCs w:val="24"/>
+        </w:rPr>
+        <w:t xml:space="preserve"> em nível</w:t>
+      </w:r>
+      <w:r>
+        <w:rPr>
+          <w:rFonts w:ascii="Arial" w:hAnsi="Arial" w:cs="Arial"/>
+          <w:color w:val="000000" w:themeColor="text1"/>
+          <w:sz w:val="24"/>
+          <w:szCs w:val="24"/>
+        </w:rPr>
+        <w:t xml:space="preserve"> clube e temporada. Essa base foi utilizada como entrada para o notebook de modelagem preditiva na Fase 2.</w:t>
       </w:r>
     </w:p>
     <w:p>
       <w:pPr>
-        <w:spacing w:after="0" w:line="240" w:lineRule="auto"/>
-        <w:rPr>
-          <w:color w:val="000000" w:themeColor="text1"/>
-          <w:sz w:val="28"/>
+        <w:spacing w:after="0" w:line="360" w:lineRule="auto"/>
+        <w:rPr>
+          <w:rFonts w:ascii="Arial" w:hAnsi="Arial" w:cs="Arial"/>
+          <w:color w:val="000000" w:themeColor="text1"/>
+          <w:sz w:val="24"/>
           <w:szCs w:val="24"/>
         </w:rPr>
       </w:pPr>
       <w:r>
         <w:rPr>
-          <w:color w:val="000000" w:themeColor="text1"/>
-          <w:sz w:val="28"/>
+          <w:rFonts w:ascii="Arial" w:hAnsi="Arial" w:cs="Arial"/>
+          <w:color w:val="000000" w:themeColor="text1"/>
+          <w:sz w:val="24"/>
           <w:szCs w:val="24"/>
         </w:rPr>
         <w:tab/>
-        <w:t>Na etapa de modelgaem, foi utilizda Regressão Logística para classificação do risco de rebaixamento. A avaliação foi realizada respeitando a ordem temporal de cada temporada, por meio de validação cruzada temporal com janela expansiva. Essa abordagem evita embaralhamento dos dados históricos e permite avaliar o modelo utilizando temporadas futuras em relaçao ao período utilizando para treinamento.</w:t>
+        <w:t xml:space="preserve">Na etapa de </w:t>
+      </w:r>
+      <w:r>
+        <w:rPr>
+          <w:rFonts w:ascii="Arial" w:hAnsi="Arial" w:cs="Arial"/>
+          <w:color w:val="000000" w:themeColor="text1"/>
+          <w:sz w:val="24"/>
+          <w:szCs w:val="24"/>
+        </w:rPr>
+        <w:t>modelagem</w:t>
+      </w:r>
+      <w:r>
+        <w:rPr>
+          <w:rFonts w:ascii="Arial" w:hAnsi="Arial" w:cs="Arial"/>
+          <w:color w:val="000000" w:themeColor="text1"/>
+          <w:sz w:val="24"/>
+          <w:szCs w:val="24"/>
+        </w:rPr>
+        <w:t xml:space="preserve">, foi </w:t>
+      </w:r>
+      <w:r>
+        <w:rPr>
+          <w:rFonts w:ascii="Arial" w:hAnsi="Arial" w:cs="Arial"/>
+          <w:color w:val="000000" w:themeColor="text1"/>
+          <w:sz w:val="24"/>
+          <w:szCs w:val="24"/>
+        </w:rPr>
+        <w:t>utilizada</w:t>
+      </w:r>
+      <w:r>
+        <w:rPr>
+          <w:rFonts w:ascii="Arial" w:hAnsi="Arial" w:cs="Arial"/>
+          <w:color w:val="000000" w:themeColor="text1"/>
+          <w:sz w:val="24"/>
+          <w:szCs w:val="24"/>
+        </w:rPr>
+        <w:t xml:space="preserve"> Regressão Logística para classificação do risco de rebaixamento. A avaliação foi realizada respeitando a ordem temporal de cada temporada, por meio de validação cruzada temporal com janela expansiva. Essa abordagem evita embaralhamento dos dados históricos e permite avaliar o modelo utilizando temporadas futuras em relaçao ao período utilizando para treinamento.</w:t>
       </w:r>
     </w:p>
     <w:p>
       <w:pPr>
-        <w:spacing w:after="0" w:line="240" w:lineRule="auto"/>
-        <w:rPr>
-          <w:color w:val="000000" w:themeColor="text1"/>
-          <w:sz w:val="28"/>
+        <w:spacing w:after="0" w:line="360" w:lineRule="auto"/>
+        <w:rPr>
+          <w:rFonts w:ascii="Arial" w:hAnsi="Arial" w:cs="Arial"/>
+          <w:color w:val="000000" w:themeColor="text1"/>
+          <w:sz w:val="24"/>
           <w:szCs w:val="24"/>
         </w:rPr>
       </w:pPr>
       <w:r>
         <w:rPr>
-          <w:color w:val="000000" w:themeColor="text1"/>
-          <w:sz w:val="28"/>
+          <w:rFonts w:ascii="Arial" w:hAnsi="Arial" w:cs="Arial"/>
+          <w:color w:val="000000" w:themeColor="text1"/>
+          <w:sz w:val="24"/>
           <w:szCs w:val="24"/>
         </w:rPr>
         <w:tab/>
-        <w:t>Após  a validação, foi construído o modelo utilizado para gerar as previsões temporais da temporada de 2025. O modelo final utiliza a posição final do clube na temporada como variável explicativa e gera uma probabilidade prevista de rebaixamento. Os resultados forma exportados para um arquivo CSV consolidado, contendo histocio eas previsoes, que posteriormente é utilizado como fonte de dados no Tableau.</w:t>
+        <w:t>Após</w:t>
+      </w:r>
+      <w:r>
+        <w:rPr>
+          <w:rFonts w:ascii="Arial" w:hAnsi="Arial" w:cs="Arial"/>
+          <w:color w:val="000000" w:themeColor="text1"/>
+          <w:sz w:val="24"/>
+          <w:szCs w:val="24"/>
+        </w:rPr>
+        <w:t xml:space="preserve"> </w:t>
+      </w:r>
+      <w:r>
+        <w:rPr>
+          <w:rFonts w:ascii="Arial" w:hAnsi="Arial" w:cs="Arial"/>
+          <w:color w:val="000000" w:themeColor="text1"/>
+          <w:sz w:val="24"/>
+          <w:szCs w:val="24"/>
+        </w:rPr>
+        <w:t xml:space="preserve">a validação, foi construído o modelo utilizado para gerar as previsões temporais da temporada de 2025. O modelo final utiliza a posição final do clube na temporada como variável explicativa e gera uma probabilidade prevista de rebaixamento. Os resultados forma exportados para um arquivo CSV consolidado, contendo </w:t>
+      </w:r>
+      <w:r>
+        <w:rPr>
+          <w:rFonts w:ascii="Arial" w:hAnsi="Arial" w:cs="Arial"/>
+          <w:color w:val="000000" w:themeColor="text1"/>
+          <w:sz w:val="24"/>
+          <w:szCs w:val="24"/>
+        </w:rPr>
+        <w:t>histórico</w:t>
+      </w:r>
+      <w:r>
+        <w:rPr>
+          <w:rFonts w:ascii="Arial" w:hAnsi="Arial" w:cs="Arial"/>
+          <w:color w:val="000000" w:themeColor="text1"/>
+          <w:sz w:val="24"/>
+          <w:szCs w:val="24"/>
+        </w:rPr>
+        <w:t xml:space="preserve"> e</w:t>
+      </w:r>
+      <w:r>
+        <w:rPr>
+          <w:rFonts w:ascii="Arial" w:hAnsi="Arial" w:cs="Arial"/>
+          <w:color w:val="000000" w:themeColor="text1"/>
+          <w:sz w:val="24"/>
+          <w:szCs w:val="24"/>
+        </w:rPr>
+        <w:t xml:space="preserve"> </w:t>
+      </w:r>
+      <w:r>
+        <w:rPr>
+          <w:rFonts w:ascii="Arial" w:hAnsi="Arial" w:cs="Arial"/>
+          <w:color w:val="000000" w:themeColor="text1"/>
+          <w:sz w:val="24"/>
+          <w:szCs w:val="24"/>
+        </w:rPr>
+        <w:t xml:space="preserve">as </w:t>
+      </w:r>
+      <w:r>
+        <w:rPr>
+          <w:rFonts w:ascii="Arial" w:hAnsi="Arial" w:cs="Arial"/>
+          <w:color w:val="000000" w:themeColor="text1"/>
+          <w:sz w:val="24"/>
+          <w:szCs w:val="24"/>
+        </w:rPr>
+        <w:t>previsões</w:t>
+      </w:r>
+      <w:r>
+        <w:rPr>
+          <w:rFonts w:ascii="Arial" w:hAnsi="Arial" w:cs="Arial"/>
+          <w:color w:val="000000" w:themeColor="text1"/>
+          <w:sz w:val="24"/>
+          <w:szCs w:val="24"/>
+        </w:rPr>
+        <w:t>, que posteriormente é utilizado como fonte de dados no Tableau.</w:t>
       </w:r>
     </w:p>
     <w:p>
       <w:pPr>
-        <w:spacing w:after="0" w:line="240" w:lineRule="auto"/>
-        <w:rPr>
-          <w:color w:val="000000" w:themeColor="text1"/>
-          <w:sz w:val="28"/>
+        <w:spacing w:after="0" w:line="360" w:lineRule="auto"/>
+        <w:rPr>
+          <w:rFonts w:ascii="Arial" w:hAnsi="Arial" w:cs="Arial"/>
+          <w:color w:val="000000" w:themeColor="text1"/>
+          <w:sz w:val="24"/>
           <w:szCs w:val="24"/>
         </w:rPr>
       </w:pPr>
       <w:r>
         <w:rPr>
-          <w:color w:val="000000" w:themeColor="text1"/>
-          <w:sz w:val="28"/>
+          <w:rFonts w:ascii="Arial" w:hAnsi="Arial" w:cs="Arial"/>
+          <w:color w:val="000000" w:themeColor="text1"/>
+          <w:sz w:val="24"/>
           <w:szCs w:val="24"/>
         </w:rPr>
         <w:tab/>
-        <w:t>Insrir uma imagem, aqui.</w:t>
+      </w:r>
+      <w:r>
+        <w:rPr>
+          <w:rFonts w:ascii="Arial" w:hAnsi="Arial" w:cs="Arial"/>
+          <w:color w:val="000000" w:themeColor="text1"/>
+          <w:sz w:val="24"/>
+          <w:szCs w:val="24"/>
+        </w:rPr>
+        <w:t>Inserir</w:t>
+      </w:r>
+      <w:r>
+        <w:rPr>
+          <w:rFonts w:ascii="Arial" w:hAnsi="Arial" w:cs="Arial"/>
+          <w:color w:val="000000" w:themeColor="text1"/>
+          <w:sz w:val="24"/>
+          <w:szCs w:val="24"/>
+        </w:rPr>
+        <w:t xml:space="preserve"> uma imagem, aqui.</w:t>
       </w:r>
     </w:p>
     <w:p>
@@ -900,42 +1228,70 @@
           <w:szCs w:val="23"/>
         </w:rPr>
       </w:pPr>
-      <w:r>
-        <w:rPr>
-          <w:rFonts w:asciiTheme="minorHAnsi" w:hAnsiTheme="minorHAnsi" w:cstheme="minorHAnsi"/>
-          <w:b/>
-          <w:bCs/>
-          <w:color w:val="4664BE"/>
-          <w:sz w:val="24"/>
-          <w:szCs w:val="23"/>
-        </w:rPr>
-        <w:t xml:space="preserve">3. </w:t>
-      </w:r>
-      <w:r>
-        <w:rPr>
-          <w:rFonts w:asciiTheme="minorHAnsi" w:hAnsiTheme="minorHAnsi" w:cstheme="minorHAnsi"/>
-          <w:b/>
-          <w:bCs/>
-          <w:color w:val="4664BE"/>
-          <w:sz w:val="24"/>
-          <w:szCs w:val="23"/>
-        </w:rPr>
-        <w:t>Solução de BI</w:t>
-      </w:r>
-      <w:r>
-        <w:rPr>
-          <w:rFonts w:asciiTheme="minorHAnsi" w:hAnsiTheme="minorHAnsi" w:cstheme="minorHAnsi"/>
-          <w:b/>
-          <w:bCs/>
-          <w:color w:val="4664BE"/>
-          <w:sz w:val="24"/>
-          <w:szCs w:val="23"/>
-        </w:rPr>
-        <w:t>:</w:t>
-      </w:r>
     </w:p>
     <w:p>
       <w:pPr>
+        <w:spacing w:before="720" w:after="0" w:line="240" w:lineRule="auto"/>
+        <w:jc w:val="both"/>
+        <w:rPr>
+          <w:rFonts w:asciiTheme="minorHAnsi" w:hAnsiTheme="minorHAnsi" w:cstheme="minorHAnsi"/>
+          <w:b/>
+          <w:bCs/>
+          <w:color w:val="4664BE"/>
+          <w:sz w:val="24"/>
+          <w:szCs w:val="23"/>
+        </w:rPr>
+      </w:pPr>
+    </w:p>
+    <w:p>
+      <w:pPr>
+        <w:spacing w:before="720" w:after="0" w:line="240" w:lineRule="auto"/>
+        <w:jc w:val="both"/>
+        <w:rPr>
+          <w:rFonts w:asciiTheme="minorHAnsi" w:hAnsiTheme="minorHAnsi" w:cstheme="minorHAnsi"/>
+          <w:b/>
+          <w:bCs/>
+          <w:color w:val="4664BE"/>
+          <w:sz w:val="24"/>
+          <w:szCs w:val="23"/>
+        </w:rPr>
+      </w:pPr>
+      <w:r>
+        <w:rPr>
+          <w:rFonts w:asciiTheme="minorHAnsi" w:hAnsiTheme="minorHAnsi" w:cstheme="minorHAnsi"/>
+          <w:b/>
+          <w:bCs/>
+          <w:color w:val="4664BE"/>
+          <w:sz w:val="24"/>
+          <w:szCs w:val="23"/>
+        </w:rPr>
+        <w:t xml:space="preserve">3. </w:t>
+      </w:r>
+      <w:r>
+        <w:rPr>
+          <w:rFonts w:asciiTheme="minorHAnsi" w:hAnsiTheme="minorHAnsi" w:cstheme="minorHAnsi"/>
+          <w:b/>
+          <w:bCs/>
+          <w:color w:val="4664BE"/>
+          <w:sz w:val="24"/>
+          <w:szCs w:val="23"/>
+        </w:rPr>
+        <w:t>Solução de BI</w:t>
+      </w:r>
+      <w:r>
+        <w:rPr>
+          <w:rFonts w:asciiTheme="minorHAnsi" w:hAnsiTheme="minorHAnsi" w:cstheme="minorHAnsi"/>
+          <w:b/>
+          <w:bCs/>
+          <w:color w:val="4664BE"/>
+          <w:sz w:val="24"/>
+          <w:szCs w:val="23"/>
+        </w:rPr>
+        <w:t>:</w:t>
+      </w:r>
+    </w:p>
+    <w:p>
+      <w:pPr>
         <w:spacing w:after="0" w:line="240" w:lineRule="auto"/>
         <w:jc w:val="both"/>
         <w:rPr>
@@ -952,7 +1308,6 @@
           <w:color w:val="7B7B7B" w:themeColor="accent3" w:themeShade="BF"/>
           <w:szCs w:val="21"/>
         </w:rPr>
-        <w:lastRenderedPageBreak/>
         <w:t>Descreva a solução implementada. Link para o código fonte, dicionário de dados, dashboards e análises realizadas.</w:t>
       </w:r>
       <w:r>
@@ -1103,18 +1458,91 @@
     </w:p>
     <w:p>
       <w:pPr>
-        <w:spacing w:after="0" w:line="240" w:lineRule="auto"/>
-        <w:rPr>
-          <w:color w:val="000000" w:themeColor="text1"/>
-          <w:sz w:val="24"/>
-        </w:rPr>
-      </w:pPr>
-      <w:r>
-        <w:rPr>
-          <w:color w:val="000000" w:themeColor="text1"/>
-          <w:sz w:val="24"/>
-        </w:rPr>
-        <w:t>Insira aqui o link.</w:t>
+        <w:spacing w:after="0" w:line="360" w:lineRule="auto"/>
+        <w:rPr>
+          <w:rFonts w:ascii="Arial" w:hAnsi="Arial" w:cs="Arial"/>
+          <w:color w:val="000000" w:themeColor="text1"/>
+          <w:sz w:val="24"/>
+          <w:szCs w:val="24"/>
+        </w:rPr>
+      </w:pPr>
+      <w:r>
+        <w:rPr>
+          <w:color w:val="000000" w:themeColor="text1"/>
+          <w:sz w:val="24"/>
+        </w:rPr>
+        <w:tab/>
+      </w:r>
+      <w:r>
+        <w:rPr>
+          <w:rFonts w:ascii="Arial" w:hAnsi="Arial" w:cs="Arial"/>
+          <w:color w:val="000000" w:themeColor="text1"/>
+          <w:sz w:val="24"/>
+          <w:szCs w:val="24"/>
+        </w:rPr>
+        <w:t xml:space="preserve">A solução de BI desenvolvida tem como objetivo transformar as previsões produzidas pelo modelo de classificação em informações visuais para análise do risco de rebaixamento dos clubes. O processo inicia-se com a base analítica clube-temporada, que contém informações de desempenho como vitórias, empates, derrotas, gols marcados, gols sofridos, pontos, saldo de gols e posição. A partir dessa base é realizada a modelagem preditiva utilizando Regressão Logística. O modelo foi avaliado por validação cruzada temporal, utilizando as temporadas anteriores para realizar previsões sobre temporadas posteriores. </w:t>
+      </w:r>
+    </w:p>
+    <w:p>
+      <w:pPr>
+        <w:spacing w:after="0" w:line="360" w:lineRule="auto"/>
+        <w:ind w:firstLine="708"/>
+        <w:rPr>
+          <w:rFonts w:ascii="Arial" w:hAnsi="Arial" w:cs="Arial"/>
+          <w:color w:val="000000" w:themeColor="text1"/>
+          <w:sz w:val="24"/>
+          <w:szCs w:val="24"/>
+        </w:rPr>
+      </w:pPr>
+      <w:r>
+        <w:rPr>
+          <w:rFonts w:ascii="Arial" w:hAnsi="Arial" w:cs="Arial"/>
+          <w:color w:val="000000" w:themeColor="text1"/>
+          <w:sz w:val="24"/>
+          <w:szCs w:val="24"/>
+        </w:rPr>
+        <w:t xml:space="preserve">Na avaliação agregada das previsões, o modelo com balanceamento das classes apresentou precisão de 0,26, recall de 0,77 e F1 de 0,39. O recall foi priorizado devido ao objetivo de utilizar o modelo como mecanismo de alerta de risco. Para a geração da previsão de 2025, o modelo final foi treinado com o histórico disponível entre 2006 e 2024. A variável utilizada no modelo final foi a posição final do clube na temporada. </w:t>
+      </w:r>
+    </w:p>
+    <w:p>
+      <w:pPr>
+        <w:spacing w:after="0" w:line="360" w:lineRule="auto"/>
+        <w:ind w:firstLine="708"/>
+        <w:rPr>
+          <w:rFonts w:ascii="Arial" w:hAnsi="Arial" w:cs="Arial"/>
+          <w:color w:val="000000" w:themeColor="text1"/>
+          <w:sz w:val="24"/>
+          <w:szCs w:val="24"/>
+        </w:rPr>
+      </w:pPr>
+      <w:r>
+        <w:rPr>
+          <w:rFonts w:ascii="Arial" w:hAnsi="Arial" w:cs="Arial"/>
+          <w:color w:val="000000" w:themeColor="text1"/>
+          <w:sz w:val="24"/>
+          <w:szCs w:val="24"/>
+        </w:rPr>
+        <w:t xml:space="preserve">A partir dela foi calculada a probabilidade prevista de rebaixamento para os clubes da temporada de 2025. O resultado da modelagem foi exportado para o arquivo </w:t>
+      </w:r>
+      <w:r>
+        <w:rPr>
+          <w:rFonts w:ascii="Arial" w:hAnsi="Arial" w:cs="Arial"/>
+          <w:i/>
+          <w:iCs/>
+          <w:color w:val="000000" w:themeColor="text1"/>
+          <w:sz w:val="24"/>
+          <w:szCs w:val="24"/>
+        </w:rPr>
+        <w:t>dashboard_tableu.csv</w:t>
+      </w:r>
+      <w:r>
+        <w:rPr>
+          <w:rFonts w:ascii="Arial" w:hAnsi="Arial" w:cs="Arial"/>
+          <w:color w:val="000000" w:themeColor="text1"/>
+          <w:sz w:val="24"/>
+          <w:szCs w:val="24"/>
+        </w:rPr>
+        <w:t>, que contém os dados históricos e as previsões utilizadas no Tableau. No Tableau, os resultados são apresentados por meio de indicadores e gráficos que permitem identificar a distribuição do risco, os clubes com maior e menor risco e a evolução histórica das previsões.</w:t>
       </w:r>
     </w:p>
     <w:sectPr>
@@ -3600,19 +4028,14 @@
 </file>
 
 <file path=customXml/item1.xml><?xml version="1.0" encoding="utf-8"?>
-<b:Sources xmlns:b="http://schemas.openxmlformats.org/officeDocument/2006/bibliography" xmlns="http://schemas.openxmlformats.org/officeDocument/2006/bibliography" SelectedStyle="\APASixthEditionOfficeOnline.xsl" StyleName="APA" Version="6"/>
+<p:properties xmlns:p="http://schemas.microsoft.com/office/2006/metadata/properties" xmlns:xsi="http://www.w3.org/2001/XMLSchema-instance" xmlns:pc="http://schemas.microsoft.com/office/infopath/2007/PartnerControls">
+  <documentManagement>
+    <_activity xmlns="73bd2b1f-886a-4f1d-b0bb-23f49d491aa9" xsi:nil="true"/>
+  </documentManagement>
+</p:properties>
 </file>
 
 <file path=customXml/item2.xml><?xml version="1.0" encoding="utf-8"?>
-<?mso-contentType ?>
-<FormTemplates xmlns="http://schemas.microsoft.com/sharepoint/v3/contenttype/forms">
-  <Display>DocumentLibraryForm</Display>
-  <Edit>DocumentLibraryForm</Edit>
-  <New>DocumentLibraryForm</New>
-</FormTemplates>
-</file>
-
-<file path=customXml/item3.xml><?xml version="1.0" encoding="utf-8"?>
 <ct:contentTypeSchema xmlns:ct="http://schemas.microsoft.com/office/2006/metadata/contentType" xmlns:ma="http://schemas.microsoft.com/office/2006/metadata/properties/metaAttributes" ct:_="" ma:_="" ma:contentTypeName="Documento" ma:contentTypeID="0x010100B048A1A6D184364FB502BBB6EBF2C3D9" ma:contentTypeVersion="14" ma:contentTypeDescription="Crie um novo documento." ma:contentTypeScope="" ma:versionID="d7146710810563b9c6e4c1a91b60f5f9">
   <xsd:schema xmlns:xsd="http://www.w3.org/2001/XMLSchema" xmlns:xs="http://www.w3.org/2001/XMLSchema" xmlns:p="http://schemas.microsoft.com/office/2006/metadata/properties" xmlns:ns3="73bd2b1f-886a-4f1d-b0bb-23f49d491aa9" xmlns:ns4="85818a3c-b8e7-4f75-b80a-610982c277d3" targetNamespace="http://schemas.microsoft.com/office/2006/metadata/properties" ma:root="true" ma:fieldsID="8b8875638ef7369d6012dd60a980de1b" ns3:_="" ns4:_="">
     <xsd:import namespace="73bd2b1f-886a-4f1d-b0bb-23f49d491aa9"/>
@@ -3841,31 +4264,30 @@
 </ct:contentTypeSchema>
 </file>
 
+<file path=customXml/item3.xml><?xml version="1.0" encoding="utf-8"?>
+<?mso-contentType ?>
+<FormTemplates xmlns="http://schemas.microsoft.com/sharepoint/v3/contenttype/forms">
+  <Display>DocumentLibraryForm</Display>
+  <Edit>DocumentLibraryForm</Edit>
+  <New>DocumentLibraryForm</New>
+</FormTemplates>
+</file>
+
 <file path=customXml/item4.xml><?xml version="1.0" encoding="utf-8"?>
-<p:properties xmlns:p="http://schemas.microsoft.com/office/2006/metadata/properties" xmlns:xsi="http://www.w3.org/2001/XMLSchema-instance" xmlns:pc="http://schemas.microsoft.com/office/infopath/2007/PartnerControls">
-  <documentManagement>
-    <_activity xmlns="73bd2b1f-886a-4f1d-b0bb-23f49d491aa9" xsi:nil="true"/>
-  </documentManagement>
-</p:properties>
+<b:Sources xmlns:b="http://schemas.openxmlformats.org/officeDocument/2006/bibliography" xmlns="http://schemas.openxmlformats.org/officeDocument/2006/bibliography" SelectedStyle="\APASixthEditionOfficeOnline.xsl" StyleName="APA" Version="6"/>
 </file>
 
 <file path=customXml/itemProps1.xml><?xml version="1.0" encoding="utf-8"?>
-<ds:datastoreItem xmlns:ds="http://schemas.openxmlformats.org/officeDocument/2006/customXml" ds:itemID="{F61111CE-2DDF-46E8-9D66-B3D8C921A39E}">
+<ds:datastoreItem xmlns:ds="http://schemas.openxmlformats.org/officeDocument/2006/customXml" ds:itemID="{10811A0B-354D-477E-AF27-C929DD9532C2}">
   <ds:schemaRefs>
-    <ds:schemaRef ds:uri="http://schemas.openxmlformats.org/officeDocument/2006/bibliography"/>
+    <ds:schemaRef ds:uri="http://schemas.microsoft.com/office/2006/metadata/properties"/>
+    <ds:schemaRef ds:uri="http://schemas.microsoft.com/office/infopath/2007/PartnerControls"/>
+    <ds:schemaRef ds:uri="73bd2b1f-886a-4f1d-b0bb-23f49d491aa9"/>
   </ds:schemaRefs>
 </ds:datastoreItem>
 </file>
 
 <file path=customXml/itemProps2.xml><?xml version="1.0" encoding="utf-8"?>
-<ds:datastoreItem xmlns:ds="http://schemas.openxmlformats.org/officeDocument/2006/customXml" ds:itemID="{0593B9FC-456C-46BA-ABE7-4E86A6CE6864}">
-  <ds:schemaRefs>
-    <ds:schemaRef ds:uri="http://schemas.microsoft.com/sharepoint/v3/contenttype/forms"/>
-  </ds:schemaRefs>
-</ds:datastoreItem>
-</file>
-
-<file path=customXml/itemProps3.xml><?xml version="1.0" encoding="utf-8"?>
 <ds:datastoreItem xmlns:ds="http://schemas.openxmlformats.org/officeDocument/2006/customXml" ds:itemID="{D06ADA8E-DF43-49D2-A0A1-50B9B3A2B035}">
   <ds:schemaRefs>
     <ds:schemaRef ds:uri="http://schemas.microsoft.com/office/2006/metadata/contentType"/>
@@ -3884,12 +4306,18 @@
 </ds:datastoreItem>
 </file>
 
+<file path=customXml/itemProps3.xml><?xml version="1.0" encoding="utf-8"?>
+<ds:datastoreItem xmlns:ds="http://schemas.openxmlformats.org/officeDocument/2006/customXml" ds:itemID="{0593B9FC-456C-46BA-ABE7-4E86A6CE6864}">
+  <ds:schemaRefs>
+    <ds:schemaRef ds:uri="http://schemas.microsoft.com/sharepoint/v3/contenttype/forms"/>
+  </ds:schemaRefs>
+</ds:datastoreItem>
+</file>
+
 <file path=customXml/itemProps4.xml><?xml version="1.0" encoding="utf-8"?>
-<ds:datastoreItem xmlns:ds="http://schemas.openxmlformats.org/officeDocument/2006/customXml" ds:itemID="{10811A0B-354D-477E-AF27-C929DD9532C2}">
+<ds:datastoreItem xmlns:ds="http://schemas.openxmlformats.org/officeDocument/2006/customXml" ds:itemID="{F61111CE-2DDF-46E8-9D66-B3D8C921A39E}">
   <ds:schemaRefs>
-    <ds:schemaRef ds:uri="http://schemas.microsoft.com/office/2006/metadata/properties"/>
-    <ds:schemaRef ds:uri="http://schemas.microsoft.com/office/infopath/2007/PartnerControls"/>
-    <ds:schemaRef ds:uri="73bd2b1f-886a-4f1d-b0bb-23f49d491aa9"/>
+    <ds:schemaRef ds:uri="http://schemas.openxmlformats.org/officeDocument/2006/bibliography"/>
   </ds:schemaRefs>
 </ds:datastoreItem>
 </file>
--- a/docs/Template - Fase 2 - Projeto em Business Intelligence e Analytics.docx
+++ b/docs/Template - Fase 2 - Projeto em Business Intelligence e Analytics.docx
@@ -1543,6 +1543,429 @@
           <w:szCs w:val="24"/>
         </w:rPr>
         <w:t>, que contém os dados históricos e as previsões utilizadas no Tableau. No Tableau, os resultados são apresentados por meio de indicadores e gráficos que permitem identificar a distribuição do risco, os clubes com maior e menor risco e a evolução histórica das previsões.</w:t>
+      </w:r>
+    </w:p>
+    <w:p>
+      <w:pPr>
+        <w:spacing w:after="0" w:line="360" w:lineRule="auto"/>
+        <w:ind w:firstLine="708"/>
+        <w:rPr>
+          <w:rFonts w:ascii="Arial" w:hAnsi="Arial" w:cs="Arial"/>
+          <w:color w:val="000000" w:themeColor="text1"/>
+          <w:sz w:val="24"/>
+          <w:szCs w:val="24"/>
+        </w:rPr>
+      </w:pPr>
+      <w:r>
+        <w:rPr>
+          <w:rFonts w:ascii="Arial" w:hAnsi="Arial" w:cs="Arial"/>
+          <w:color w:val="000000" w:themeColor="text1"/>
+          <w:sz w:val="24"/>
+          <w:szCs w:val="24"/>
+        </w:rPr>
+        <w:t xml:space="preserve">A solução implementada contém: </w:t>
+      </w:r>
+    </w:p>
+    <w:p>
+      <w:pPr>
+        <w:spacing w:after="0" w:line="360" w:lineRule="auto"/>
+        <w:ind w:firstLine="708"/>
+        <w:rPr>
+          <w:rFonts w:ascii="Arial" w:hAnsi="Arial" w:cs="Arial"/>
+          <w:color w:val="000000" w:themeColor="text1"/>
+          <w:sz w:val="24"/>
+          <w:szCs w:val="24"/>
+        </w:rPr>
+      </w:pPr>
+      <w:r>
+        <w:rPr>
+          <w:rFonts w:ascii="Arial" w:hAnsi="Arial" w:cs="Arial"/>
+          <w:color w:val="000000" w:themeColor="text1"/>
+          <w:sz w:val="24"/>
+          <w:szCs w:val="24"/>
+        </w:rPr>
+        <w:t xml:space="preserve">• Classificação dos clubes por faixa de risco; </w:t>
+      </w:r>
+    </w:p>
+    <w:p>
+      <w:pPr>
+        <w:spacing w:after="0" w:line="360" w:lineRule="auto"/>
+        <w:ind w:firstLine="708"/>
+        <w:rPr>
+          <w:rFonts w:ascii="Arial" w:hAnsi="Arial" w:cs="Arial"/>
+          <w:color w:val="000000" w:themeColor="text1"/>
+          <w:sz w:val="24"/>
+          <w:szCs w:val="24"/>
+        </w:rPr>
+      </w:pPr>
+      <w:r>
+        <w:rPr>
+          <w:rFonts w:ascii="Arial" w:hAnsi="Arial" w:cs="Arial"/>
+          <w:color w:val="000000" w:themeColor="text1"/>
+          <w:sz w:val="24"/>
+          <w:szCs w:val="24"/>
+        </w:rPr>
+        <w:t xml:space="preserve">• Média do risco de rebaixamento; </w:t>
+      </w:r>
+    </w:p>
+    <w:p>
+      <w:pPr>
+        <w:spacing w:after="0" w:line="360" w:lineRule="auto"/>
+        <w:ind w:firstLine="708"/>
+        <w:rPr>
+          <w:rFonts w:ascii="Arial" w:hAnsi="Arial" w:cs="Arial"/>
+          <w:color w:val="000000" w:themeColor="text1"/>
+          <w:sz w:val="24"/>
+          <w:szCs w:val="24"/>
+        </w:rPr>
+      </w:pPr>
+      <w:r>
+        <w:rPr>
+          <w:rFonts w:ascii="Arial" w:hAnsi="Arial" w:cs="Arial"/>
+          <w:color w:val="000000" w:themeColor="text1"/>
+          <w:sz w:val="24"/>
+          <w:szCs w:val="24"/>
+        </w:rPr>
+        <w:t xml:space="preserve">• Identificação do maior risco; </w:t>
+      </w:r>
+    </w:p>
+    <w:p>
+      <w:pPr>
+        <w:spacing w:after="0" w:line="360" w:lineRule="auto"/>
+        <w:ind w:firstLine="708"/>
+        <w:rPr>
+          <w:rFonts w:ascii="Arial" w:hAnsi="Arial" w:cs="Arial"/>
+          <w:color w:val="000000" w:themeColor="text1"/>
+          <w:sz w:val="24"/>
+          <w:szCs w:val="24"/>
+        </w:rPr>
+      </w:pPr>
+      <w:r>
+        <w:rPr>
+          <w:rFonts w:ascii="Arial" w:hAnsi="Arial" w:cs="Arial"/>
+          <w:color w:val="000000" w:themeColor="text1"/>
+          <w:sz w:val="24"/>
+          <w:szCs w:val="24"/>
+        </w:rPr>
+        <w:t xml:space="preserve">• Identificação do menor risco; </w:t>
+      </w:r>
+    </w:p>
+    <w:p>
+      <w:pPr>
+        <w:spacing w:after="0" w:line="360" w:lineRule="auto"/>
+        <w:ind w:firstLine="708"/>
+        <w:rPr>
+          <w:rFonts w:ascii="Arial" w:hAnsi="Arial" w:cs="Arial"/>
+          <w:color w:val="000000" w:themeColor="text1"/>
+          <w:sz w:val="24"/>
+          <w:szCs w:val="24"/>
+        </w:rPr>
+      </w:pPr>
+      <w:r>
+        <w:rPr>
+          <w:rFonts w:ascii="Arial" w:hAnsi="Arial" w:cs="Arial"/>
+          <w:color w:val="000000" w:themeColor="text1"/>
+          <w:sz w:val="24"/>
+          <w:szCs w:val="24"/>
+        </w:rPr>
+        <w:lastRenderedPageBreak/>
+        <w:t xml:space="preserve">• Gráfico de risco previsto por clube; </w:t>
+      </w:r>
+    </w:p>
+    <w:p>
+      <w:pPr>
+        <w:spacing w:after="0" w:line="360" w:lineRule="auto"/>
+        <w:ind w:firstLine="708"/>
+        <w:rPr>
+          <w:rFonts w:ascii="Arial" w:hAnsi="Arial" w:cs="Arial"/>
+          <w:color w:val="000000" w:themeColor="text1"/>
+          <w:sz w:val="24"/>
+          <w:szCs w:val="24"/>
+        </w:rPr>
+      </w:pPr>
+      <w:r>
+        <w:rPr>
+          <w:rFonts w:ascii="Arial" w:hAnsi="Arial" w:cs="Arial"/>
+          <w:color w:val="000000" w:themeColor="text1"/>
+          <w:sz w:val="24"/>
+          <w:szCs w:val="24"/>
+        </w:rPr>
+        <w:t>• Gráfico de evolução do risco ao longo das temporadas.</w:t>
+      </w:r>
+    </w:p>
+    <w:p>
+      <w:pPr>
+        <w:spacing w:after="0" w:line="360" w:lineRule="auto"/>
+        <w:ind w:firstLine="708"/>
+        <w:rPr>
+          <w:rFonts w:ascii="Arial" w:hAnsi="Arial" w:cs="Arial"/>
+          <w:color w:val="000000" w:themeColor="text1"/>
+          <w:sz w:val="24"/>
+          <w:szCs w:val="24"/>
+        </w:rPr>
+      </w:pPr>
+    </w:p>
+    <w:p>
+      <w:pPr>
+        <w:spacing w:after="0" w:line="360" w:lineRule="auto"/>
+        <w:ind w:firstLine="708"/>
+        <w:rPr>
+          <w:rFonts w:ascii="Arial" w:hAnsi="Arial" w:cs="Arial"/>
+          <w:color w:val="000000" w:themeColor="text1"/>
+          <w:sz w:val="24"/>
+          <w:szCs w:val="24"/>
+        </w:rPr>
+      </w:pPr>
+      <w:r>
+        <w:rPr>
+          <w:rFonts w:ascii="Arial" w:hAnsi="Arial" w:cs="Arial"/>
+          <w:color w:val="000000" w:themeColor="text1"/>
+          <w:sz w:val="24"/>
+          <w:szCs w:val="24"/>
+        </w:rPr>
+        <w:t xml:space="preserve"> O dashboard permite, dessa forma, transformar a saída do modelo preditivo em uma ferramenta visual de apoio à análise. A solução não tem como objetivo substituir a avaliação esportiva dos clubes, mas fornecer uma indicação quantitativa baseada nos dados históricos e no modelo desenvolvido. O código-fonte, os notebooks, os dados processados e a documentação do projeto estão disponíveis no repositório GitHub. O dashboard foi desenvolvido no Tableau utilizando como fonte o arquivo consolidado de resultados produzido pela etapa de modelagem.</w:t>
+      </w:r>
+    </w:p>
+    <w:p>
+      <w:pPr>
+        <w:spacing w:after="0" w:line="360" w:lineRule="auto"/>
+        <w:ind w:firstLine="708"/>
+        <w:rPr>
+          <w:rFonts w:ascii="Arial" w:hAnsi="Arial" w:cs="Arial"/>
+          <w:color w:val="000000" w:themeColor="text1"/>
+          <w:sz w:val="24"/>
+          <w:szCs w:val="24"/>
+        </w:rPr>
+      </w:pPr>
+    </w:p>
+    <w:p>
+      <w:pPr>
+        <w:spacing w:after="0" w:line="360" w:lineRule="auto"/>
+        <w:rPr>
+          <w:rFonts w:ascii="Arial" w:hAnsi="Arial" w:cs="Arial"/>
+          <w:color w:val="000000" w:themeColor="text1"/>
+          <w:sz w:val="24"/>
+          <w:szCs w:val="24"/>
+        </w:rPr>
+      </w:pPr>
+      <w:r>
+        <w:rPr>
+          <w:rFonts w:ascii="Arial" w:hAnsi="Arial" w:cs="Arial"/>
+          <w:color w:val="000000" w:themeColor="text1"/>
+          <w:sz w:val="24"/>
+          <w:szCs w:val="24"/>
+        </w:rPr>
+        <w:t>Acesso ao repositório do projeto:</w:t>
+      </w:r>
+    </w:p>
+    <w:p>
+      <w:pPr>
+        <w:spacing w:after="0" w:line="360" w:lineRule="auto"/>
+        <w:rPr>
+          <w:rFonts w:ascii="Arial" w:hAnsi="Arial" w:cs="Arial"/>
+          <w:color w:val="000000" w:themeColor="text1"/>
+          <w:sz w:val="24"/>
+          <w:szCs w:val="24"/>
+        </w:rPr>
+      </w:pPr>
+    </w:p>
+    <w:p>
+      <w:pPr>
+        <w:spacing w:after="0" w:line="360" w:lineRule="auto"/>
+        <w:rPr>
+          <w:rFonts w:ascii="Arial" w:hAnsi="Arial" w:cs="Arial"/>
+          <w:color w:val="000000" w:themeColor="text1"/>
+          <w:sz w:val="24"/>
+          <w:szCs w:val="24"/>
+        </w:rPr>
+      </w:pPr>
+      <w:r>
+        <w:rPr>
+          <w:rFonts w:ascii="Arial" w:hAnsi="Arial" w:cs="Arial"/>
+          <w:color w:val="000000" w:themeColor="text1"/>
+          <w:sz w:val="24"/>
+          <w:szCs w:val="24"/>
+        </w:rPr>
+        <w:t>GITHUB. Projeto em Business Intelligence e Analytics. Disponível em:</w:t>
+      </w:r>
+    </w:p>
+    <w:p>
+      <w:pPr>
+        <w:spacing w:after="0" w:line="360" w:lineRule="auto"/>
+        <w:rPr>
+          <w:rFonts w:ascii="Arial" w:hAnsi="Arial" w:cs="Arial"/>
+          <w:color w:val="000000" w:themeColor="text1"/>
+          <w:sz w:val="24"/>
+          <w:szCs w:val="24"/>
+        </w:rPr>
+      </w:pPr>
+      <w:r>
+        <w:rPr>
+          <w:rFonts w:ascii="Arial" w:hAnsi="Arial" w:cs="Arial"/>
+          <w:color w:val="000000" w:themeColor="text1"/>
+          <w:sz w:val="24"/>
+          <w:szCs w:val="24"/>
+        </w:rPr>
+        <w:t>https://github.com/FelipePinheiro964/Projeto-Em-Business-Intelligence-e-Analytics.</w:t>
+      </w:r>
+    </w:p>
+    <w:p>
+      <w:pPr>
+        <w:spacing w:after="0" w:line="360" w:lineRule="auto"/>
+        <w:rPr>
+          <w:rFonts w:ascii="Arial" w:hAnsi="Arial" w:cs="Arial"/>
+          <w:color w:val="000000" w:themeColor="text1"/>
+          <w:sz w:val="24"/>
+          <w:szCs w:val="24"/>
+        </w:rPr>
+      </w:pPr>
+      <w:r>
+        <w:rPr>
+          <w:rFonts w:ascii="Arial" w:hAnsi="Arial" w:cs="Arial"/>
+          <w:color w:val="000000" w:themeColor="text1"/>
+          <w:sz w:val="24"/>
+          <w:szCs w:val="24"/>
+        </w:rPr>
+        <w:t xml:space="preserve">Acesso em: </w:t>
+      </w:r>
+      <w:r>
+        <w:rPr>
+          <w:rFonts w:ascii="Arial" w:hAnsi="Arial" w:cs="Arial"/>
+          <w:color w:val="000000" w:themeColor="text1"/>
+          <w:sz w:val="24"/>
+          <w:szCs w:val="24"/>
+        </w:rPr>
+        <w:t>**</w:t>
+      </w:r>
+      <w:r>
+        <w:rPr>
+          <w:rFonts w:ascii="Arial" w:hAnsi="Arial" w:cs="Arial"/>
+          <w:color w:val="000000" w:themeColor="text1"/>
+          <w:sz w:val="24"/>
+          <w:szCs w:val="24"/>
+        </w:rPr>
+        <w:t xml:space="preserve"> ago. 2026.</w:t>
+      </w:r>
+    </w:p>
+    <w:p>
+      <w:pPr>
+        <w:spacing w:after="0" w:line="360" w:lineRule="auto"/>
+        <w:rPr>
+          <w:rFonts w:ascii="Arial" w:hAnsi="Arial" w:cs="Arial"/>
+          <w:color w:val="000000" w:themeColor="text1"/>
+          <w:sz w:val="24"/>
+          <w:szCs w:val="24"/>
+        </w:rPr>
+      </w:pPr>
+    </w:p>
+    <w:p>
+      <w:pPr>
+        <w:spacing w:after="0" w:line="360" w:lineRule="auto"/>
+        <w:rPr>
+          <w:rFonts w:ascii="Arial" w:hAnsi="Arial" w:cs="Arial"/>
+          <w:color w:val="000000" w:themeColor="text1"/>
+          <w:sz w:val="24"/>
+          <w:szCs w:val="24"/>
+        </w:rPr>
+      </w:pPr>
+      <w:r>
+        <w:rPr>
+          <w:rFonts w:ascii="Arial" w:hAnsi="Arial" w:cs="Arial"/>
+          <w:color w:val="000000" w:themeColor="text1"/>
+          <w:sz w:val="24"/>
+          <w:szCs w:val="24"/>
+        </w:rPr>
+        <w:t>Acesso ao dashboard:</w:t>
+      </w:r>
+    </w:p>
+    <w:p>
+      <w:pPr>
+        <w:spacing w:after="0" w:line="360" w:lineRule="auto"/>
+        <w:rPr>
+          <w:rFonts w:ascii="Arial" w:hAnsi="Arial" w:cs="Arial"/>
+          <w:color w:val="000000" w:themeColor="text1"/>
+          <w:sz w:val="24"/>
+          <w:szCs w:val="24"/>
+        </w:rPr>
+      </w:pPr>
+    </w:p>
+    <w:p>
+      <w:pPr>
+        <w:spacing w:after="0" w:line="360" w:lineRule="auto"/>
+        <w:rPr>
+          <w:rFonts w:ascii="Arial" w:hAnsi="Arial" w:cs="Arial"/>
+          <w:color w:val="000000" w:themeColor="text1"/>
+          <w:sz w:val="24"/>
+          <w:szCs w:val="24"/>
+        </w:rPr>
+      </w:pPr>
+      <w:r>
+        <w:rPr>
+          <w:rFonts w:ascii="Arial" w:hAnsi="Arial" w:cs="Arial"/>
+          <w:color w:val="000000" w:themeColor="text1"/>
+          <w:sz w:val="24"/>
+          <w:szCs w:val="24"/>
+        </w:rPr>
+        <w:t>TABLEAU PUBLIC. Projeto em BI Analytics. Disponível em:</w:t>
+      </w:r>
+    </w:p>
+    <w:p>
+      <w:pPr>
+        <w:spacing w:after="0" w:line="360" w:lineRule="auto"/>
+        <w:rPr>
+          <w:rFonts w:ascii="Arial" w:hAnsi="Arial" w:cs="Arial"/>
+          <w:color w:val="000000" w:themeColor="text1"/>
+          <w:sz w:val="24"/>
+          <w:szCs w:val="24"/>
+        </w:rPr>
+      </w:pPr>
+      <w:r>
+        <w:rPr>
+          <w:rFonts w:ascii="Arial" w:hAnsi="Arial" w:cs="Arial"/>
+          <w:color w:val="000000" w:themeColor="text1"/>
+          <w:sz w:val="24"/>
+          <w:szCs w:val="24"/>
+        </w:rPr>
+        <w:t>https://public.tableau.com/app/profile/felipe.pinheiro.foss./viz/Projeto-em-bi-analytics/Dashboard.</w:t>
+      </w:r>
+    </w:p>
+    <w:p>
+      <w:pPr>
+        <w:spacing w:after="0" w:line="360" w:lineRule="auto"/>
+        <w:rPr>
+          <w:rFonts w:ascii="Arial" w:hAnsi="Arial" w:cs="Arial"/>
+          <w:color w:val="000000" w:themeColor="text1"/>
+          <w:sz w:val="24"/>
+          <w:szCs w:val="24"/>
+          <w:lang w:val="en-US"/>
+        </w:rPr>
+      </w:pPr>
+      <w:r>
+        <w:rPr>
+          <w:rFonts w:ascii="Arial" w:hAnsi="Arial" w:cs="Arial"/>
+          <w:color w:val="000000" w:themeColor="text1"/>
+          <w:sz w:val="24"/>
+          <w:szCs w:val="24"/>
+        </w:rPr>
+        <w:t xml:space="preserve">Acesso em: </w:t>
+      </w:r>
+      <w:r>
+        <w:rPr>
+          <w:rFonts w:ascii="Arial" w:hAnsi="Arial" w:cs="Arial"/>
+          <w:color w:val="000000" w:themeColor="text1"/>
+          <w:sz w:val="24"/>
+          <w:szCs w:val="24"/>
+        </w:rPr>
+        <w:t>**</w:t>
+      </w:r>
+      <w:r>
+        <w:rPr>
+          <w:rFonts w:ascii="Arial" w:hAnsi="Arial" w:cs="Arial"/>
+          <w:color w:val="000000" w:themeColor="text1"/>
+          <w:sz w:val="24"/>
+          <w:szCs w:val="24"/>
+        </w:rPr>
+        <w:t xml:space="preserve"> ago. 2026.</w:t>
       </w:r>
     </w:p>
     <w:sectPr>
@@ -3695,6 +4118,29 @@
       <w:ind w:left="720"/>
       <w:contextualSpacing/>
     </w:pPr>
+  </w:style>
+  <w:style w:type="character" w:styleId="Hiperligao">
+    <w:name w:val="Hyperlink"/>
+    <w:basedOn w:val="Tipodeletrapredefinidodopargrafo"/>
+    <w:uiPriority w:val="99"/>
+    <w:unhideWhenUsed/>
+    <w:rsid w:val="007F2588"/>
+    <w:rPr>
+      <w:color w:val="0563C1" w:themeColor="hyperlink"/>
+      <w:u w:val="single"/>
+    </w:rPr>
+  </w:style>
+  <w:style w:type="character" w:styleId="MenoNoResolvida">
+    <w:name w:val="Unresolved Mention"/>
+    <w:basedOn w:val="Tipodeletrapredefinidodopargrafo"/>
+    <w:uiPriority w:val="99"/>
+    <w:semiHidden/>
+    <w:unhideWhenUsed/>
+    <w:rsid w:val="007F2588"/>
+    <w:rPr>
+      <w:color w:val="605E5C"/>
+      <w:shd w:val="clear" w:color="auto" w:fill="E1DFDD"/>
+    </w:rPr>
   </w:style>
 </w:styles>
 </file>

--- a/docs/Template - Fase 2 - Projeto em Business Intelligence e Analytics.docx
+++ b/docs/Template - Fase 2 - Projeto em Business Intelligence e Analytics.docx
@@ -924,38 +924,6 @@
         </w:rPr>
         <w:t xml:space="preserve"> </w:t>
       </w:r>
-    </w:p>
-    <w:p>
-      <w:pPr>
-        <w:spacing w:after="60" w:line="240" w:lineRule="auto"/>
-        <w:jc w:val="both"/>
-        <w:rPr>
-          <w:rFonts w:asciiTheme="minorHAnsi" w:hAnsiTheme="minorHAnsi" w:cstheme="minorHAnsi"/>
-          <w:bCs/>
-          <w:color w:val="7B7B7B" w:themeColor="accent3" w:themeShade="BF"/>
-          <w:szCs w:val="21"/>
-        </w:rPr>
-      </w:pPr>
-      <w:r>
-        <w:rPr>
-          <w:rFonts w:asciiTheme="minorHAnsi" w:hAnsiTheme="minorHAnsi" w:cstheme="minorHAnsi"/>
-          <w:bCs/>
-          <w:color w:val="7B7B7B" w:themeColor="accent3" w:themeShade="BF"/>
-          <w:szCs w:val="21"/>
-        </w:rPr>
-        <w:t>Descreva aqui a arquitetura da solução de BI implementada. Adicione diagramas com os componentes, descreva as ferramentas e plataformas selecionadas, repositórios e eventuais dependências.</w:t>
-      </w:r>
-    </w:p>
-    <w:p>
-      <w:pPr>
-        <w:spacing w:after="0" w:line="360" w:lineRule="auto"/>
-        <w:rPr>
-          <w:rFonts w:ascii="Arial" w:hAnsi="Arial" w:cs="Arial"/>
-          <w:color w:val="000000" w:themeColor="text1"/>
-          <w:sz w:val="24"/>
-          <w:szCs w:val="24"/>
-        </w:rPr>
-      </w:pPr>
       <w:r>
         <w:rPr>
           <w:color w:val="000000" w:themeColor="text1"/>
@@ -1194,25 +1162,65 @@
           <w:sz w:val="24"/>
           <w:szCs w:val="24"/>
         </w:rPr>
+        <w:lastRenderedPageBreak/>
         <w:tab/>
       </w:r>
       <w:r>
         <w:rPr>
           <w:rFonts w:ascii="Arial" w:hAnsi="Arial" w:cs="Arial"/>
-          <w:color w:val="000000" w:themeColor="text1"/>
-          <w:sz w:val="24"/>
-          <w:szCs w:val="24"/>
-        </w:rPr>
-        <w:t>Inserir</w:t>
-      </w:r>
-      <w:r>
-        <w:rPr>
-          <w:rFonts w:ascii="Arial" w:hAnsi="Arial" w:cs="Arial"/>
-          <w:color w:val="000000" w:themeColor="text1"/>
-          <w:sz w:val="24"/>
-          <w:szCs w:val="24"/>
-        </w:rPr>
-        <w:t xml:space="preserve"> uma imagem, aqui.</w:t>
+          <w:noProof/>
+          <w:color w:val="000000" w:themeColor="text1"/>
+          <w:sz w:val="24"/>
+          <w:szCs w:val="24"/>
+        </w:rPr>
+        <w:drawing>
+          <wp:inline distT="0" distB="0" distL="0" distR="0" wp14:anchorId="101171F0" wp14:editId="27FFDD33">
+            <wp:extent cx="4152900" cy="5191125"/>
+            <wp:effectExtent l="0" t="0" r="0" b="9525"/>
+            <wp:docPr id="1846834038" name="Imagem 2"/>
+            <wp:cNvGraphicFramePr>
+              <a:graphicFrameLocks xmlns:a="http://schemas.openxmlformats.org/drawingml/2006/main" noChangeAspect="1"/>
+            </wp:cNvGraphicFramePr>
+            <a:graphic xmlns:a="http://schemas.openxmlformats.org/drawingml/2006/main">
+              <a:graphicData uri="http://schemas.openxmlformats.org/drawingml/2006/picture">
+                <pic:pic xmlns:pic="http://schemas.openxmlformats.org/drawingml/2006/picture">
+                  <pic:nvPicPr>
+                    <pic:cNvPr id="0" name="Picture 1"/>
+                    <pic:cNvPicPr>
+                      <a:picLocks noChangeAspect="1" noChangeArrowheads="1"/>
+                    </pic:cNvPicPr>
+                  </pic:nvPicPr>
+                  <pic:blipFill>
+                    <a:blip r:embed="rId11" cstate="print">
+                      <a:extLst>
+                        <a:ext uri="{28A0092B-C50C-407E-A947-70E740481C1C}">
+                          <a14:useLocalDpi xmlns:a14="http://schemas.microsoft.com/office/drawing/2010/main" val="0"/>
+                        </a:ext>
+                      </a:extLst>
+                    </a:blip>
+                    <a:srcRect/>
+                    <a:stretch>
+                      <a:fillRect/>
+                    </a:stretch>
+                  </pic:blipFill>
+                  <pic:spPr bwMode="auto">
+                    <a:xfrm>
+                      <a:off x="0" y="0"/>
+                      <a:ext cx="4153857" cy="5192321"/>
+                    </a:xfrm>
+                    <a:prstGeom prst="rect">
+                      <a:avLst/>
+                    </a:prstGeom>
+                    <a:noFill/>
+                    <a:ln>
+                      <a:noFill/>
+                    </a:ln>
+                  </pic:spPr>
+                </pic:pic>
+              </a:graphicData>
+            </a:graphic>
+          </wp:inline>
+        </w:drawing>
       </w:r>
     </w:p>
     <w:p>
@@ -1292,172 +1300,6 @@
     </w:p>
     <w:p>
       <w:pPr>
-        <w:spacing w:after="0" w:line="240" w:lineRule="auto"/>
-        <w:jc w:val="both"/>
-        <w:rPr>
-          <w:rFonts w:asciiTheme="minorHAnsi" w:hAnsiTheme="minorHAnsi" w:cstheme="minorHAnsi"/>
-          <w:bCs/>
-          <w:color w:val="7B7B7B" w:themeColor="accent3" w:themeShade="BF"/>
-          <w:szCs w:val="21"/>
-        </w:rPr>
-      </w:pPr>
-      <w:r>
-        <w:rPr>
-          <w:rFonts w:asciiTheme="minorHAnsi" w:hAnsiTheme="minorHAnsi" w:cstheme="minorHAnsi"/>
-          <w:bCs/>
-          <w:color w:val="7B7B7B" w:themeColor="accent3" w:themeShade="BF"/>
-          <w:szCs w:val="21"/>
-        </w:rPr>
-        <w:t>Descreva a solução implementada. Link para o código fonte, dicionário de dados, dashboards e análises realizadas.</w:t>
-      </w:r>
-      <w:r>
-        <w:rPr>
-          <w:rFonts w:asciiTheme="minorHAnsi" w:hAnsiTheme="minorHAnsi" w:cstheme="minorHAnsi"/>
-          <w:bCs/>
-          <w:color w:val="7B7B7B" w:themeColor="accent3" w:themeShade="BF"/>
-          <w:szCs w:val="21"/>
-        </w:rPr>
-        <w:t xml:space="preserve"> No </w:t>
-      </w:r>
-      <w:r>
-        <w:rPr>
-          <w:rFonts w:asciiTheme="minorHAnsi" w:hAnsiTheme="minorHAnsi" w:cstheme="minorHAnsi"/>
-          <w:bCs/>
-          <w:color w:val="7B7B7B" w:themeColor="accent3" w:themeShade="BF"/>
-          <w:szCs w:val="21"/>
-        </w:rPr>
-        <w:t xml:space="preserve">Link de acesso para o repositório na plataforma </w:t>
-      </w:r>
-      <w:r>
-        <w:rPr>
-          <w:rFonts w:asciiTheme="minorHAnsi" w:hAnsiTheme="minorHAnsi" w:cstheme="minorHAnsi"/>
-          <w:bCs/>
-          <w:color w:val="7B7B7B" w:themeColor="accent3" w:themeShade="BF"/>
-          <w:szCs w:val="21"/>
-        </w:rPr>
-        <w:t>GitHub</w:t>
-      </w:r>
-      <w:r>
-        <w:rPr>
-          <w:rFonts w:asciiTheme="minorHAnsi" w:hAnsiTheme="minorHAnsi" w:cstheme="minorHAnsi"/>
-          <w:bCs/>
-          <w:color w:val="7B7B7B" w:themeColor="accent3" w:themeShade="BF"/>
-          <w:szCs w:val="21"/>
-        </w:rPr>
-        <w:t xml:space="preserve"> </w:t>
-      </w:r>
-      <w:r>
-        <w:rPr>
-          <w:rFonts w:asciiTheme="minorHAnsi" w:hAnsiTheme="minorHAnsi" w:cstheme="minorHAnsi"/>
-          <w:bCs/>
-          <w:color w:val="7B7B7B" w:themeColor="accent3" w:themeShade="BF"/>
-          <w:szCs w:val="21"/>
-        </w:rPr>
-        <w:t>apresente</w:t>
-      </w:r>
-      <w:r>
-        <w:rPr>
-          <w:rFonts w:asciiTheme="minorHAnsi" w:hAnsiTheme="minorHAnsi" w:cstheme="minorHAnsi"/>
-          <w:bCs/>
-          <w:color w:val="7B7B7B" w:themeColor="accent3" w:themeShade="BF"/>
-          <w:szCs w:val="21"/>
-        </w:rPr>
-        <w:t>:</w:t>
-      </w:r>
-    </w:p>
-    <w:p>
-      <w:pPr>
-        <w:spacing w:after="0" w:line="240" w:lineRule="auto"/>
-        <w:jc w:val="both"/>
-        <w:rPr>
-          <w:rFonts w:asciiTheme="minorHAnsi" w:hAnsiTheme="minorHAnsi" w:cstheme="minorHAnsi"/>
-          <w:bCs/>
-          <w:color w:val="7B7B7B" w:themeColor="accent3" w:themeShade="BF"/>
-          <w:szCs w:val="21"/>
-        </w:rPr>
-      </w:pPr>
-      <w:r>
-        <w:rPr>
-          <w:rFonts w:asciiTheme="minorHAnsi" w:hAnsiTheme="minorHAnsi" w:cstheme="minorHAnsi"/>
-          <w:bCs/>
-          <w:color w:val="7B7B7B" w:themeColor="accent3" w:themeShade="BF"/>
-          <w:szCs w:val="21"/>
-        </w:rPr>
-        <w:t xml:space="preserve">• </w:t>
-      </w:r>
-      <w:r>
-        <w:rPr>
-          <w:rFonts w:asciiTheme="minorHAnsi" w:hAnsiTheme="minorHAnsi" w:cstheme="minorHAnsi"/>
-          <w:bCs/>
-          <w:color w:val="7B7B7B" w:themeColor="accent3" w:themeShade="BF"/>
-          <w:szCs w:val="21"/>
-        </w:rPr>
-        <w:t>Código fonte de preparação, coleta, limpeza, processamento de dados.</w:t>
-      </w:r>
-    </w:p>
-    <w:p>
-      <w:pPr>
-        <w:spacing w:after="0" w:line="240" w:lineRule="auto"/>
-        <w:jc w:val="both"/>
-        <w:rPr>
-          <w:rFonts w:asciiTheme="minorHAnsi" w:hAnsiTheme="minorHAnsi" w:cstheme="minorHAnsi"/>
-          <w:bCs/>
-          <w:color w:val="7B7B7B" w:themeColor="accent3" w:themeShade="BF"/>
-          <w:szCs w:val="21"/>
-        </w:rPr>
-      </w:pPr>
-      <w:r>
-        <w:rPr>
-          <w:rFonts w:asciiTheme="minorHAnsi" w:hAnsiTheme="minorHAnsi" w:cstheme="minorHAnsi"/>
-          <w:bCs/>
-          <w:color w:val="7B7B7B" w:themeColor="accent3" w:themeShade="BF"/>
-          <w:szCs w:val="21"/>
-        </w:rPr>
-        <w:t xml:space="preserve">• </w:t>
-      </w:r>
-      <w:r>
-        <w:rPr>
-          <w:rFonts w:asciiTheme="minorHAnsi" w:hAnsiTheme="minorHAnsi" w:cstheme="minorHAnsi"/>
-          <w:bCs/>
-          <w:color w:val="7B7B7B" w:themeColor="accent3" w:themeShade="BF"/>
-          <w:szCs w:val="21"/>
-        </w:rPr>
-        <w:t>Os Dashboards (visualizações) publicados na ferramenta escolhida.</w:t>
-      </w:r>
-    </w:p>
-    <w:p>
-      <w:pPr>
-        <w:spacing w:after="60" w:line="240" w:lineRule="auto"/>
-        <w:jc w:val="both"/>
-        <w:rPr>
-          <w:rFonts w:asciiTheme="minorHAnsi" w:hAnsiTheme="minorHAnsi" w:cstheme="minorHAnsi"/>
-          <w:bCs/>
-          <w:color w:val="7B7B7B" w:themeColor="accent3" w:themeShade="BF"/>
-          <w:sz w:val="21"/>
-          <w:szCs w:val="21"/>
-        </w:rPr>
-      </w:pPr>
-      <w:r>
-        <w:rPr>
-          <w:rFonts w:asciiTheme="minorHAnsi" w:hAnsiTheme="minorHAnsi" w:cstheme="minorHAnsi"/>
-          <w:bCs/>
-          <w:color w:val="7B7B7B" w:themeColor="accent3" w:themeShade="BF"/>
-          <w:szCs w:val="21"/>
-        </w:rPr>
-        <w:t xml:space="preserve">• </w:t>
-      </w:r>
-      <w:r>
-        <w:rPr>
-          <w:rFonts w:asciiTheme="minorHAnsi" w:hAnsiTheme="minorHAnsi" w:cstheme="minorHAnsi"/>
-          <w:bCs/>
-          <w:color w:val="7B7B7B" w:themeColor="accent3" w:themeShade="BF"/>
-          <w:szCs w:val="21"/>
-        </w:rPr>
-        <w:t>Documentação do código no GitHub.</w:t>
-      </w:r>
-    </w:p>
-    <w:p>
-      <w:pPr>
         <w:spacing w:after="0" w:line="360" w:lineRule="auto"/>
         <w:rPr>
           <w:rFonts w:ascii="Arial" w:hAnsi="Arial" w:cs="Arial"/>
@@ -1480,7 +1322,17 @@
           <w:sz w:val="24"/>
           <w:szCs w:val="24"/>
         </w:rPr>
-        <w:t xml:space="preserve">A solução de BI desenvolvida tem como objetivo transformar as previsões produzidas pelo modelo de classificação em informações visuais para análise do risco de rebaixamento dos clubes. O processo inicia-se com a base analítica clube-temporada, que contém informações de desempenho como vitórias, empates, derrotas, gols marcados, gols sofridos, pontos, saldo de gols e posição. A partir dessa base é realizada a modelagem preditiva utilizando Regressão Logística. O modelo foi avaliado por validação cruzada temporal, utilizando as temporadas anteriores para realizar previsões sobre temporadas posteriores. </w:t>
+        <w:t xml:space="preserve">A solução de BI desenvolvida tem como objetivo transformar as previsões produzidas pelo modelo de classificação em informações visuais para análise do risco de rebaixamento dos clubes. O processo inicia-se com a base analítica clube-temporada, que contém informações de desempenho como vitórias, empates, </w:t>
+      </w:r>
+      <w:r>
+        <w:rPr>
+          <w:rFonts w:ascii="Arial" w:hAnsi="Arial" w:cs="Arial"/>
+          <w:color w:val="000000" w:themeColor="text1"/>
+          <w:sz w:val="24"/>
+          <w:szCs w:val="24"/>
+        </w:rPr>
+        <w:lastRenderedPageBreak/>
+        <w:t xml:space="preserve">derrotas, gols marcados, gols sofridos, pontos, saldo de gols e posição. A partir dessa base é realizada a modelagem preditiva utilizando Regressão Logística. O modelo foi avaliado por validação cruzada temporal, utilizando as temporadas anteriores para realizar previsões sobre temporadas posteriores. </w:t>
       </w:r>
     </w:p>
     <w:p>
@@ -1668,7 +1520,6 @@
           <w:sz w:val="24"/>
           <w:szCs w:val="24"/>
         </w:rPr>
-        <w:lastRenderedPageBreak/>
         <w:t xml:space="preserve">• Gráfico de risco previsto por clube; </w:t>
       </w:r>
     </w:p>
@@ -1969,8 +1820,8 @@
       </w:r>
     </w:p>
     <w:sectPr>
-      <w:headerReference w:type="default" r:id="rId11"/>
-      <w:footerReference w:type="default" r:id="rId12"/>
+      <w:headerReference w:type="default" r:id="rId12"/>
+      <w:footerReference w:type="default" r:id="rId13"/>
       <w:pgSz w:w="11906" w:h="16838"/>
       <w:pgMar w:top="1418" w:right="1418" w:bottom="1418" w:left="1418" w:header="709" w:footer="709" w:gutter="0"/>
       <w:cols w:space="708"/>
@@ -3922,6 +3773,7 @@
   <w:style w:type="character" w:default="1" w:styleId="Tipodeletrapredefinidodopargrafo">
     <w:name w:val="Default Paragraph Font"/>
     <w:uiPriority w:val="1"/>
+    <w:semiHidden/>
     <w:unhideWhenUsed/>
   </w:style>
   <w:style w:type="table" w:default="1" w:styleId="Tabelanormal">
@@ -4474,14 +4326,19 @@
 </file>
 
 <file path=customXml/item1.xml><?xml version="1.0" encoding="utf-8"?>
-<p:properties xmlns:p="http://schemas.microsoft.com/office/2006/metadata/properties" xmlns:xsi="http://www.w3.org/2001/XMLSchema-instance" xmlns:pc="http://schemas.microsoft.com/office/infopath/2007/PartnerControls">
-  <documentManagement>
-    <_activity xmlns="73bd2b1f-886a-4f1d-b0bb-23f49d491aa9" xsi:nil="true"/>
-  </documentManagement>
-</p:properties>
+<b:Sources xmlns:b="http://schemas.openxmlformats.org/officeDocument/2006/bibliography" xmlns="http://schemas.openxmlformats.org/officeDocument/2006/bibliography" SelectedStyle="\APASixthEditionOfficeOnline.xsl" StyleName="APA" Version="6"/>
 </file>
 
 <file path=customXml/item2.xml><?xml version="1.0" encoding="utf-8"?>
+<?mso-contentType ?>
+<FormTemplates xmlns="http://schemas.microsoft.com/sharepoint/v3/contenttype/forms">
+  <Display>DocumentLibraryForm</Display>
+  <Edit>DocumentLibraryForm</Edit>
+  <New>DocumentLibraryForm</New>
+</FormTemplates>
+</file>
+
+<file path=customXml/item3.xml><?xml version="1.0" encoding="utf-8"?>
 <ct:contentTypeSchema xmlns:ct="http://schemas.microsoft.com/office/2006/metadata/contentType" xmlns:ma="http://schemas.microsoft.com/office/2006/metadata/properties/metaAttributes" ct:_="" ma:_="" ma:contentTypeName="Documento" ma:contentTypeID="0x010100B048A1A6D184364FB502BBB6EBF2C3D9" ma:contentTypeVersion="14" ma:contentTypeDescription="Crie um novo documento." ma:contentTypeScope="" ma:versionID="d7146710810563b9c6e4c1a91b60f5f9">
   <xsd:schema xmlns:xsd="http://www.w3.org/2001/XMLSchema" xmlns:xs="http://www.w3.org/2001/XMLSchema" xmlns:p="http://schemas.microsoft.com/office/2006/metadata/properties" xmlns:ns3="73bd2b1f-886a-4f1d-b0bb-23f49d491aa9" xmlns:ns4="85818a3c-b8e7-4f75-b80a-610982c277d3" targetNamespace="http://schemas.microsoft.com/office/2006/metadata/properties" ma:root="true" ma:fieldsID="8b8875638ef7369d6012dd60a980de1b" ns3:_="" ns4:_="">
     <xsd:import namespace="73bd2b1f-886a-4f1d-b0bb-23f49d491aa9"/>
@@ -4710,30 +4567,31 @@
 </ct:contentTypeSchema>
 </file>
 
-<file path=customXml/item3.xml><?xml version="1.0" encoding="utf-8"?>
-<?mso-contentType ?>
-<FormTemplates xmlns="http://schemas.microsoft.com/sharepoint/v3/contenttype/forms">
-  <Display>DocumentLibraryForm</Display>
-  <Edit>DocumentLibraryForm</Edit>
-  <New>DocumentLibraryForm</New>
-</FormTemplates>
-</file>
-
 <file path=customXml/item4.xml><?xml version="1.0" encoding="utf-8"?>
-<b:Sources xmlns:b="http://schemas.openxmlformats.org/officeDocument/2006/bibliography" xmlns="http://schemas.openxmlformats.org/officeDocument/2006/bibliography" SelectedStyle="\APASixthEditionOfficeOnline.xsl" StyleName="APA" Version="6"/>
+<p:properties xmlns:p="http://schemas.microsoft.com/office/2006/metadata/properties" xmlns:xsi="http://www.w3.org/2001/XMLSchema-instance" xmlns:pc="http://schemas.microsoft.com/office/infopath/2007/PartnerControls">
+  <documentManagement>
+    <_activity xmlns="73bd2b1f-886a-4f1d-b0bb-23f49d491aa9" xsi:nil="true"/>
+  </documentManagement>
+</p:properties>
 </file>
 
 <file path=customXml/itemProps1.xml><?xml version="1.0" encoding="utf-8"?>
-<ds:datastoreItem xmlns:ds="http://schemas.openxmlformats.org/officeDocument/2006/customXml" ds:itemID="{10811A0B-354D-477E-AF27-C929DD9532C2}">
+<ds:datastoreItem xmlns:ds="http://schemas.openxmlformats.org/officeDocument/2006/customXml" ds:itemID="{F61111CE-2DDF-46E8-9D66-B3D8C921A39E}">
   <ds:schemaRefs>
-    <ds:schemaRef ds:uri="http://schemas.microsoft.com/office/2006/metadata/properties"/>
-    <ds:schemaRef ds:uri="http://schemas.microsoft.com/office/infopath/2007/PartnerControls"/>
-    <ds:schemaRef ds:uri="73bd2b1f-886a-4f1d-b0bb-23f49d491aa9"/>
+    <ds:schemaRef ds:uri="http://schemas.openxmlformats.org/officeDocument/2006/bibliography"/>
   </ds:schemaRefs>
 </ds:datastoreItem>
 </file>
 
 <file path=customXml/itemProps2.xml><?xml version="1.0" encoding="utf-8"?>
+<ds:datastoreItem xmlns:ds="http://schemas.openxmlformats.org/officeDocument/2006/customXml" ds:itemID="{0593B9FC-456C-46BA-ABE7-4E86A6CE6864}">
+  <ds:schemaRefs>
+    <ds:schemaRef ds:uri="http://schemas.microsoft.com/sharepoint/v3/contenttype/forms"/>
+  </ds:schemaRefs>
+</ds:datastoreItem>
+</file>
+
+<file path=customXml/itemProps3.xml><?xml version="1.0" encoding="utf-8"?>
 <ds:datastoreItem xmlns:ds="http://schemas.openxmlformats.org/officeDocument/2006/customXml" ds:itemID="{D06ADA8E-DF43-49D2-A0A1-50B9B3A2B035}">
   <ds:schemaRefs>
     <ds:schemaRef ds:uri="http://schemas.microsoft.com/office/2006/metadata/contentType"/>
@@ -4752,18 +4610,12 @@
 </ds:datastoreItem>
 </file>
 
-<file path=customXml/itemProps3.xml><?xml version="1.0" encoding="utf-8"?>
-<ds:datastoreItem xmlns:ds="http://schemas.openxmlformats.org/officeDocument/2006/customXml" ds:itemID="{0593B9FC-456C-46BA-ABE7-4E86A6CE6864}">
+<file path=customXml/itemProps4.xml><?xml version="1.0" encoding="utf-8"?>
+<ds:datastoreItem xmlns:ds="http://schemas.openxmlformats.org/officeDocument/2006/customXml" ds:itemID="{10811A0B-354D-477E-AF27-C929DD9532C2}">
   <ds:schemaRefs>
-    <ds:schemaRef ds:uri="http://schemas.microsoft.com/sharepoint/v3/contenttype/forms"/>
-  </ds:schemaRefs>
-</ds:datastoreItem>
-</file>
-
-<file path=customXml/itemProps4.xml><?xml version="1.0" encoding="utf-8"?>
-<ds:datastoreItem xmlns:ds="http://schemas.openxmlformats.org/officeDocument/2006/customXml" ds:itemID="{F61111CE-2DDF-46E8-9D66-B3D8C921A39E}">
-  <ds:schemaRefs>
-    <ds:schemaRef ds:uri="http://schemas.openxmlformats.org/officeDocument/2006/bibliography"/>
+    <ds:schemaRef ds:uri="http://schemas.microsoft.com/office/2006/metadata/properties"/>
+    <ds:schemaRef ds:uri="http://schemas.microsoft.com/office/infopath/2007/PartnerControls"/>
+    <ds:schemaRef ds:uri="73bd2b1f-886a-4f1d-b0bb-23f49d491aa9"/>
   </ds:schemaRefs>
 </ds:datastoreItem>
 </file>
--- a/docs/Template - Fase 2 - Projeto em Business Intelligence e Analytics.docx
+++ b/docs/Template - Fase 2 - Projeto em Business Intelligence e Analytics.docx
@@ -191,6 +191,7 @@
     <w:p>
       <w:pPr>
         <w:spacing w:after="0" w:line="360" w:lineRule="auto"/>
+        <w:jc w:val="both"/>
         <w:rPr>
           <w:rFonts w:ascii="Arial" w:hAnsi="Arial" w:cs="Arial"/>
           <w:color w:val="000000" w:themeColor="text1"/>
@@ -217,6 +218,7 @@
     <w:p>
       <w:pPr>
         <w:spacing w:after="0" w:line="360" w:lineRule="auto"/>
+        <w:jc w:val="both"/>
         <w:rPr>
           <w:rFonts w:ascii="Arial" w:hAnsi="Arial" w:cs="Arial"/>
           <w:color w:val="000000" w:themeColor="text1"/>
@@ -232,6 +234,7 @@
           <w:numId w:val="11"/>
         </w:numPr>
         <w:spacing w:after="0" w:line="360" w:lineRule="auto"/>
+        <w:jc w:val="both"/>
         <w:rPr>
           <w:rFonts w:ascii="Arial" w:hAnsi="Arial" w:cs="Arial"/>
           <w:color w:val="000000" w:themeColor="text1"/>
@@ -315,6 +318,7 @@
     <w:p>
       <w:pPr>
         <w:spacing w:after="0" w:line="360" w:lineRule="auto"/>
+        <w:jc w:val="both"/>
         <w:rPr>
           <w:rFonts w:ascii="Arial" w:hAnsi="Arial" w:cs="Arial"/>
           <w:color w:val="000000" w:themeColor="text1"/>
@@ -330,6 +334,7 @@
           <w:numId w:val="11"/>
         </w:numPr>
         <w:spacing w:after="0" w:line="360" w:lineRule="auto"/>
+        <w:jc w:val="both"/>
         <w:rPr>
           <w:rFonts w:ascii="Arial" w:hAnsi="Arial" w:cs="Arial"/>
           <w:color w:val="000000" w:themeColor="text1"/>
@@ -394,6 +399,7 @@
     <w:p>
       <w:pPr>
         <w:spacing w:after="0" w:line="360" w:lineRule="auto"/>
+        <w:jc w:val="both"/>
         <w:rPr>
           <w:rFonts w:ascii="Arial" w:hAnsi="Arial" w:cs="Arial"/>
           <w:color w:val="000000" w:themeColor="text1"/>
@@ -409,6 +415,7 @@
           <w:numId w:val="11"/>
         </w:numPr>
         <w:spacing w:after="0" w:line="360" w:lineRule="auto"/>
+        <w:jc w:val="both"/>
         <w:rPr>
           <w:rFonts w:ascii="Arial" w:hAnsi="Arial" w:cs="Arial"/>
           <w:color w:val="000000" w:themeColor="text1"/>
@@ -473,6 +480,7 @@
     <w:p>
       <w:pPr>
         <w:spacing w:after="0" w:line="360" w:lineRule="auto"/>
+        <w:jc w:val="both"/>
         <w:rPr>
           <w:rFonts w:ascii="Arial" w:hAnsi="Arial" w:cs="Arial"/>
           <w:color w:val="000000" w:themeColor="text1"/>
@@ -488,6 +496,7 @@
           <w:numId w:val="11"/>
         </w:numPr>
         <w:spacing w:after="0" w:line="360" w:lineRule="auto"/>
+        <w:jc w:val="both"/>
         <w:rPr>
           <w:rFonts w:ascii="Arial" w:hAnsi="Arial" w:cs="Arial"/>
           <w:color w:val="000000" w:themeColor="text1"/>
@@ -560,6 +569,7 @@
     <w:p>
       <w:pPr>
         <w:spacing w:after="0" w:line="360" w:lineRule="auto"/>
+        <w:jc w:val="both"/>
         <w:rPr>
           <w:rFonts w:ascii="Arial" w:hAnsi="Arial" w:cs="Arial"/>
           <w:color w:val="000000" w:themeColor="text1"/>
@@ -575,6 +585,7 @@
           <w:numId w:val="11"/>
         </w:numPr>
         <w:spacing w:after="0" w:line="360" w:lineRule="auto"/>
+        <w:jc w:val="both"/>
         <w:rPr>
           <w:rFonts w:ascii="Arial" w:hAnsi="Arial" w:cs="Arial"/>
           <w:color w:val="000000" w:themeColor="text1"/>
@@ -641,6 +652,7 @@
     <w:p>
       <w:pPr>
         <w:spacing w:after="0" w:line="360" w:lineRule="auto"/>
+        <w:jc w:val="both"/>
         <w:rPr>
           <w:rFonts w:ascii="Arial" w:hAnsi="Arial" w:cs="Arial"/>
           <w:color w:val="000000" w:themeColor="text1"/>
@@ -656,6 +668,7 @@
           <w:numId w:val="11"/>
         </w:numPr>
         <w:spacing w:after="0" w:line="360" w:lineRule="auto"/>
+        <w:jc w:val="both"/>
         <w:rPr>
           <w:rFonts w:ascii="Arial" w:hAnsi="Arial" w:cs="Arial"/>
           <w:color w:val="000000" w:themeColor="text1"/>
@@ -740,6 +753,7 @@
     <w:p>
       <w:pPr>
         <w:spacing w:after="0" w:line="360" w:lineRule="auto"/>
+        <w:jc w:val="both"/>
         <w:rPr>
           <w:rFonts w:ascii="Arial" w:hAnsi="Arial" w:cs="Arial"/>
           <w:color w:val="000000" w:themeColor="text1"/>
@@ -751,6 +765,7 @@
       <w:pPr>
         <w:spacing w:after="0" w:line="360" w:lineRule="auto"/>
         <w:ind w:firstLine="360"/>
+        <w:jc w:val="both"/>
         <w:rPr>
           <w:rFonts w:ascii="Arial" w:hAnsi="Arial" w:cs="Arial"/>
           <w:color w:val="000000" w:themeColor="text1"/>
@@ -825,7 +840,7 @@
     </w:p>
     <w:p>
       <w:pPr>
-        <w:spacing w:before="720" w:after="0" w:line="240" w:lineRule="auto"/>
+        <w:spacing w:before="720" w:after="0" w:line="360" w:lineRule="auto"/>
         <w:jc w:val="both"/>
         <w:rPr>
           <w:rFonts w:asciiTheme="minorHAnsi" w:hAnsiTheme="minorHAnsi" w:cstheme="minorHAnsi"/>
@@ -998,6 +1013,7 @@
     <w:p>
       <w:pPr>
         <w:spacing w:after="0" w:line="360" w:lineRule="auto"/>
+        <w:jc w:val="both"/>
         <w:rPr>
           <w:rFonts w:ascii="Arial" w:hAnsi="Arial" w:cs="Arial"/>
           <w:color w:val="000000" w:themeColor="text1"/>
@@ -1055,6 +1071,7 @@
     <w:p>
       <w:pPr>
         <w:spacing w:after="0" w:line="360" w:lineRule="auto"/>
+        <w:jc w:val="both"/>
         <w:rPr>
           <w:rFonts w:ascii="Arial" w:hAnsi="Arial" w:cs="Arial"/>
           <w:color w:val="000000" w:themeColor="text1"/>
@@ -1148,21 +1165,64 @@
     <w:p>
       <w:pPr>
         <w:spacing w:after="0" w:line="360" w:lineRule="auto"/>
-        <w:rPr>
-          <w:rFonts w:ascii="Arial" w:hAnsi="Arial" w:cs="Arial"/>
-          <w:color w:val="000000" w:themeColor="text1"/>
-          <w:sz w:val="24"/>
-          <w:szCs w:val="24"/>
-        </w:rPr>
-      </w:pPr>
-      <w:r>
-        <w:rPr>
-          <w:rFonts w:ascii="Arial" w:hAnsi="Arial" w:cs="Arial"/>
-          <w:color w:val="000000" w:themeColor="text1"/>
-          <w:sz w:val="24"/>
-          <w:szCs w:val="24"/>
+        <w:jc w:val="both"/>
+        <w:rPr>
+          <w:rFonts w:ascii="Arial" w:hAnsi="Arial" w:cs="Arial"/>
+          <w:color w:val="000000" w:themeColor="text1"/>
+          <w:sz w:val="24"/>
+          <w:szCs w:val="24"/>
+        </w:rPr>
+      </w:pPr>
+      <w:r>
+        <w:rPr>
+          <w:rFonts w:ascii="Arial" w:hAnsi="Arial" w:cs="Arial"/>
+          <w:color w:val="000000" w:themeColor="text1"/>
+          <w:sz w:val="24"/>
+          <w:szCs w:val="24"/>
+        </w:rPr>
+        <w:tab/>
+        <w:t>Abaixo uma imagem que ilustra as etapas feitas para o projeto em Business Inteligence e Analytics.</w:t>
+      </w:r>
+    </w:p>
+    <w:p>
+      <w:pPr>
+        <w:spacing w:after="0" w:line="360" w:lineRule="auto"/>
+        <w:rPr>
+          <w:rFonts w:ascii="Arial" w:hAnsi="Arial" w:cs="Arial"/>
+          <w:color w:val="000000" w:themeColor="text1"/>
+          <w:sz w:val="24"/>
+          <w:szCs w:val="24"/>
+        </w:rPr>
+      </w:pPr>
+    </w:p>
+    <w:p>
+      <w:pPr>
+        <w:spacing w:after="0" w:line="360" w:lineRule="auto"/>
+        <w:jc w:val="center"/>
+        <w:rPr>
+          <w:rFonts w:ascii="Arial" w:hAnsi="Arial" w:cs="Arial"/>
+          <w:color w:val="000000" w:themeColor="text1"/>
+          <w:sz w:val="24"/>
+          <w:szCs w:val="24"/>
+        </w:rPr>
+      </w:pPr>
+      <w:r>
+        <w:rPr>
+          <w:rFonts w:ascii="Arial" w:hAnsi="Arial" w:cs="Arial"/>
+          <w:color w:val="000000" w:themeColor="text1"/>
+          <w:sz w:val="20"/>
+          <w:szCs w:val="20"/>
         </w:rPr>
         <w:lastRenderedPageBreak/>
+        <w:t>Imagem 1 – Etapas para projeto em Business Inteligence e Analytics</w:t>
+      </w:r>
+      <w:r>
+        <w:rPr>
+          <w:rFonts w:ascii="Arial" w:hAnsi="Arial" w:cs="Arial"/>
+          <w:color w:val="000000" w:themeColor="text1"/>
+          <w:sz w:val="24"/>
+          <w:szCs w:val="24"/>
+        </w:rPr>
         <w:tab/>
       </w:r>
       <w:r>
@@ -1174,7 +1234,7 @@
           <w:szCs w:val="24"/>
         </w:rPr>
         <w:drawing>
-          <wp:inline distT="0" distB="0" distL="0" distR="0" wp14:anchorId="101171F0" wp14:editId="27FFDD33">
+          <wp:inline distT="0" distB="0" distL="0" distR="0" wp14:anchorId="101171F0" wp14:editId="2AF8E229">
             <wp:extent cx="4152900" cy="5191125"/>
             <wp:effectExtent l="0" t="0" r="0" b="9525"/>
             <wp:docPr id="1846834038" name="Imagem 2"/>
@@ -1225,6 +1285,27 @@
     </w:p>
     <w:p>
       <w:pPr>
+        <w:spacing w:after="0" w:line="360" w:lineRule="auto"/>
+        <w:jc w:val="center"/>
+        <w:rPr>
+          <w:rFonts w:ascii="Arial" w:hAnsi="Arial" w:cs="Arial"/>
+          <w:color w:val="000000" w:themeColor="text1"/>
+          <w:sz w:val="20"/>
+          <w:szCs w:val="20"/>
+        </w:rPr>
+      </w:pPr>
+      <w:r>
+        <w:rPr>
+          <w:rFonts w:ascii="Arial" w:hAnsi="Arial" w:cs="Arial"/>
+          <w:color w:val="000000" w:themeColor="text1"/>
+          <w:sz w:val="20"/>
+          <w:szCs w:val="20"/>
+        </w:rPr>
+        <w:t>Fonte: elaborado pelo autor (2026).</w:t>
+      </w:r>
+    </w:p>
+    <w:p>
+      <w:pPr>
         <w:spacing w:before="720" w:after="0" w:line="240" w:lineRule="auto"/>
         <w:jc w:val="both"/>
         <w:rPr>
@@ -1236,11 +1317,7 @@
           <w:szCs w:val="23"/>
         </w:rPr>
       </w:pPr>
-    </w:p>
-    <w:p>
-      <w:pPr>
-        <w:spacing w:before="720" w:after="0" w:line="240" w:lineRule="auto"/>
-        <w:jc w:val="both"/>
+      <w:r>
         <w:rPr>
           <w:rFonts w:asciiTheme="minorHAnsi" w:hAnsiTheme="minorHAnsi" w:cstheme="minorHAnsi"/>
           <w:b/>
@@ -1249,12 +1326,9 @@
           <w:sz w:val="24"/>
           <w:szCs w:val="23"/>
         </w:rPr>
-      </w:pPr>
-    </w:p>
-    <w:p>
-      <w:pPr>
-        <w:spacing w:before="720" w:after="0" w:line="240" w:lineRule="auto"/>
-        <w:jc w:val="both"/>
+        <w:t xml:space="preserve">3. </w:t>
+      </w:r>
+      <w:r>
         <w:rPr>
           <w:rFonts w:asciiTheme="minorHAnsi" w:hAnsiTheme="minorHAnsi" w:cstheme="minorHAnsi"/>
           <w:b/>
@@ -1263,7 +1337,8 @@
           <w:sz w:val="24"/>
           <w:szCs w:val="23"/>
         </w:rPr>
-      </w:pPr>
+        <w:t>Solução de BI</w:t>
+      </w:r>
       <w:r>
         <w:rPr>
           <w:rFonts w:asciiTheme="minorHAnsi" w:hAnsiTheme="minorHAnsi" w:cstheme="minorHAnsi"/>
@@ -1273,34 +1348,13 @@
           <w:sz w:val="24"/>
           <w:szCs w:val="23"/>
         </w:rPr>
-        <w:t xml:space="preserve">3. </w:t>
-      </w:r>
-      <w:r>
-        <w:rPr>
-          <w:rFonts w:asciiTheme="minorHAnsi" w:hAnsiTheme="minorHAnsi" w:cstheme="minorHAnsi"/>
-          <w:b/>
-          <w:bCs/>
-          <w:color w:val="4664BE"/>
-          <w:sz w:val="24"/>
-          <w:szCs w:val="23"/>
-        </w:rPr>
-        <w:t>Solução de BI</w:t>
-      </w:r>
-      <w:r>
-        <w:rPr>
-          <w:rFonts w:asciiTheme="minorHAnsi" w:hAnsiTheme="minorHAnsi" w:cstheme="minorHAnsi"/>
-          <w:b/>
-          <w:bCs/>
-          <w:color w:val="4664BE"/>
-          <w:sz w:val="24"/>
-          <w:szCs w:val="23"/>
-        </w:rPr>
         <w:t>:</w:t>
       </w:r>
     </w:p>
     <w:p>
       <w:pPr>
         <w:spacing w:after="0" w:line="360" w:lineRule="auto"/>
+        <w:jc w:val="both"/>
         <w:rPr>
           <w:rFonts w:ascii="Arial" w:hAnsi="Arial" w:cs="Arial"/>
           <w:color w:val="000000" w:themeColor="text1"/>
@@ -1322,7 +1376,7 @@
           <w:sz w:val="24"/>
           <w:szCs w:val="24"/>
         </w:rPr>
-        <w:t xml:space="preserve">A solução de BI desenvolvida tem como objetivo transformar as previsões produzidas pelo modelo de classificação em informações visuais para análise do risco de rebaixamento dos clubes. O processo inicia-se com a base analítica clube-temporada, que contém informações de desempenho como vitórias, empates, </w:t>
+        <w:t xml:space="preserve">A solução de BI desenvolvida tem como objetivo transformar as previsões produzidas pelo modelo de classificação em informações visuais para análise do risco de rebaixamento dos clubes. O processo inicia-se com a base analítica clube-temporada, que contém informações de desempenho como vitórias, empates, derrotas, gols marcados, gols sofridos, pontos, saldo de gols e posição. A partir dessa base é realizada a modelagem preditiva utilizando Regressão Logística. O modelo foi </w:t>
       </w:r>
       <w:r>
         <w:rPr>
@@ -1332,13 +1386,14 @@
           <w:szCs w:val="24"/>
         </w:rPr>
         <w:lastRenderedPageBreak/>
-        <w:t xml:space="preserve">derrotas, gols marcados, gols sofridos, pontos, saldo de gols e posição. A partir dessa base é realizada a modelagem preditiva utilizando Regressão Logística. O modelo foi avaliado por validação cruzada temporal, utilizando as temporadas anteriores para realizar previsões sobre temporadas posteriores. </w:t>
+        <w:t xml:space="preserve">avaliado por validação cruzada temporal, utilizando as temporadas anteriores para realizar previsões sobre temporadas posteriores. </w:t>
       </w:r>
     </w:p>
     <w:p>
       <w:pPr>
         <w:spacing w:after="0" w:line="360" w:lineRule="auto"/>
         <w:ind w:firstLine="708"/>
+        <w:jc w:val="both"/>
         <w:rPr>
           <w:rFonts w:ascii="Arial" w:hAnsi="Arial" w:cs="Arial"/>
           <w:color w:val="000000" w:themeColor="text1"/>
@@ -1360,6 +1415,7 @@
       <w:pPr>
         <w:spacing w:after="0" w:line="360" w:lineRule="auto"/>
         <w:ind w:firstLine="708"/>
+        <w:jc w:val="both"/>
         <w:rPr>
           <w:rFonts w:ascii="Arial" w:hAnsi="Arial" w:cs="Arial"/>
           <w:color w:val="000000" w:themeColor="text1"/>
@@ -1401,6 +1457,7 @@
       <w:pPr>
         <w:spacing w:after="0" w:line="360" w:lineRule="auto"/>
         <w:ind w:firstLine="708"/>
+        <w:jc w:val="both"/>
         <w:rPr>
           <w:rFonts w:ascii="Arial" w:hAnsi="Arial" w:cs="Arial"/>
           <w:color w:val="000000" w:themeColor="text1"/>
@@ -1422,6 +1479,7 @@
       <w:pPr>
         <w:spacing w:after="0" w:line="360" w:lineRule="auto"/>
         <w:ind w:firstLine="708"/>
+        <w:jc w:val="both"/>
         <w:rPr>
           <w:rFonts w:ascii="Arial" w:hAnsi="Arial" w:cs="Arial"/>
           <w:color w:val="000000" w:themeColor="text1"/>
@@ -1443,6 +1501,7 @@
       <w:pPr>
         <w:spacing w:after="0" w:line="360" w:lineRule="auto"/>
         <w:ind w:firstLine="708"/>
+        <w:jc w:val="both"/>
         <w:rPr>
           <w:rFonts w:ascii="Arial" w:hAnsi="Arial" w:cs="Arial"/>
           <w:color w:val="000000" w:themeColor="text1"/>
@@ -1464,6 +1523,7 @@
       <w:pPr>
         <w:spacing w:after="0" w:line="360" w:lineRule="auto"/>
         <w:ind w:firstLine="708"/>
+        <w:jc w:val="both"/>
         <w:rPr>
           <w:rFonts w:ascii="Arial" w:hAnsi="Arial" w:cs="Arial"/>
           <w:color w:val="000000" w:themeColor="text1"/>
@@ -1485,6 +1545,7 @@
       <w:pPr>
         <w:spacing w:after="0" w:line="360" w:lineRule="auto"/>
         <w:ind w:firstLine="708"/>
+        <w:jc w:val="both"/>
         <w:rPr>
           <w:rFonts w:ascii="Arial" w:hAnsi="Arial" w:cs="Arial"/>
           <w:color w:val="000000" w:themeColor="text1"/>
@@ -1506,6 +1567,7 @@
       <w:pPr>
         <w:spacing w:after="0" w:line="360" w:lineRule="auto"/>
         <w:ind w:firstLine="708"/>
+        <w:jc w:val="both"/>
         <w:rPr>
           <w:rFonts w:ascii="Arial" w:hAnsi="Arial" w:cs="Arial"/>
           <w:color w:val="000000" w:themeColor="text1"/>
@@ -1527,6 +1589,7 @@
       <w:pPr>
         <w:spacing w:after="0" w:line="360" w:lineRule="auto"/>
         <w:ind w:firstLine="708"/>
+        <w:jc w:val="both"/>
         <w:rPr>
           <w:rFonts w:ascii="Arial" w:hAnsi="Arial" w:cs="Arial"/>
           <w:color w:val="000000" w:themeColor="text1"/>
@@ -1548,6 +1611,7 @@
       <w:pPr>
         <w:spacing w:after="0" w:line="360" w:lineRule="auto"/>
         <w:ind w:firstLine="708"/>
+        <w:jc w:val="both"/>
         <w:rPr>
           <w:rFonts w:ascii="Arial" w:hAnsi="Arial" w:cs="Arial"/>
           <w:color w:val="000000" w:themeColor="text1"/>
@@ -1560,6 +1624,7 @@
       <w:pPr>
         <w:spacing w:after="0" w:line="360" w:lineRule="auto"/>
         <w:ind w:firstLine="708"/>
+        <w:jc w:val="both"/>
         <w:rPr>
           <w:rFonts w:ascii="Arial" w:hAnsi="Arial" w:cs="Arial"/>
           <w:color w:val="000000" w:themeColor="text1"/>
@@ -1581,6 +1646,7 @@
       <w:pPr>
         <w:spacing w:after="0" w:line="360" w:lineRule="auto"/>
         <w:ind w:firstLine="708"/>
+        <w:jc w:val="both"/>
         <w:rPr>
           <w:rFonts w:ascii="Arial" w:hAnsi="Arial" w:cs="Arial"/>
           <w:color w:val="000000" w:themeColor="text1"/>
@@ -1592,20 +1658,34 @@
     <w:p>
       <w:pPr>
         <w:spacing w:after="0" w:line="360" w:lineRule="auto"/>
-        <w:rPr>
-          <w:rFonts w:ascii="Arial" w:hAnsi="Arial" w:cs="Arial"/>
-          <w:color w:val="000000" w:themeColor="text1"/>
-          <w:sz w:val="24"/>
-          <w:szCs w:val="24"/>
-        </w:rPr>
-      </w:pPr>
-      <w:r>
-        <w:rPr>
-          <w:rFonts w:ascii="Arial" w:hAnsi="Arial" w:cs="Arial"/>
-          <w:color w:val="000000" w:themeColor="text1"/>
-          <w:sz w:val="24"/>
-          <w:szCs w:val="24"/>
-        </w:rPr>
+        <w:ind w:firstLine="708"/>
+        <w:jc w:val="both"/>
+        <w:rPr>
+          <w:rFonts w:ascii="Arial" w:hAnsi="Arial" w:cs="Arial"/>
+          <w:color w:val="000000" w:themeColor="text1"/>
+          <w:sz w:val="24"/>
+          <w:szCs w:val="24"/>
+        </w:rPr>
+      </w:pPr>
+    </w:p>
+    <w:p>
+      <w:pPr>
+        <w:spacing w:after="0" w:line="360" w:lineRule="auto"/>
+        <w:rPr>
+          <w:rFonts w:ascii="Arial" w:hAnsi="Arial" w:cs="Arial"/>
+          <w:color w:val="000000" w:themeColor="text1"/>
+          <w:sz w:val="24"/>
+          <w:szCs w:val="24"/>
+        </w:rPr>
+      </w:pPr>
+      <w:r>
+        <w:rPr>
+          <w:rFonts w:ascii="Arial" w:hAnsi="Arial" w:cs="Arial"/>
+          <w:color w:val="000000" w:themeColor="text1"/>
+          <w:sz w:val="24"/>
+          <w:szCs w:val="24"/>
+        </w:rPr>
+        <w:lastRenderedPageBreak/>
         <w:t>Acesso ao repositório do projeto:</w:t>
       </w:r>
     </w:p>
@@ -1686,16 +1766,34 @@
           <w:sz w:val="24"/>
           <w:szCs w:val="24"/>
         </w:rPr>
-        <w:t>**</w:t>
-      </w:r>
-      <w:r>
-        <w:rPr>
-          <w:rFonts w:ascii="Arial" w:hAnsi="Arial" w:cs="Arial"/>
-          <w:color w:val="000000" w:themeColor="text1"/>
-          <w:sz w:val="24"/>
-          <w:szCs w:val="24"/>
-        </w:rPr>
-        <w:t xml:space="preserve"> ago. 2026.</w:t>
+        <w:t>06</w:t>
+      </w:r>
+      <w:r>
+        <w:rPr>
+          <w:rFonts w:ascii="Arial" w:hAnsi="Arial" w:cs="Arial"/>
+          <w:color w:val="000000" w:themeColor="text1"/>
+          <w:sz w:val="24"/>
+          <w:szCs w:val="24"/>
+        </w:rPr>
+        <w:t xml:space="preserve"> </w:t>
+      </w:r>
+      <w:r>
+        <w:rPr>
+          <w:rFonts w:ascii="Arial" w:hAnsi="Arial" w:cs="Arial"/>
+          <w:color w:val="000000" w:themeColor="text1"/>
+          <w:sz w:val="24"/>
+          <w:szCs w:val="24"/>
+        </w:rPr>
+        <w:t>set</w:t>
+      </w:r>
+      <w:r>
+        <w:rPr>
+          <w:rFonts w:ascii="Arial" w:hAnsi="Arial" w:cs="Arial"/>
+          <w:color w:val="000000" w:themeColor="text1"/>
+          <w:sz w:val="24"/>
+          <w:szCs w:val="24"/>
+        </w:rPr>
+        <w:t>. 2026.</w:t>
       </w:r>
     </w:p>
     <w:p>
@@ -1807,16 +1905,34 @@
           <w:sz w:val="24"/>
           <w:szCs w:val="24"/>
         </w:rPr>
-        <w:t>**</w:t>
-      </w:r>
-      <w:r>
-        <w:rPr>
-          <w:rFonts w:ascii="Arial" w:hAnsi="Arial" w:cs="Arial"/>
-          <w:color w:val="000000" w:themeColor="text1"/>
-          <w:sz w:val="24"/>
-          <w:szCs w:val="24"/>
-        </w:rPr>
-        <w:t xml:space="preserve"> ago. 2026.</w:t>
+        <w:t>06</w:t>
+      </w:r>
+      <w:r>
+        <w:rPr>
+          <w:rFonts w:ascii="Arial" w:hAnsi="Arial" w:cs="Arial"/>
+          <w:color w:val="000000" w:themeColor="text1"/>
+          <w:sz w:val="24"/>
+          <w:szCs w:val="24"/>
+        </w:rPr>
+        <w:t xml:space="preserve"> </w:t>
+      </w:r>
+      <w:r>
+        <w:rPr>
+          <w:rFonts w:ascii="Arial" w:hAnsi="Arial" w:cs="Arial"/>
+          <w:color w:val="000000" w:themeColor="text1"/>
+          <w:sz w:val="24"/>
+          <w:szCs w:val="24"/>
+        </w:rPr>
+        <w:t>set</w:t>
+      </w:r>
+      <w:r>
+        <w:rPr>
+          <w:rFonts w:ascii="Arial" w:hAnsi="Arial" w:cs="Arial"/>
+          <w:color w:val="000000" w:themeColor="text1"/>
+          <w:sz w:val="24"/>
+          <w:szCs w:val="24"/>
+        </w:rPr>
+        <w:t>. 2026.</w:t>
       </w:r>
     </w:p>
     <w:sectPr>
@@ -1940,11 +2056,11 @@
         </mc:Choice>
         <mc:Fallback>
           <w:pict>
-            <v:shapetype w14:anchorId="3D21F263" id="_x0000_t32" coordsize="21600,21600" o:spt="32" o:oned="t" path="m,l21600,21600e" filled="f">
+            <v:shapetype w14:anchorId="0E75C65B" id="_x0000_t32" coordsize="21600,21600" o:spt="32" o:oned="t" path="m,l21600,21600e" filled="f">
               <v:path arrowok="t" fillok="f" o:connecttype="none"/>
               <o:lock v:ext="edit" shapetype="t"/>
             </v:shapetype>
-            <v:shape id="Conector de Seta Reta 2" o:spid="_x0000_s1026" type="#_x0000_t32" style="position:absolute;margin-left:-14.45pt;margin-top:20.2pt;width:481.9pt;height:0;z-index:251658241;visibility:visible;mso-wrap-style:square;mso-width-percent:0;mso-height-percent:0;mso-wrap-distance-left:9pt;mso-wrap-distance-top:0;mso-wrap-distance-right:9pt;mso-wrap-distance-bottom:0;mso-position-horizontal:absolute;mso-position-horizontal-relative:margin;mso-position-vertical:absolute;mso-position-vertical-relative:text;mso-width-percent:0;mso-height-percent:0;mso-width-relative:page;mso-height-relative:page" o:gfxdata="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" strokecolor="#0066b3">
+            <v:shape id="Conector de Seta Reta 2" o:spid="_x0000_s1026" type="#_x0000_t32" style="position:absolute;margin-left:-14.45pt;margin-top:20.2pt;width:481.9pt;height:0;z-index:251658241;visibility:visible;mso-wrap-style:square;mso-width-percent:0;mso-height-percent:0;mso-wrap-distance-left:9pt;mso-wrap-distance-top:0;mso-wrap-distance-right:9pt;mso-wrap-distance-bottom:0;mso-position-horizontal:absolute;mso-position-horizontal-relative:margin;mso-position-vertical:absolute;mso-position-vertical-relative:text;mso-width-percent:0;mso-height-percent:0;mso-width-relative:page;mso-height-relative:page" o:gfxdata="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" strokecolor="#0066b3">
               <w10:wrap anchorx="margin"/>
             </v:shape>
           </w:pict>
@@ -4326,19 +4442,14 @@
 </file>
 
 <file path=customXml/item1.xml><?xml version="1.0" encoding="utf-8"?>
-<b:Sources xmlns:b="http://schemas.openxmlformats.org/officeDocument/2006/bibliography" xmlns="http://schemas.openxmlformats.org/officeDocument/2006/bibliography" SelectedStyle="\APASixthEditionOfficeOnline.xsl" StyleName="APA" Version="6"/>
+<p:properties xmlns:p="http://schemas.microsoft.com/office/2006/metadata/properties" xmlns:xsi="http://www.w3.org/2001/XMLSchema-instance" xmlns:pc="http://schemas.microsoft.com/office/infopath/2007/PartnerControls">
+  <documentManagement>
+    <_activity xmlns="73bd2b1f-886a-4f1d-b0bb-23f49d491aa9" xsi:nil="true"/>
+  </documentManagement>
+</p:properties>
 </file>
 
 <file path=customXml/item2.xml><?xml version="1.0" encoding="utf-8"?>
-<?mso-contentType ?>
-<FormTemplates xmlns="http://schemas.microsoft.com/sharepoint/v3/contenttype/forms">
-  <Display>DocumentLibraryForm</Display>
-  <Edit>DocumentLibraryForm</Edit>
-  <New>DocumentLibraryForm</New>
-</FormTemplates>
-</file>
-
-<file path=customXml/item3.xml><?xml version="1.0" encoding="utf-8"?>
 <ct:contentTypeSchema xmlns:ct="http://schemas.microsoft.com/office/2006/metadata/contentType" xmlns:ma="http://schemas.microsoft.com/office/2006/metadata/properties/metaAttributes" ct:_="" ma:_="" ma:contentTypeName="Documento" ma:contentTypeID="0x010100B048A1A6D184364FB502BBB6EBF2C3D9" ma:contentTypeVersion="14" ma:contentTypeDescription="Crie um novo documento." ma:contentTypeScope="" ma:versionID="d7146710810563b9c6e4c1a91b60f5f9">
   <xsd:schema xmlns:xsd="http://www.w3.org/2001/XMLSchema" xmlns:xs="http://www.w3.org/2001/XMLSchema" xmlns:p="http://schemas.microsoft.com/office/2006/metadata/properties" xmlns:ns3="73bd2b1f-886a-4f1d-b0bb-23f49d491aa9" xmlns:ns4="85818a3c-b8e7-4f75-b80a-610982c277d3" targetNamespace="http://schemas.microsoft.com/office/2006/metadata/properties" ma:root="true" ma:fieldsID="8b8875638ef7369d6012dd60a980de1b" ns3:_="" ns4:_="">
     <xsd:import namespace="73bd2b1f-886a-4f1d-b0bb-23f49d491aa9"/>
@@ -4567,31 +4678,30 @@
 </ct:contentTypeSchema>
 </file>
 
+<file path=customXml/item3.xml><?xml version="1.0" encoding="utf-8"?>
+<b:Sources xmlns:b="http://schemas.openxmlformats.org/officeDocument/2006/bibliography" xmlns="http://schemas.openxmlformats.org/officeDocument/2006/bibliography" SelectedStyle="\APASixthEditionOfficeOnline.xsl" StyleName="APA" Version="6"/>
+</file>
+
 <file path=customXml/item4.xml><?xml version="1.0" encoding="utf-8"?>
-<p:properties xmlns:p="http://schemas.microsoft.com/office/2006/metadata/properties" xmlns:xsi="http://www.w3.org/2001/XMLSchema-instance" xmlns:pc="http://schemas.microsoft.com/office/infopath/2007/PartnerControls">
-  <documentManagement>
-    <_activity xmlns="73bd2b1f-886a-4f1d-b0bb-23f49d491aa9" xsi:nil="true"/>
-  </documentManagement>
-</p:properties>
+<?mso-contentType ?>
+<FormTemplates xmlns="http://schemas.microsoft.com/sharepoint/v3/contenttype/forms">
+  <Display>DocumentLibraryForm</Display>
+  <Edit>DocumentLibraryForm</Edit>
+  <New>DocumentLibraryForm</New>
+</FormTemplates>
 </file>
 
 <file path=customXml/itemProps1.xml><?xml version="1.0" encoding="utf-8"?>
-<ds:datastoreItem xmlns:ds="http://schemas.openxmlformats.org/officeDocument/2006/customXml" ds:itemID="{F61111CE-2DDF-46E8-9D66-B3D8C921A39E}">
+<ds:datastoreItem xmlns:ds="http://schemas.openxmlformats.org/officeDocument/2006/customXml" ds:itemID="{10811A0B-354D-477E-AF27-C929DD9532C2}">
   <ds:schemaRefs>
-    <ds:schemaRef ds:uri="http://schemas.openxmlformats.org/officeDocument/2006/bibliography"/>
+    <ds:schemaRef ds:uri="http://schemas.microsoft.com/office/2006/metadata/properties"/>
+    <ds:schemaRef ds:uri="http://schemas.microsoft.com/office/infopath/2007/PartnerControls"/>
+    <ds:schemaRef ds:uri="73bd2b1f-886a-4f1d-b0bb-23f49d491aa9"/>
   </ds:schemaRefs>
 </ds:datastoreItem>
 </file>
 
 <file path=customXml/itemProps2.xml><?xml version="1.0" encoding="utf-8"?>
-<ds:datastoreItem xmlns:ds="http://schemas.openxmlformats.org/officeDocument/2006/customXml" ds:itemID="{0593B9FC-456C-46BA-ABE7-4E86A6CE6864}">
-  <ds:schemaRefs>
-    <ds:schemaRef ds:uri="http://schemas.microsoft.com/sharepoint/v3/contenttype/forms"/>
-  </ds:schemaRefs>
-</ds:datastoreItem>
-</file>
-
-<file path=customXml/itemProps3.xml><?xml version="1.0" encoding="utf-8"?>
 <ds:datastoreItem xmlns:ds="http://schemas.openxmlformats.org/officeDocument/2006/customXml" ds:itemID="{D06ADA8E-DF43-49D2-A0A1-50B9B3A2B035}">
   <ds:schemaRefs>
     <ds:schemaRef ds:uri="http://schemas.microsoft.com/office/2006/metadata/contentType"/>
@@ -4610,12 +4720,18 @@
 </ds:datastoreItem>
 </file>
 
+<file path=customXml/itemProps3.xml><?xml version="1.0" encoding="utf-8"?>
+<ds:datastoreItem xmlns:ds="http://schemas.openxmlformats.org/officeDocument/2006/customXml" ds:itemID="{F61111CE-2DDF-46E8-9D66-B3D8C921A39E}">
+  <ds:schemaRefs>
+    <ds:schemaRef ds:uri="http://schemas.openxmlformats.org/officeDocument/2006/bibliography"/>
+  </ds:schemaRefs>
+</ds:datastoreItem>
+</file>
+
 <file path=customXml/itemProps4.xml><?xml version="1.0" encoding="utf-8"?>
-<ds:datastoreItem xmlns:ds="http://schemas.openxmlformats.org/officeDocument/2006/customXml" ds:itemID="{10811A0B-354D-477E-AF27-C929DD9532C2}">
+<ds:datastoreItem xmlns:ds="http://schemas.openxmlformats.org/officeDocument/2006/customXml" ds:itemID="{0593B9FC-456C-46BA-ABE7-4E86A6CE6864}">
   <ds:schemaRefs>
-    <ds:schemaRef ds:uri="http://schemas.microsoft.com/office/2006/metadata/properties"/>
-    <ds:schemaRef ds:uri="http://schemas.microsoft.com/office/infopath/2007/PartnerControls"/>
-    <ds:schemaRef ds:uri="73bd2b1f-886a-4f1d-b0bb-23f49d491aa9"/>
+    <ds:schemaRef ds:uri="http://schemas.microsoft.com/sharepoint/v3/contenttype/forms"/>
   </ds:schemaRefs>
 </ds:datastoreItem>
 </file>